--- a/references/style/Backup of style.docx
+++ b/references/style/Backup of style.docx
@@ -37,11 +37,8 @@
     <w:sdt>
       <w:sdtPr>
         <w:rPr>
-          <w:rFonts w:asciiTheme="minorHAnsi" w:eastAsiaTheme="minorHAnsi" w:hAnsiTheme="minorHAnsi" w:cstheme="minorBidi"/>
-          <w:b w:val="0"/>
-          <w:color w:val="auto"/>
+          <w:b/>
           <w:sz w:val="24"/>
-          <w:szCs w:val="24"/>
         </w:rPr>
         <w:id w:val="-1512454509"/>
         <w:docPartObj>
@@ -51,21 +48,11 @@
       </w:sdtPr>
       <w:sdtEndPr>
         <w:rPr>
+          <w:b w:val="0"/>
           <w:sz w:val="22"/>
         </w:rPr>
       </w:sdtEndPr>
       <w:sdtContent>
-        <w:p>
-          <w:pPr>
-            <w:pStyle w:val="TOCHeading"/>
-          </w:pPr>
-          <w:r>
-            <w:rPr>
-              <w:bCs/>
-            </w:rPr>
-            <w:t>On this page</w:t>
-          </w:r>
-        </w:p>
         <w:p>
           <w:pPr>
             <w:pStyle w:val="TOC2"/>
@@ -1458,7 +1445,6 @@
         </w:numPr>
       </w:pPr>
       <w:r>
-        <w:lastRenderedPageBreak/>
         <w:t>Section 3.1.1 Subnational Accounting Requirements:</w:t>
       </w:r>
     </w:p>
@@ -1471,6 +1457,7 @@
         </w:numPr>
       </w:pPr>
       <w:r>
+        <w:lastRenderedPageBreak/>
         <w:t>Minimum forest area of 2.5 million hectares at the beginning of the TREES Crediting Period</w:t>
       </w:r>
     </w:p>
@@ -2668,16 +2655,6 @@
       </w:r>
     </w:p>
     <w:p>
-      <w:r>
-        <w:rPr>
-          <w:noProof/>
-        </w:rPr>
-        <w:pict w14:anchorId="477E0A87">
-          <v:rect id="_x0000_i1029" alt="" style="width:468pt;height:.05pt;mso-width-percent:0;mso-height-percent:0;mso-width-percent:0;mso-height-percent:0" o:hralign="center" o:hrstd="t" o:hr="t"/>
-        </w:pict>
-      </w:r>
-    </w:p>
-    <w:p>
       <w:pPr>
         <w:pStyle w:val="Heading2"/>
       </w:pPr>
@@ -2694,12 +2671,25 @@
       <w:pPr>
         <w:pStyle w:val="Heading3"/>
       </w:pPr>
-      <w:bookmarkStart w:id="8" w:name="_Toc213438331"/>
-      <w:bookmarkStart w:id="9" w:name="loading-accounting-area"/>
+      <w:bookmarkStart w:id="8" w:name="loading-accounting-area"/>
+      <w:bookmarkStart w:id="9" w:name="_Toc213438331"/>
+      <w:r>
+        <w:t>Loading Accounting Area</w:t>
+      </w:r>
+      <w:bookmarkEnd w:id="9"/>
+    </w:p>
+    <w:p>
+      <w:pPr>
+        <w:pStyle w:val="Heading4"/>
+      </w:pPr>
       <w:r>
         <w:t>1. Loading Accounting Area</w:t>
       </w:r>
-      <w:bookmarkEnd w:id="8"/>
+    </w:p>
+    <w:p>
+      <w:pPr>
+        <w:pStyle w:val="BodyText"/>
+      </w:pPr>
     </w:p>
     <w:p>
       <w:pPr>
@@ -2709,6 +2699,7 @@
         <w:rPr>
           <w:rStyle w:val="CommentTok"/>
         </w:rPr>
+        <w:lastRenderedPageBreak/>
         <w:t># Load accounting area shapefile</w:t>
       </w:r>
       <w:r>
@@ -2850,7 +2841,6 @@
         <w:br/>
       </w:r>
       <w:r>
-        <w:lastRenderedPageBreak/>
         <w:br/>
       </w:r>
       <w:r>
@@ -3085,7 +3075,7 @@
       </w:pPr>
       <w:bookmarkStart w:id="10" w:name="_Toc213438332"/>
       <w:bookmarkStart w:id="11" w:name="geometric-validity-assessment"/>
-      <w:bookmarkEnd w:id="9"/>
+      <w:bookmarkEnd w:id="8"/>
       <w:r>
         <w:t>2. Geometric Validity Assessment</w:t>
       </w:r>
@@ -4238,6 +4228,7 @@
         <w:br/>
       </w:r>
       <w:r>
+        <w:lastRenderedPageBreak/>
         <w:br/>
       </w:r>
       <w:r>
@@ -4487,7 +4478,6 @@
         <w:rPr>
           <w:rStyle w:val="NormalTok"/>
         </w:rPr>
-        <w:lastRenderedPageBreak/>
         <w:t xml:space="preserve">    </w:t>
       </w:r>
       <w:r>
@@ -4575,7 +4565,20 @@
         <w:rPr>
           <w:rStyle w:val="StringTok"/>
         </w:rPr>
-        <w:t>"✓ YES"</w:t>
+        <w:t>"</w:t>
+      </w:r>
+      <w:r>
+        <w:rPr>
+          <w:rStyle w:val="StringTok"/>
+          <w:rFonts w:ascii="Segoe UI Symbol" w:hAnsi="Segoe UI Symbol" w:cs="Segoe UI Symbol"/>
+        </w:rPr>
+        <w:t>✓</w:t>
+      </w:r>
+      <w:r>
+        <w:rPr>
+          <w:rStyle w:val="StringTok"/>
+        </w:rPr>
+        <w:t xml:space="preserve"> YES"</w:t>
       </w:r>
       <w:r>
         <w:rPr>
@@ -6005,6 +6008,7 @@
         <w:rPr>
           <w:rStyle w:val="NormalTok"/>
         </w:rPr>
+        <w:lastRenderedPageBreak/>
         <w:t xml:space="preserve">    </w:t>
       </w:r>
       <w:r>
@@ -6245,7 +6249,20 @@
         <w:rPr>
           <w:rStyle w:val="StringTok"/>
         </w:rPr>
-        <w:t>"✓ No overlaps detected between features</w:t>
+        <w:t>"</w:t>
+      </w:r>
+      <w:r>
+        <w:rPr>
+          <w:rStyle w:val="StringTok"/>
+          <w:rFonts w:ascii="Segoe UI Symbol" w:hAnsi="Segoe UI Symbol" w:cs="Segoe UI Symbol"/>
+        </w:rPr>
+        <w:t>✓</w:t>
+      </w:r>
+      <w:r>
+        <w:rPr>
+          <w:rStyle w:val="StringTok"/>
+        </w:rPr>
+        <w:t xml:space="preserve"> No overlaps detected between features</w:t>
       </w:r>
       <w:r>
         <w:rPr>
@@ -6338,7 +6355,6 @@
         <w:rPr>
           <w:rStyle w:val="NormalTok"/>
         </w:rPr>
-        <w:lastRenderedPageBreak/>
         <w:t xml:space="preserve">  dissolved_geom </w:t>
       </w:r>
       <w:r>
@@ -7123,7 +7139,20 @@
         <w:rPr>
           <w:rStyle w:val="StringTok"/>
         </w:rPr>
-        <w:t>"✓ No significant gaps detected</w:t>
+        <w:t>"</w:t>
+      </w:r>
+      <w:r>
+        <w:rPr>
+          <w:rStyle w:val="StringTok"/>
+          <w:rFonts w:ascii="Segoe UI Symbol" w:hAnsi="Segoe UI Symbol" w:cs="Segoe UI Symbol"/>
+        </w:rPr>
+        <w:t>✓</w:t>
+      </w:r>
+      <w:r>
+        <w:rPr>
+          <w:rStyle w:val="StringTok"/>
+        </w:rPr>
+        <w:t xml:space="preserve"> No significant gaps detected</w:t>
       </w:r>
       <w:r>
         <w:rPr>
@@ -8123,6 +8152,7 @@
       <w:bookmarkStart w:id="21" w:name="small-polygon-detection"/>
       <w:bookmarkEnd w:id="19"/>
       <w:r>
+        <w:lastRenderedPageBreak/>
         <w:t>7. Small Polygon Detection</w:t>
       </w:r>
       <w:bookmarkEnd w:id="20"/>
@@ -8360,7 +8390,6 @@
         <w:br/>
       </w:r>
       <w:r>
-        <w:lastRenderedPageBreak/>
         <w:br/>
       </w:r>
       <w:r>
@@ -8820,7 +8849,20 @@
         <w:rPr>
           <w:rStyle w:val="StringTok"/>
         </w:rPr>
-        <w:t>"✓ No polygons smaller than"</w:t>
+        <w:t>"</w:t>
+      </w:r>
+      <w:r>
+        <w:rPr>
+          <w:rStyle w:val="StringTok"/>
+          <w:rFonts w:ascii="Segoe UI Symbol" w:hAnsi="Segoe UI Symbol" w:cs="Segoe UI Symbol"/>
+        </w:rPr>
+        <w:t>✓</w:t>
+      </w:r>
+      <w:r>
+        <w:rPr>
+          <w:rStyle w:val="StringTok"/>
+        </w:rPr>
+        <w:t xml:space="preserve"> No polygons smaller than"</w:t>
       </w:r>
       <w:r>
         <w:rPr>
@@ -9365,7 +9407,20 @@
         <w:rPr>
           <w:rStyle w:val="StringTok"/>
         </w:rPr>
-        <w:t>"✓ PASS"</w:t>
+        <w:t>"</w:t>
+      </w:r>
+      <w:r>
+        <w:rPr>
+          <w:rStyle w:val="StringTok"/>
+          <w:rFonts w:ascii="Segoe UI Symbol" w:hAnsi="Segoe UI Symbol" w:cs="Segoe UI Symbol"/>
+        </w:rPr>
+        <w:t>✓</w:t>
+      </w:r>
+      <w:r>
+        <w:rPr>
+          <w:rStyle w:val="StringTok"/>
+        </w:rPr>
+        <w:t xml:space="preserve"> PASS"</w:t>
       </w:r>
       <w:r>
         <w:rPr>
@@ -9848,6 +9903,7 @@
       <w:bookmarkStart w:id="25" w:name="export-geometric-issues"/>
       <w:bookmarkEnd w:id="23"/>
       <w:r>
+        <w:lastRenderedPageBreak/>
         <w:t>9. Export Geometric Issues</w:t>
       </w:r>
       <w:bookmarkEnd w:id="24"/>
@@ -10142,7 +10198,6 @@
         <w:rPr>
           <w:rStyle w:val="CommentTok"/>
         </w:rPr>
-        <w:lastRenderedPageBreak/>
         <w:t># Small polygons</w:t>
       </w:r>
       <w:r>
@@ -10698,7 +10753,20 @@
         <w:rPr>
           <w:rStyle w:val="StringTok"/>
         </w:rPr>
-        <w:t>"✓ No geometric issues requiring export</w:t>
+        <w:t>"</w:t>
+      </w:r>
+      <w:r>
+        <w:rPr>
+          <w:rStyle w:val="StringTok"/>
+          <w:rFonts w:ascii="Segoe UI Symbol" w:hAnsi="Segoe UI Symbol" w:cs="Segoe UI Symbol"/>
+        </w:rPr>
+        <w:t>✓</w:t>
+      </w:r>
+      <w:r>
+        <w:rPr>
+          <w:rStyle w:val="StringTok"/>
+        </w:rPr>
+        <w:t xml:space="preserve"> No geometric issues requiring export</w:t>
       </w:r>
       <w:r>
         <w:rPr>
@@ -11465,6 +11533,7 @@
         <w:rPr>
           <w:rStyle w:val="NormalTok"/>
         </w:rPr>
+        <w:lastRenderedPageBreak/>
         <w:t xml:space="preserve">  </w:t>
       </w:r>
       <w:r>
@@ -12113,7 +12182,6 @@
         <w:rPr>
           <w:rStyle w:val="NormalTok"/>
         </w:rPr>
-        <w:lastRenderedPageBreak/>
         <w:t xml:space="preserve">    </w:t>
       </w:r>
       <w:r>
@@ -12440,7 +12508,7 @@
         <w:rPr>
           <w:noProof/>
         </w:rPr>
-        <w:pict w14:anchorId="688C5823">
+        <w:pict w14:anchorId="7165FA73">
           <v:rect id="_x0000_i1028" alt="" style="width:468pt;height:.05pt;mso-width-percent:0;mso-height-percent:0;mso-width-percent:0;mso-height-percent:0" o:hralign="center" o:hrstd="t" o:hr="t"/>
         </w:pict>
       </w:r>
@@ -12735,7 +12803,20 @@
         <w:rPr>
           <w:rStyle w:val="StringTok"/>
         </w:rPr>
-        <w:t>"✓ PASS"</w:t>
+        <w:t>"</w:t>
+      </w:r>
+      <w:r>
+        <w:rPr>
+          <w:rStyle w:val="StringTok"/>
+          <w:rFonts w:ascii="Segoe UI Symbol" w:hAnsi="Segoe UI Symbol" w:cs="Segoe UI Symbol"/>
+        </w:rPr>
+        <w:t>✓</w:t>
+      </w:r>
+      <w:r>
+        <w:rPr>
+          <w:rStyle w:val="StringTok"/>
+        </w:rPr>
+        <w:t xml:space="preserve"> PASS"</w:t>
       </w:r>
       <w:r>
         <w:rPr>
@@ -12817,7 +12898,20 @@
         <w:rPr>
           <w:rStyle w:val="StringTok"/>
         </w:rPr>
-        <w:t>"✓ PASS"</w:t>
+        <w:t>"</w:t>
+      </w:r>
+      <w:r>
+        <w:rPr>
+          <w:rStyle w:val="StringTok"/>
+          <w:rFonts w:ascii="Segoe UI Symbol" w:hAnsi="Segoe UI Symbol" w:cs="Segoe UI Symbol"/>
+        </w:rPr>
+        <w:t>✓</w:t>
+      </w:r>
+      <w:r>
+        <w:rPr>
+          <w:rStyle w:val="StringTok"/>
+        </w:rPr>
+        <w:t xml:space="preserve"> PASS"</w:t>
       </w:r>
       <w:r>
         <w:rPr>
@@ -12935,7 +13029,20 @@
         <w:rPr>
           <w:rStyle w:val="StringTok"/>
         </w:rPr>
-        <w:t>"✓ PASS"</w:t>
+        <w:t>"</w:t>
+      </w:r>
+      <w:r>
+        <w:rPr>
+          <w:rStyle w:val="StringTok"/>
+          <w:rFonts w:ascii="Segoe UI Symbol" w:hAnsi="Segoe UI Symbol" w:cs="Segoe UI Symbol"/>
+        </w:rPr>
+        <w:t>✓</w:t>
+      </w:r>
+      <w:r>
+        <w:rPr>
+          <w:rStyle w:val="StringTok"/>
+        </w:rPr>
+        <w:t xml:space="preserve"> PASS"</w:t>
       </w:r>
       <w:r>
         <w:rPr>
@@ -13065,7 +13172,20 @@
         <w:rPr>
           <w:rStyle w:val="StringTok"/>
         </w:rPr>
-        <w:t>"✓ PASS"</w:t>
+        <w:t>"</w:t>
+      </w:r>
+      <w:r>
+        <w:rPr>
+          <w:rStyle w:val="StringTok"/>
+          <w:rFonts w:ascii="Segoe UI Symbol" w:hAnsi="Segoe UI Symbol" w:cs="Segoe UI Symbol"/>
+        </w:rPr>
+        <w:t>✓</w:t>
+      </w:r>
+      <w:r>
+        <w:rPr>
+          <w:rStyle w:val="StringTok"/>
+        </w:rPr>
+        <w:t xml:space="preserve"> PASS"</w:t>
       </w:r>
       <w:r>
         <w:rPr>
@@ -13462,6 +13582,7 @@
         <w:rPr>
           <w:rStyle w:val="NormalTok"/>
         </w:rPr>
+        <w:lastRenderedPageBreak/>
         <w:t xml:space="preserve">    </w:t>
       </w:r>
       <w:r>
@@ -13873,7 +13994,20 @@
         <w:rPr>
           <w:rStyle w:val="StringTok"/>
         </w:rPr>
-        <w:t>"✓ PASS"</w:t>
+        <w:t>"</w:t>
+      </w:r>
+      <w:r>
+        <w:rPr>
+          <w:rStyle w:val="StringTok"/>
+          <w:rFonts w:ascii="Segoe UI Symbol" w:hAnsi="Segoe UI Symbol" w:cs="Segoe UI Symbol"/>
+        </w:rPr>
+        <w:t>✓</w:t>
+      </w:r>
+      <w:r>
+        <w:rPr>
+          <w:rStyle w:val="StringTok"/>
+        </w:rPr>
+        <w:t xml:space="preserve"> PASS"</w:t>
       </w:r>
       <w:r>
         <w:rPr>
@@ -14237,7 +14371,6 @@
       <w:bookmarkStart w:id="33" w:name="key-observations"/>
       <w:bookmarkEnd w:id="31"/>
       <w:r>
-        <w:lastRenderedPageBreak/>
         <w:t>Key Observations</w:t>
       </w:r>
       <w:bookmarkEnd w:id="32"/>
@@ -14609,7 +14742,20 @@
         <w:rPr>
           <w:rStyle w:val="AttributeTok"/>
         </w:rPr>
-        <w:t xml:space="preserve"> Geometric validity issues were detected and require correction. Invalid geometries have been exported for review.") } else { "✓ All features have valid geometry." }</w:t>
+        <w:t xml:space="preserve"> Geometric validity issues were detected and require correction. Invalid geometries have been exported for review.") } else { "</w:t>
+      </w:r>
+      <w:r>
+        <w:rPr>
+          <w:rStyle w:val="AttributeTok"/>
+          <w:rFonts w:ascii="Segoe UI Symbol" w:hAnsi="Segoe UI Symbol" w:cs="Segoe UI Symbol"/>
+        </w:rPr>
+        <w:t>✓</w:t>
+      </w:r>
+      <w:r>
+        <w:rPr>
+          <w:rStyle w:val="AttributeTok"/>
+        </w:rPr>
+        <w:t xml:space="preserve"> All features have valid geometry." }</w:t>
       </w:r>
       <w:r>
         <w:rPr>
@@ -14710,7 +14856,14 @@
         <w:rPr>
           <w:rStyle w:val="AttributeTok"/>
         </w:rPr>
-        <w:t>r if(area_diff_pct &lt;= 0.01 || nrow(accounting_area) == 1) { "No significant gaps" } else { paste0("Potential gaps detected (", format(area_diff_pct, digits = 2), "% area difference)") }</w:t>
+        <w:t xml:space="preserve">r if(area_diff_pct &lt;= 0.01 || nrow(accounting_area) == 1) { "No significant gaps" } else </w:t>
+      </w:r>
+      <w:r>
+        <w:rPr>
+          <w:rStyle w:val="AttributeTok"/>
+        </w:rPr>
+        <w:lastRenderedPageBreak/>
+        <w:t>{ paste0("Potential gaps detected (", format(area_diff_pct, digits = 2), "% area difference)") }</w:t>
       </w:r>
       <w:r>
         <w:rPr>
@@ -14791,7 +14944,6 @@
         </w:numPr>
       </w:pPr>
       <w:r>
-        <w:lastRenderedPageBreak/>
         <w:t>Crediting period: Verify that the proposed crediting period end date does not extend beyond December 31,</w:t>
       </w:r>
     </w:p>
@@ -14800,7 +14952,7 @@
         <w:rPr>
           <w:noProof/>
         </w:rPr>
-        <w:pict w14:anchorId="6314F524">
+        <w:pict w14:anchorId="4292AF51">
           <v:rect id="_x0000_i1027" alt="" style="width:468pt;height:.05pt;mso-width-percent:0;mso-height-percent:0;mso-width-percent:0;mso-height-percent:0" o:hralign="center" o:hrstd="t" o:hr="t"/>
         </w:pict>
       </w:r>
@@ -14895,7 +15047,7 @@
         <w:rPr>
           <w:noProof/>
         </w:rPr>
-        <w:pict w14:anchorId="2EFEC8A8">
+        <w:pict w14:anchorId="20E08142">
           <v:rect id="_x0000_i1026" alt="" style="width:468pt;height:.05pt;mso-width-percent:0;mso-height-percent:0;mso-width-percent:0;mso-height-percent:0" o:hralign="center" o:hrstd="t" o:hr="t"/>
         </w:pict>
       </w:r>
@@ -14934,7 +15086,7 @@
         <w:rPr>
           <w:noProof/>
         </w:rPr>
-        <w:pict w14:anchorId="74BB8DA5">
+        <w:pict w14:anchorId="69A9B83E">
           <v:rect id="_x0000_i1025" alt="" style="width:468pt;height:.05pt;mso-width-percent:0;mso-height-percent:0;mso-width-percent:0;mso-height-percent:0" o:hralign="center" o:hrstd="t" o:hr="t"/>
         </w:pict>
       </w:r>
@@ -15000,6 +15152,7 @@
         </w:numPr>
       </w:pPr>
       <w:r>
+        <w:lastRenderedPageBreak/>
         <w:t>Carbon stock stratification assessment</w:t>
       </w:r>
     </w:p>
@@ -15018,6 +15171,8 @@
       <w:bookmarkEnd w:id="45"/>
     </w:p>
     <w:sectPr>
+      <w:footerReference w:type="even" r:id="rId7"/>
+      <w:footerReference w:type="default" r:id="rId8"/>
       <w:footnotePr>
         <w:numRestart w:val="eachSect"/>
       </w:footnotePr>
@@ -15027,6 +15182,177 @@
     </w:sectPr>
   </w:body>
 </w:document>
+</file>
+
+<file path=word/endnotes.xml><?xml version="1.0" encoding="utf-8"?>
+<w:endnotes xmlns:wpc="http://schemas.microsoft.com/office/word/2010/wordprocessingCanvas" xmlns:cx="http://schemas.microsoft.com/office/drawing/2014/chartex" xmlns:cx1="http://schemas.microsoft.com/office/drawing/2015/9/8/chartex" xmlns:cx2="http://schemas.microsoft.com/office/drawing/2015/10/21/chartex" xmlns:cx3="http://schemas.microsoft.com/office/drawing/2016/5/9/chartex" xmlns:cx4="http://schemas.microsoft.com/office/drawing/2016/5/10/chartex" xmlns:cx5="http://schemas.microsoft.com/office/drawing/2016/5/11/chartex" xmlns:cx6="http://schemas.microsoft.com/office/drawing/2016/5/12/chartex" xmlns:cx7="http://schemas.microsoft.com/office/drawing/2016/5/13/chartex" xmlns:cx8="http://schemas.microsoft.com/office/drawing/2016/5/14/chartex" xmlns:mc="http://schemas.openxmlformats.org/markup-compatibility/2006" xmlns:aink="http://schemas.microsoft.com/office/drawing/2016/ink" xmlns:am3d="http://schemas.microsoft.com/office/drawing/2017/model3d" xmlns:o="urn:schemas-microsoft-com:office:office" xmlns:oel="http://schemas.microsoft.com/office/2019/extlst" xmlns:r="http://schemas.openxmlformats.org/officeDocument/2006/relationships" xmlns:m="http://schemas.openxmlformats.org/officeDocument/2006/math" xmlns:v="urn:schemas-microsoft-com:vml" xmlns:wp14="http://schemas.microsoft.com/office/word/2010/wordprocessingDrawing" xmlns:wp="http://schemas.openxmlformats.org/drawingml/2006/wordprocessingDrawing" xmlns:w10="urn:schemas-microsoft-com:office:word" xmlns:w="http://schemas.openxmlformats.org/wordprocessingml/2006/main" xmlns:w14="http://schemas.microsoft.com/office/word/2010/wordml" xmlns:w15="http://schemas.microsoft.com/office/word/2012/wordml" xmlns:w16cex="http://schemas.microsoft.com/office/word/2018/wordml/cex" xmlns:w16cid="http://schemas.microsoft.com/office/word/2016/wordml/cid" xmlns:w16="http://schemas.microsoft.com/office/word/2018/wordml" xmlns:w16du="http://schemas.microsoft.com/office/word/2023/wordml/word16du" xmlns:w16sdtdh="http://schemas.microsoft.com/office/word/2020/wordml/sdtdatahash" xmlns:w16sdtfl="http://schemas.microsoft.com/office/word/2024/wordml/sdtformatlock" xmlns:w16se="http://schemas.microsoft.com/office/word/2015/wordml/symex" xmlns:wpg="http://schemas.microsoft.com/office/word/2010/wordprocessingGroup" xmlns:wpi="http://schemas.microsoft.com/office/word/2010/wordprocessingInk" xmlns:wne="http://schemas.microsoft.com/office/word/2006/wordml" xmlns:wps="http://schemas.microsoft.com/office/word/2010/wordprocessingShape" mc:Ignorable="w14 w15 w16se w16cid w16 w16cex w16sdtdh w16sdtfl w16du wp14">
+  <w:endnote w:type="separator" w:id="-1">
+    <w:p>
+      <w:pPr>
+        <w:spacing w:after="0"/>
+      </w:pPr>
+      <w:r>
+        <w:separator/>
+      </w:r>
+    </w:p>
+  </w:endnote>
+  <w:endnote w:type="continuationSeparator" w:id="0">
+    <w:p>
+      <w:pPr>
+        <w:spacing w:after="0"/>
+      </w:pPr>
+      <w:r>
+        <w:continuationSeparator/>
+      </w:r>
+    </w:p>
+  </w:endnote>
+</w:endnotes>
+</file>
+
+<file path=word/footer1.xml><?xml version="1.0" encoding="utf-8"?>
+<w:ftr xmlns:wpc="http://schemas.microsoft.com/office/word/2010/wordprocessingCanvas" xmlns:cx="http://schemas.microsoft.com/office/drawing/2014/chartex" xmlns:cx1="http://schemas.microsoft.com/office/drawing/2015/9/8/chartex" xmlns:cx2="http://schemas.microsoft.com/office/drawing/2015/10/21/chartex" xmlns:cx3="http://schemas.microsoft.com/office/drawing/2016/5/9/chartex" xmlns:cx4="http://schemas.microsoft.com/office/drawing/2016/5/10/chartex" xmlns:cx5="http://schemas.microsoft.com/office/drawing/2016/5/11/chartex" xmlns:cx6="http://schemas.microsoft.com/office/drawing/2016/5/12/chartex" xmlns:cx7="http://schemas.microsoft.com/office/drawing/2016/5/13/chartex" xmlns:cx8="http://schemas.microsoft.com/office/drawing/2016/5/14/chartex" xmlns:mc="http://schemas.openxmlformats.org/markup-compatibility/2006" xmlns:aink="http://schemas.microsoft.com/office/drawing/2016/ink" xmlns:am3d="http://schemas.microsoft.com/office/drawing/2017/model3d" xmlns:o="urn:schemas-microsoft-com:office:office" xmlns:oel="http://schemas.microsoft.com/office/2019/extlst" xmlns:r="http://schemas.openxmlformats.org/officeDocument/2006/relationships" xmlns:m="http://schemas.openxmlformats.org/officeDocument/2006/math" xmlns:v="urn:schemas-microsoft-com:vml" xmlns:wp14="http://schemas.microsoft.com/office/word/2010/wordprocessingDrawing" xmlns:wp="http://schemas.openxmlformats.org/drawingml/2006/wordprocessingDrawing" xmlns:w10="urn:schemas-microsoft-com:office:word" xmlns:w="http://schemas.openxmlformats.org/wordprocessingml/2006/main" xmlns:w14="http://schemas.microsoft.com/office/word/2010/wordml" xmlns:w15="http://schemas.microsoft.com/office/word/2012/wordml" xmlns:w16cex="http://schemas.microsoft.com/office/word/2018/wordml/cex" xmlns:w16cid="http://schemas.microsoft.com/office/word/2016/wordml/cid" xmlns:w16="http://schemas.microsoft.com/office/word/2018/wordml" xmlns:w16du="http://schemas.microsoft.com/office/word/2023/wordml/word16du" xmlns:w16sdtdh="http://schemas.microsoft.com/office/word/2020/wordml/sdtdatahash" xmlns:w16sdtfl="http://schemas.microsoft.com/office/word/2024/wordml/sdtformatlock" xmlns:w16se="http://schemas.microsoft.com/office/word/2015/wordml/symex" xmlns:wpg="http://schemas.microsoft.com/office/word/2010/wordprocessingGroup" xmlns:wpi="http://schemas.microsoft.com/office/word/2010/wordprocessingInk" xmlns:wne="http://schemas.microsoft.com/office/word/2006/wordml" xmlns:wps="http://schemas.microsoft.com/office/word/2010/wordprocessingShape" mc:Ignorable="w14 w15 w16se w16cid w16 w16cex w16sdtdh w16sdtfl w16du wp14">
+  <w:sdt>
+    <w:sdtPr>
+      <w:rPr>
+        <w:rStyle w:val="PageNumber"/>
+      </w:rPr>
+      <w:id w:val="178862761"/>
+      <w:docPartObj>
+        <w:docPartGallery w:val="Page Numbers (Bottom of Page)"/>
+        <w:docPartUnique/>
+      </w:docPartObj>
+    </w:sdtPr>
+    <w:sdtContent>
+      <w:p>
+        <w:pPr>
+          <w:pStyle w:val="Footer"/>
+          <w:framePr w:wrap="none" w:vAnchor="text" w:hAnchor="margin" w:xAlign="center" w:y="1"/>
+          <w:rPr>
+            <w:rStyle w:val="PageNumber"/>
+          </w:rPr>
+        </w:pPr>
+        <w:r>
+          <w:rPr>
+            <w:rStyle w:val="PageNumber"/>
+          </w:rPr>
+          <w:fldChar w:fldCharType="begin"/>
+        </w:r>
+        <w:r>
+          <w:rPr>
+            <w:rStyle w:val="PageNumber"/>
+          </w:rPr>
+          <w:instrText xml:space="preserve"> PAGE </w:instrText>
+        </w:r>
+        <w:r>
+          <w:rPr>
+            <w:rStyle w:val="PageNumber"/>
+          </w:rPr>
+          <w:fldChar w:fldCharType="separate"/>
+        </w:r>
+        <w:r>
+          <w:rPr>
+            <w:rStyle w:val="PageNumber"/>
+          </w:rPr>
+          <w:fldChar w:fldCharType="end"/>
+        </w:r>
+      </w:p>
+    </w:sdtContent>
+  </w:sdt>
+  <w:p>
+    <w:pPr>
+      <w:pStyle w:val="Footer"/>
+    </w:pPr>
+  </w:p>
+</w:ftr>
+</file>
+
+<file path=word/footer2.xml><?xml version="1.0" encoding="utf-8"?>
+<w:ftr xmlns:wpc="http://schemas.microsoft.com/office/word/2010/wordprocessingCanvas" xmlns:cx="http://schemas.microsoft.com/office/drawing/2014/chartex" xmlns:cx1="http://schemas.microsoft.com/office/drawing/2015/9/8/chartex" xmlns:cx2="http://schemas.microsoft.com/office/drawing/2015/10/21/chartex" xmlns:cx3="http://schemas.microsoft.com/office/drawing/2016/5/9/chartex" xmlns:cx4="http://schemas.microsoft.com/office/drawing/2016/5/10/chartex" xmlns:cx5="http://schemas.microsoft.com/office/drawing/2016/5/11/chartex" xmlns:cx6="http://schemas.microsoft.com/office/drawing/2016/5/12/chartex" xmlns:cx7="http://schemas.microsoft.com/office/drawing/2016/5/13/chartex" xmlns:cx8="http://schemas.microsoft.com/office/drawing/2016/5/14/chartex" xmlns:mc="http://schemas.openxmlformats.org/markup-compatibility/2006" xmlns:aink="http://schemas.microsoft.com/office/drawing/2016/ink" xmlns:am3d="http://schemas.microsoft.com/office/drawing/2017/model3d" xmlns:o="urn:schemas-microsoft-com:office:office" xmlns:oel="http://schemas.microsoft.com/office/2019/extlst" xmlns:r="http://schemas.openxmlformats.org/officeDocument/2006/relationships" xmlns:m="http://schemas.openxmlformats.org/officeDocument/2006/math" xmlns:v="urn:schemas-microsoft-com:vml" xmlns:wp14="http://schemas.microsoft.com/office/word/2010/wordprocessingDrawing" xmlns:wp="http://schemas.openxmlformats.org/drawingml/2006/wordprocessingDrawing" xmlns:w10="urn:schemas-microsoft-com:office:word" xmlns:w="http://schemas.openxmlformats.org/wordprocessingml/2006/main" xmlns:w14="http://schemas.microsoft.com/office/word/2010/wordml" xmlns:w15="http://schemas.microsoft.com/office/word/2012/wordml" xmlns:w16cex="http://schemas.microsoft.com/office/word/2018/wordml/cex" xmlns:w16cid="http://schemas.microsoft.com/office/word/2016/wordml/cid" xmlns:w16="http://schemas.microsoft.com/office/word/2018/wordml" xmlns:w16du="http://schemas.microsoft.com/office/word/2023/wordml/word16du" xmlns:w16sdtdh="http://schemas.microsoft.com/office/word/2020/wordml/sdtdatahash" xmlns:w16sdtfl="http://schemas.microsoft.com/office/word/2024/wordml/sdtformatlock" xmlns:w16se="http://schemas.microsoft.com/office/word/2015/wordml/symex" xmlns:wpg="http://schemas.microsoft.com/office/word/2010/wordprocessingGroup" xmlns:wpi="http://schemas.microsoft.com/office/word/2010/wordprocessingInk" xmlns:wne="http://schemas.microsoft.com/office/word/2006/wordml" xmlns:wps="http://schemas.microsoft.com/office/word/2010/wordprocessingShape" mc:Ignorable="w14 w15 w16se w16cid w16 w16cex w16sdtdh w16sdtfl w16du wp14">
+  <w:sdt>
+    <w:sdtPr>
+      <w:rPr>
+        <w:rStyle w:val="PageNumber"/>
+      </w:rPr>
+      <w:id w:val="-1312789833"/>
+      <w:docPartObj>
+        <w:docPartGallery w:val="Page Numbers (Bottom of Page)"/>
+        <w:docPartUnique/>
+      </w:docPartObj>
+    </w:sdtPr>
+    <w:sdtContent>
+      <w:p>
+        <w:pPr>
+          <w:pStyle w:val="Footer"/>
+          <w:framePr w:wrap="none" w:vAnchor="text" w:hAnchor="margin" w:xAlign="center" w:y="1"/>
+          <w:rPr>
+            <w:rStyle w:val="PageNumber"/>
+          </w:rPr>
+        </w:pPr>
+        <w:r>
+          <w:rPr>
+            <w:rStyle w:val="PageNumber"/>
+          </w:rPr>
+          <w:fldChar w:fldCharType="begin"/>
+        </w:r>
+        <w:r>
+          <w:rPr>
+            <w:rStyle w:val="PageNumber"/>
+          </w:rPr>
+          <w:instrText xml:space="preserve"> PAGE </w:instrText>
+        </w:r>
+        <w:r>
+          <w:rPr>
+            <w:rStyle w:val="PageNumber"/>
+          </w:rPr>
+          <w:fldChar w:fldCharType="separate"/>
+        </w:r>
+        <w:r>
+          <w:rPr>
+            <w:rStyle w:val="PageNumber"/>
+            <w:noProof/>
+          </w:rPr>
+          <w:t>2</w:t>
+        </w:r>
+        <w:r>
+          <w:rPr>
+            <w:rStyle w:val="PageNumber"/>
+          </w:rPr>
+          <w:fldChar w:fldCharType="end"/>
+        </w:r>
+      </w:p>
+    </w:sdtContent>
+  </w:sdt>
+  <w:p>
+    <w:pPr>
+      <w:pStyle w:val="Footer"/>
+    </w:pPr>
+  </w:p>
+</w:ftr>
+</file>
+
+<file path=word/footnotes.xml><?xml version="1.0" encoding="utf-8"?>
+<w:footnotes xmlns:wpc="http://schemas.microsoft.com/office/word/2010/wordprocessingCanvas" xmlns:cx="http://schemas.microsoft.com/office/drawing/2014/chartex" xmlns:cx1="http://schemas.microsoft.com/office/drawing/2015/9/8/chartex" xmlns:cx2="http://schemas.microsoft.com/office/drawing/2015/10/21/chartex" xmlns:cx3="http://schemas.microsoft.com/office/drawing/2016/5/9/chartex" xmlns:cx4="http://schemas.microsoft.com/office/drawing/2016/5/10/chartex" xmlns:cx5="http://schemas.microsoft.com/office/drawing/2016/5/11/chartex" xmlns:cx6="http://schemas.microsoft.com/office/drawing/2016/5/12/chartex" xmlns:cx7="http://schemas.microsoft.com/office/drawing/2016/5/13/chartex" xmlns:cx8="http://schemas.microsoft.com/office/drawing/2016/5/14/chartex" xmlns:mc="http://schemas.openxmlformats.org/markup-compatibility/2006" xmlns:aink="http://schemas.microsoft.com/office/drawing/2016/ink" xmlns:am3d="http://schemas.microsoft.com/office/drawing/2017/model3d" xmlns:o="urn:schemas-microsoft-com:office:office" xmlns:oel="http://schemas.microsoft.com/office/2019/extlst" xmlns:r="http://schemas.openxmlformats.org/officeDocument/2006/relationships" xmlns:m="http://schemas.openxmlformats.org/officeDocument/2006/math" xmlns:v="urn:schemas-microsoft-com:vml" xmlns:wp14="http://schemas.microsoft.com/office/word/2010/wordprocessingDrawing" xmlns:wp="http://schemas.openxmlformats.org/drawingml/2006/wordprocessingDrawing" xmlns:w10="urn:schemas-microsoft-com:office:word" xmlns:w="http://schemas.openxmlformats.org/wordprocessingml/2006/main" xmlns:w14="http://schemas.microsoft.com/office/word/2010/wordml" xmlns:w15="http://schemas.microsoft.com/office/word/2012/wordml" xmlns:w16cex="http://schemas.microsoft.com/office/word/2018/wordml/cex" xmlns:w16cid="http://schemas.microsoft.com/office/word/2016/wordml/cid" xmlns:w16="http://schemas.microsoft.com/office/word/2018/wordml" xmlns:w16du="http://schemas.microsoft.com/office/word/2023/wordml/word16du" xmlns:w16sdtdh="http://schemas.microsoft.com/office/word/2020/wordml/sdtdatahash" xmlns:w16sdtfl="http://schemas.microsoft.com/office/word/2024/wordml/sdtformatlock" xmlns:w16se="http://schemas.microsoft.com/office/word/2015/wordml/symex" xmlns:wpg="http://schemas.microsoft.com/office/word/2010/wordprocessingGroup" xmlns:wpi="http://schemas.microsoft.com/office/word/2010/wordprocessingInk" xmlns:wne="http://schemas.microsoft.com/office/word/2006/wordml" xmlns:wps="http://schemas.microsoft.com/office/word/2010/wordprocessingShape" mc:Ignorable="w14 w15 w16se w16cid w16 w16cex w16sdtdh w16sdtfl w16du wp14">
+  <w:footnote w:type="separator" w:id="-1">
+    <w:p>
+      <w:pPr>
+        <w:spacing w:after="0"/>
+      </w:pPr>
+      <w:r>
+        <w:separator/>
+      </w:r>
+    </w:p>
+  </w:footnote>
+  <w:footnote w:type="continuationSeparator" w:id="0">
+    <w:p>
+      <w:pPr>
+        <w:spacing w:after="0"/>
+      </w:pPr>
+      <w:r>
+        <w:continuationSeparator/>
+      </w:r>
+    </w:p>
+  </w:footnote>
+</w:footnotes>
 </file>
 
 <file path=word/numbering.xml><?xml version="1.0" encoding="utf-8"?>
@@ -15909,6 +16235,96 @@
     </w:lvl>
   </w:abstractNum>
   <w:abstractNum w:abstractNumId="9" w15:restartNumberingAfterBreak="0">
+    <w:nsid w:val="45324C72"/>
+    <w:multiLevelType w:val="hybridMultilevel"/>
+    <w:tmpl w:val="3B0EE8BC"/>
+    <w:lvl w:ilvl="0" w:tplc="0CBC01EC">
+      <w:start w:val="1"/>
+      <w:numFmt w:val="decimal"/>
+      <w:pStyle w:val="Heading3"/>
+      <w:lvlText w:val="%1."/>
+      <w:lvlJc w:val="left"/>
+      <w:pPr>
+        <w:ind w:left="360" w:hanging="360"/>
+      </w:pPr>
+      <w:rPr>
+        <w:rFonts w:hint="default"/>
+      </w:rPr>
+    </w:lvl>
+    <w:lvl w:ilvl="1" w:tplc="04090019" w:tentative="1">
+      <w:start w:val="1"/>
+      <w:numFmt w:val="lowerLetter"/>
+      <w:lvlText w:val="%2."/>
+      <w:lvlJc w:val="left"/>
+      <w:pPr>
+        <w:ind w:left="1080" w:hanging="360"/>
+      </w:pPr>
+    </w:lvl>
+    <w:lvl w:ilvl="2" w:tplc="0409001B" w:tentative="1">
+      <w:start w:val="1"/>
+      <w:numFmt w:val="lowerRoman"/>
+      <w:lvlText w:val="%3."/>
+      <w:lvlJc w:val="right"/>
+      <w:pPr>
+        <w:ind w:left="1800" w:hanging="180"/>
+      </w:pPr>
+    </w:lvl>
+    <w:lvl w:ilvl="3" w:tplc="0409000F" w:tentative="1">
+      <w:start w:val="1"/>
+      <w:numFmt w:val="decimal"/>
+      <w:lvlText w:val="%4."/>
+      <w:lvlJc w:val="left"/>
+      <w:pPr>
+        <w:ind w:left="2520" w:hanging="360"/>
+      </w:pPr>
+    </w:lvl>
+    <w:lvl w:ilvl="4" w:tplc="04090019" w:tentative="1">
+      <w:start w:val="1"/>
+      <w:numFmt w:val="lowerLetter"/>
+      <w:lvlText w:val="%5."/>
+      <w:lvlJc w:val="left"/>
+      <w:pPr>
+        <w:ind w:left="3240" w:hanging="360"/>
+      </w:pPr>
+    </w:lvl>
+    <w:lvl w:ilvl="5" w:tplc="0409001B" w:tentative="1">
+      <w:start w:val="1"/>
+      <w:numFmt w:val="lowerRoman"/>
+      <w:lvlText w:val="%6."/>
+      <w:lvlJc w:val="right"/>
+      <w:pPr>
+        <w:ind w:left="3960" w:hanging="180"/>
+      </w:pPr>
+    </w:lvl>
+    <w:lvl w:ilvl="6" w:tplc="0409000F" w:tentative="1">
+      <w:start w:val="1"/>
+      <w:numFmt w:val="decimal"/>
+      <w:lvlText w:val="%7."/>
+      <w:lvlJc w:val="left"/>
+      <w:pPr>
+        <w:ind w:left="4680" w:hanging="360"/>
+      </w:pPr>
+    </w:lvl>
+    <w:lvl w:ilvl="7" w:tplc="04090019" w:tentative="1">
+      <w:start w:val="1"/>
+      <w:numFmt w:val="lowerLetter"/>
+      <w:lvlText w:val="%8."/>
+      <w:lvlJc w:val="left"/>
+      <w:pPr>
+        <w:ind w:left="5400" w:hanging="360"/>
+      </w:pPr>
+    </w:lvl>
+    <w:lvl w:ilvl="8" w:tplc="0409001B" w:tentative="1">
+      <w:start w:val="1"/>
+      <w:numFmt w:val="lowerRoman"/>
+      <w:lvlText w:val="%9."/>
+      <w:lvlJc w:val="right"/>
+      <w:pPr>
+        <w:ind w:left="6120" w:hanging="180"/>
+      </w:pPr>
+    </w:lvl>
+  </w:abstractNum>
+  <w:abstractNum w:abstractNumId="10" w15:restartNumberingAfterBreak="0">
     <w:nsid w:val="661176FE"/>
     <w:multiLevelType w:val="multilevel"/>
     <w:tmpl w:val="0AC475E4"/>
@@ -16098,7 +16514,7 @@
     <w:abstractNumId w:val="5"/>
   </w:num>
   <w:num w:numId="11" w16cid:durableId="1131289035">
-    <w:abstractNumId w:val="9"/>
+    <w:abstractNumId w:val="10"/>
   </w:num>
   <w:num w:numId="12" w16cid:durableId="1564485834">
     <w:abstractNumId w:val="4"/>
@@ -16111,6 +16527,9 @@
   </w:num>
   <w:num w:numId="15" w16cid:durableId="2031448136">
     <w:abstractNumId w:val="8"/>
+  </w:num>
+  <w:num w:numId="16" w16cid:durableId="1458911072">
+    <w:abstractNumId w:val="9"/>
   </w:num>
 </w:numbering>
 </file>
@@ -16417,14 +16836,13 @@
     <w:link w:val="Heading2Char"/>
     <w:autoRedefine/>
     <w:uiPriority w:val="9"/>
-    <w:semiHidden/>
     <w:unhideWhenUsed/>
     <w:qFormat/>
-    <w:rsid w:val="00D87172"/>
+    <w:rsid w:val="00B266E6"/>
     <w:pPr>
       <w:keepNext/>
       <w:keepLines/>
-      <w:spacing w:before="160" w:after="80"/>
+      <w:spacing w:before="240" w:after="240"/>
       <w:outlineLvl w:val="1"/>
     </w:pPr>
     <w:rPr>
@@ -16441,14 +16859,16 @@
     <w:link w:val="Heading3Char"/>
     <w:autoRedefine/>
     <w:uiPriority w:val="9"/>
-    <w:semiHidden/>
     <w:unhideWhenUsed/>
     <w:qFormat/>
-    <w:rsid w:val="00D87172"/>
+    <w:rsid w:val="00070A2B"/>
     <w:pPr>
       <w:keepNext/>
       <w:keepLines/>
-      <w:spacing w:before="160" w:after="80"/>
+      <w:numPr>
+        <w:numId w:val="16"/>
+      </w:numPr>
+      <w:spacing w:before="240" w:after="240"/>
       <w:outlineLvl w:val="2"/>
     </w:pPr>
     <w:rPr>
@@ -16463,14 +16883,13 @@
     <w:next w:val="BodyText"/>
     <w:link w:val="Heading4Char"/>
     <w:uiPriority w:val="9"/>
-    <w:semiHidden/>
     <w:unhideWhenUsed/>
     <w:qFormat/>
-    <w:rsid w:val="008F3645"/>
+    <w:rsid w:val="00070A2B"/>
     <w:pPr>
       <w:keepNext/>
       <w:keepLines/>
-      <w:spacing w:before="80" w:after="40"/>
+      <w:spacing w:before="240" w:after="120"/>
       <w:outlineLvl w:val="3"/>
     </w:pPr>
     <w:rPr>
@@ -16651,11 +17070,10 @@
     <w:autoRedefine/>
     <w:uiPriority w:val="10"/>
     <w:qFormat/>
-    <w:rsid w:val="00D87172"/>
+    <w:rsid w:val="00181A74"/>
     <w:pPr>
       <w:spacing w:after="80"/>
       <w:contextualSpacing/>
-      <w:jc w:val="center"/>
     </w:pPr>
     <w:rPr>
       <w:rFonts w:ascii="Arial Rounded MT Bold" w:eastAsiaTheme="majorEastAsia" w:hAnsi="Arial Rounded MT Bold" w:cstheme="majorBidi"/>
@@ -16669,7 +17087,7 @@
     <w:basedOn w:val="DefaultParagraphFont"/>
     <w:link w:val="Title"/>
     <w:uiPriority w:val="10"/>
-    <w:rsid w:val="00D87172"/>
+    <w:rsid w:val="00181A74"/>
     <w:rPr>
       <w:rFonts w:ascii="Arial Rounded MT Bold" w:eastAsiaTheme="majorEastAsia" w:hAnsi="Arial Rounded MT Bold" w:cstheme="majorBidi"/>
       <w:color w:val="00B050"/>
@@ -16718,13 +17136,15 @@
     <w:basedOn w:val="Title"/>
     <w:next w:val="BodyText"/>
     <w:qFormat/>
-    <w:rsid w:val="00D87172"/>
+    <w:rsid w:val="00181A74"/>
     <w:pPr>
       <w:keepNext/>
       <w:keepLines/>
+      <w:jc w:val="right"/>
     </w:pPr>
     <w:rPr>
-      <w:rFonts w:asciiTheme="minorHAnsi" w:hAnsiTheme="minorHAnsi"/>
+      <w:rFonts w:ascii="Aptos Narrow" w:hAnsi="Aptos Narrow"/>
+      <w:i/>
       <w:color w:val="auto"/>
       <w:sz w:val="22"/>
       <w:szCs w:val="24"/>
@@ -16735,15 +17155,17 @@
     <w:basedOn w:val="Title"/>
     <w:next w:val="BodyText"/>
     <w:qFormat/>
-    <w:rsid w:val="00D87172"/>
+    <w:rsid w:val="00181A74"/>
     <w:pPr>
       <w:keepNext/>
       <w:keepLines/>
+      <w:jc w:val="right"/>
     </w:pPr>
     <w:rPr>
-      <w:rFonts w:asciiTheme="minorHAnsi" w:hAnsiTheme="minorHAnsi"/>
+      <w:rFonts w:ascii="Aptos Narrow" w:hAnsi="Aptos Narrow"/>
+      <w:i/>
       <w:color w:val="auto"/>
-      <w:sz w:val="22"/>
+      <w:sz w:val="20"/>
       <w:szCs w:val="24"/>
     </w:rPr>
   </w:style>
@@ -16802,8 +17224,7 @@
     <w:basedOn w:val="DefaultParagraphFont"/>
     <w:link w:val="Heading2"/>
     <w:uiPriority w:val="9"/>
-    <w:semiHidden/>
-    <w:rsid w:val="00D87172"/>
+    <w:rsid w:val="00B266E6"/>
     <w:rPr>
       <w:rFonts w:ascii="Arial Rounded MT Bold" w:eastAsiaTheme="majorEastAsia" w:hAnsi="Arial Rounded MT Bold" w:cstheme="majorBidi"/>
       <w:color w:val="2463ED"/>
@@ -16816,8 +17237,7 @@
     <w:basedOn w:val="DefaultParagraphFont"/>
     <w:link w:val="Heading3"/>
     <w:uiPriority w:val="9"/>
-    <w:semiHidden/>
-    <w:rsid w:val="00D87172"/>
+    <w:rsid w:val="00070A2B"/>
     <w:rPr>
       <w:rFonts w:ascii="Arial Rounded MT Bold" w:eastAsiaTheme="majorEastAsia" w:hAnsi="Arial Rounded MT Bold" w:cstheme="majorBidi"/>
       <w:color w:val="2463ED"/>
@@ -16830,8 +17250,7 @@
     <w:basedOn w:val="DefaultParagraphFont"/>
     <w:link w:val="Heading4"/>
     <w:uiPriority w:val="9"/>
-    <w:semiHidden/>
-    <w:rsid w:val="008F3645"/>
+    <w:rsid w:val="00070A2B"/>
     <w:rPr>
       <w:rFonts w:ascii="Arial Rounded MT Bold" w:eastAsiaTheme="majorEastAsia" w:hAnsi="Arial Rounded MT Bold" w:cstheme="majorBidi"/>
       <w:iCs/>
@@ -17022,9 +17441,10 @@
     <w:name w:val="Verbatim Char"/>
     <w:basedOn w:val="CaptionChar"/>
     <w:link w:val="SourceCode"/>
-    <w:rsid w:val="006963CC"/>
+    <w:rsid w:val="00B266E6"/>
     <w:rPr>
-      <w:sz w:val="20"/>
+      <w:rFonts w:ascii="Consolas" w:hAnsi="Consolas"/>
+      <w:sz w:val="18"/>
       <w:shd w:val="clear" w:color="auto" w:fill="F2F2F2" w:themeFill="background1" w:themeFillShade="F2"/>
     </w:rPr>
   </w:style>
@@ -17070,19 +17490,22 @@
     <w:link w:val="VerbatimChar"/>
     <w:autoRedefine/>
     <w:qFormat/>
-    <w:rsid w:val="006963CC"/>
+    <w:rsid w:val="00B266E6"/>
     <w:pPr>
       <w:shd w:val="clear" w:color="auto" w:fill="F2F2F2" w:themeFill="background1" w:themeFillShade="F2"/>
       <w:wordWrap w:val="0"/>
+      <w:spacing w:before="360" w:after="360"/>
     </w:pPr>
     <w:rPr>
-      <w:sz w:val="20"/>
+      <w:rFonts w:ascii="Consolas" w:hAnsi="Consolas"/>
+      <w:sz w:val="18"/>
     </w:rPr>
   </w:style>
   <w:style w:type="character" w:customStyle="1" w:styleId="KeywordTok">
     <w:name w:val="KeywordTok"/>
     <w:basedOn w:val="VerbatimChar"/>
     <w:rPr>
+      <w:rFonts w:ascii="Consolas" w:hAnsi="Consolas"/>
       <w:color w:val="A626A4"/>
       <w:sz w:val="20"/>
       <w:shd w:val="clear" w:color="auto" w:fill="F2F2F2" w:themeFill="background1" w:themeFillShade="F2"/>
@@ -17092,6 +17515,7 @@
     <w:name w:val="DataTypeTok"/>
     <w:basedOn w:val="VerbatimChar"/>
     <w:rPr>
+      <w:rFonts w:ascii="Consolas" w:hAnsi="Consolas"/>
       <w:color w:val="A626A4"/>
       <w:sz w:val="20"/>
       <w:shd w:val="clear" w:color="auto" w:fill="F2F2F2" w:themeFill="background1" w:themeFillShade="F2"/>
@@ -17101,6 +17525,7 @@
     <w:name w:val="DecValTok"/>
     <w:basedOn w:val="VerbatimChar"/>
     <w:rPr>
+      <w:rFonts w:ascii="Consolas" w:hAnsi="Consolas"/>
       <w:color w:val="986801"/>
       <w:sz w:val="20"/>
       <w:shd w:val="clear" w:color="auto" w:fill="F2F2F2" w:themeFill="background1" w:themeFillShade="F2"/>
@@ -17110,6 +17535,7 @@
     <w:name w:val="BaseNTok"/>
     <w:basedOn w:val="VerbatimChar"/>
     <w:rPr>
+      <w:rFonts w:ascii="Consolas" w:hAnsi="Consolas"/>
       <w:color w:val="986801"/>
       <w:sz w:val="20"/>
       <w:shd w:val="clear" w:color="auto" w:fill="F2F2F2" w:themeFill="background1" w:themeFillShade="F2"/>
@@ -17119,6 +17545,7 @@
     <w:name w:val="FloatTok"/>
     <w:basedOn w:val="VerbatimChar"/>
     <w:rPr>
+      <w:rFonts w:ascii="Consolas" w:hAnsi="Consolas"/>
       <w:color w:val="986801"/>
       <w:sz w:val="20"/>
       <w:shd w:val="clear" w:color="auto" w:fill="F2F2F2" w:themeFill="background1" w:themeFillShade="F2"/>
@@ -17140,6 +17567,7 @@
     <w:name w:val="CharTok"/>
     <w:basedOn w:val="VerbatimChar"/>
     <w:rPr>
+      <w:rFonts w:ascii="Consolas" w:hAnsi="Consolas"/>
       <w:color w:val="50A14F"/>
       <w:sz w:val="20"/>
       <w:shd w:val="clear" w:color="auto" w:fill="F2F2F2" w:themeFill="background1" w:themeFillShade="F2"/>
@@ -17173,6 +17601,7 @@
     <w:name w:val="VerbatimStringTok"/>
     <w:basedOn w:val="VerbatimChar"/>
     <w:rPr>
+      <w:rFonts w:ascii="Consolas" w:hAnsi="Consolas"/>
       <w:color w:val="DA4453"/>
       <w:sz w:val="20"/>
       <w:shd w:val="clear" w:color="auto" w:fill="F2F2F2" w:themeFill="background1" w:themeFillShade="F2"/>
@@ -17182,6 +17611,7 @@
     <w:name w:val="SpecialStringTok"/>
     <w:basedOn w:val="VerbatimChar"/>
     <w:rPr>
+      <w:rFonts w:ascii="Consolas" w:hAnsi="Consolas"/>
       <w:color w:val="DA4453"/>
       <w:sz w:val="20"/>
       <w:shd w:val="clear" w:color="auto" w:fill="F2F2F2" w:themeFill="background1" w:themeFillShade="F2"/>
@@ -17191,6 +17621,7 @@
     <w:name w:val="ImportTok"/>
     <w:basedOn w:val="VerbatimChar"/>
     <w:rPr>
+      <w:rFonts w:ascii="Consolas" w:hAnsi="Consolas"/>
       <w:color w:val="50A14F"/>
       <w:sz w:val="20"/>
       <w:shd w:val="clear" w:color="auto" w:fill="F2F2F2" w:themeFill="background1" w:themeFillShade="F2"/>
@@ -17213,6 +17644,7 @@
     <w:name w:val="DocumentationTok"/>
     <w:basedOn w:val="VerbatimChar"/>
     <w:rPr>
+      <w:rFonts w:ascii="Consolas" w:hAnsi="Consolas"/>
       <w:color w:val="E45649"/>
       <w:sz w:val="20"/>
       <w:shd w:val="clear" w:color="auto" w:fill="F2F2F2" w:themeFill="background1" w:themeFillShade="F2"/>
@@ -17222,6 +17654,7 @@
     <w:name w:val="AnnotationTok"/>
     <w:basedOn w:val="VerbatimChar"/>
     <w:rPr>
+      <w:rFonts w:ascii="Consolas" w:hAnsi="Consolas"/>
       <w:color w:val="50A14F"/>
       <w:sz w:val="20"/>
       <w:shd w:val="clear" w:color="auto" w:fill="F2F2F2" w:themeFill="background1" w:themeFillShade="F2"/>
@@ -17231,6 +17664,7 @@
     <w:name w:val="CommentVarTok"/>
     <w:basedOn w:val="VerbatimChar"/>
     <w:rPr>
+      <w:rFonts w:ascii="Consolas" w:hAnsi="Consolas"/>
       <w:i/>
       <w:color w:val="E45649"/>
       <w:sz w:val="20"/>
@@ -17241,6 +17675,7 @@
     <w:name w:val="OtherTok"/>
     <w:basedOn w:val="VerbatimChar"/>
     <w:rPr>
+      <w:rFonts w:ascii="Consolas" w:hAnsi="Consolas"/>
       <w:color w:val="27AE60"/>
       <w:sz w:val="20"/>
       <w:shd w:val="clear" w:color="auto" w:fill="F2F2F2" w:themeFill="background1" w:themeFillShade="F2"/>
@@ -17262,6 +17697,7 @@
     <w:name w:val="VariableTok"/>
     <w:basedOn w:val="VerbatimChar"/>
     <w:rPr>
+      <w:rFonts w:ascii="Consolas" w:hAnsi="Consolas"/>
       <w:color w:val="E45649"/>
       <w:sz w:val="20"/>
       <w:shd w:val="clear" w:color="auto" w:fill="F2F2F2" w:themeFill="background1" w:themeFillShade="F2"/>
@@ -17271,6 +17707,7 @@
     <w:name w:val="ControlFlowTok"/>
     <w:basedOn w:val="VerbatimChar"/>
     <w:rPr>
+      <w:rFonts w:ascii="Consolas" w:hAnsi="Consolas"/>
       <w:color w:val="A626A4"/>
       <w:sz w:val="20"/>
       <w:shd w:val="clear" w:color="auto" w:fill="F2F2F2" w:themeFill="background1" w:themeFillShade="F2"/>
@@ -17280,6 +17717,7 @@
     <w:name w:val="OperatorTok"/>
     <w:basedOn w:val="VerbatimChar"/>
     <w:rPr>
+      <w:rFonts w:ascii="Consolas" w:hAnsi="Consolas"/>
       <w:color w:val="A626A4"/>
       <w:sz w:val="20"/>
       <w:shd w:val="clear" w:color="auto" w:fill="F2F2F2" w:themeFill="background1" w:themeFillShade="F2"/>
@@ -17289,6 +17727,7 @@
     <w:name w:val="BuiltInTok"/>
     <w:basedOn w:val="VerbatimChar"/>
     <w:rPr>
+      <w:rFonts w:ascii="Consolas" w:hAnsi="Consolas"/>
       <w:color w:val="A626A4"/>
       <w:sz w:val="20"/>
       <w:shd w:val="clear" w:color="auto" w:fill="F2F2F2" w:themeFill="background1" w:themeFillShade="F2"/>
@@ -17298,6 +17737,7 @@
     <w:name w:val="ExtensionTok"/>
     <w:basedOn w:val="VerbatimChar"/>
     <w:rPr>
+      <w:rFonts w:ascii="Consolas" w:hAnsi="Consolas"/>
       <w:b/>
       <w:color w:val="4078F2"/>
       <w:sz w:val="20"/>
@@ -17308,6 +17748,7 @@
     <w:name w:val="PreprocessorTok"/>
     <w:basedOn w:val="VerbatimChar"/>
     <w:rPr>
+      <w:rFonts w:ascii="Consolas" w:hAnsi="Consolas"/>
       <w:color w:val="A626A4"/>
       <w:sz w:val="20"/>
       <w:shd w:val="clear" w:color="auto" w:fill="F2F2F2" w:themeFill="background1" w:themeFillShade="F2"/>
@@ -17329,6 +17770,7 @@
     <w:name w:val="RegionMarkerTok"/>
     <w:basedOn w:val="VerbatimChar"/>
     <w:rPr>
+      <w:rFonts w:ascii="Consolas" w:hAnsi="Consolas"/>
       <w:color w:val="2980B9"/>
       <w:sz w:val="20"/>
       <w:shd w:val="clear" w:color="auto" w:fill="153042"/>
@@ -17338,6 +17780,7 @@
     <w:name w:val="InformationTok"/>
     <w:basedOn w:val="VerbatimChar"/>
     <w:rPr>
+      <w:rFonts w:ascii="Consolas" w:hAnsi="Consolas"/>
       <w:color w:val="C45B00"/>
       <w:sz w:val="20"/>
       <w:shd w:val="clear" w:color="auto" w:fill="F2F2F2" w:themeFill="background1" w:themeFillShade="F2"/>
@@ -17347,6 +17790,7 @@
     <w:name w:val="WarningTok"/>
     <w:basedOn w:val="VerbatimChar"/>
     <w:rPr>
+      <w:rFonts w:ascii="Consolas" w:hAnsi="Consolas"/>
       <w:color w:val="DA4453"/>
       <w:sz w:val="20"/>
       <w:shd w:val="clear" w:color="auto" w:fill="F2F2F2" w:themeFill="background1" w:themeFillShade="F2"/>
@@ -17356,6 +17800,7 @@
     <w:name w:val="AlertTok"/>
     <w:basedOn w:val="VerbatimChar"/>
     <w:rPr>
+      <w:rFonts w:ascii="Consolas" w:hAnsi="Consolas"/>
       <w:b/>
       <w:color w:val="95DA4C"/>
       <w:sz w:val="20"/>
@@ -17366,6 +17811,7 @@
     <w:name w:val="ErrorTok"/>
     <w:basedOn w:val="VerbatimChar"/>
     <w:rPr>
+      <w:rFonts w:ascii="Consolas" w:hAnsi="Consolas"/>
       <w:color w:val="F44747"/>
       <w:sz w:val="20"/>
       <w:shd w:val="clear" w:color="auto" w:fill="F2F2F2" w:themeFill="background1" w:themeFillShade="F2"/>
@@ -17485,6 +17931,55 @@
         <w:numId w:val="14"/>
       </w:numPr>
     </w:pPr>
+  </w:style>
+  <w:style w:type="paragraph" w:styleId="Header">
+    <w:name w:val="header"/>
+    <w:basedOn w:val="Normal"/>
+    <w:link w:val="HeaderChar"/>
+    <w:rsid w:val="003072E2"/>
+    <w:pPr>
+      <w:tabs>
+        <w:tab w:val="center" w:pos="4680"/>
+        <w:tab w:val="right" w:pos="9360"/>
+      </w:tabs>
+      <w:spacing w:after="0"/>
+    </w:pPr>
+  </w:style>
+  <w:style w:type="character" w:customStyle="1" w:styleId="HeaderChar">
+    <w:name w:val="Header Char"/>
+    <w:basedOn w:val="DefaultParagraphFont"/>
+    <w:link w:val="Header"/>
+    <w:rsid w:val="003072E2"/>
+    <w:rPr>
+      <w:sz w:val="22"/>
+    </w:rPr>
+  </w:style>
+  <w:style w:type="paragraph" w:styleId="Footer">
+    <w:name w:val="footer"/>
+    <w:basedOn w:val="Normal"/>
+    <w:link w:val="FooterChar"/>
+    <w:rsid w:val="003072E2"/>
+    <w:pPr>
+      <w:tabs>
+        <w:tab w:val="center" w:pos="4680"/>
+        <w:tab w:val="right" w:pos="9360"/>
+      </w:tabs>
+      <w:spacing w:after="0"/>
+    </w:pPr>
+  </w:style>
+  <w:style w:type="character" w:customStyle="1" w:styleId="FooterChar">
+    <w:name w:val="Footer Char"/>
+    <w:basedOn w:val="DefaultParagraphFont"/>
+    <w:link w:val="Footer"/>
+    <w:rsid w:val="003072E2"/>
+    <w:rPr>
+      <w:sz w:val="22"/>
+    </w:rPr>
+  </w:style>
+  <w:style w:type="character" w:styleId="PageNumber">
+    <w:name w:val="page number"/>
+    <w:basedOn w:val="DefaultParagraphFont"/>
+    <w:rsid w:val="003072E2"/>
   </w:style>
 </w:styles>
 </file>

--- a/references/style/Backup of style.docx
+++ b/references/style/Backup of style.docx
@@ -2671,19 +2671,19 @@
       <w:pPr>
         <w:pStyle w:val="Heading3"/>
       </w:pPr>
-      <w:bookmarkStart w:id="8" w:name="loading-accounting-area"/>
-      <w:bookmarkStart w:id="9" w:name="_Toc213438331"/>
+      <w:bookmarkStart w:id="8" w:name="_Toc213438331"/>
+      <w:bookmarkStart w:id="9" w:name="loading-accounting-area"/>
       <w:r>
         <w:t>Loading Accounting Area</w:t>
       </w:r>
-      <w:bookmarkEnd w:id="9"/>
+      <w:bookmarkEnd w:id="8"/>
     </w:p>
     <w:p>
       <w:pPr>
         <w:pStyle w:val="Heading4"/>
       </w:pPr>
       <w:r>
-        <w:t>1. Loading Accounting Area</w:t>
+        <w:t>Loading Accounting Area</w:t>
       </w:r>
     </w:p>
     <w:p>
@@ -2699,124 +2699,124 @@
         <w:rPr>
           <w:rStyle w:val="CommentTok"/>
         </w:rPr>
+        <w:t># Load accounting area shapefile</w:t>
+      </w:r>
+      <w:r>
+        <w:br/>
+      </w:r>
+      <w:r>
+        <w:rPr>
+          <w:rStyle w:val="NormalTok"/>
+        </w:rPr>
+        <w:t xml:space="preserve">accounting_area </w:t>
+      </w:r>
+      <w:r>
+        <w:rPr>
+          <w:rStyle w:val="OtherTok"/>
+        </w:rPr>
+        <w:t>&lt;-</w:t>
+      </w:r>
+      <w:r>
+        <w:rPr>
+          <w:rStyle w:val="NormalTok"/>
+        </w:rPr>
+        <w:t xml:space="preserve"> </w:t>
+      </w:r>
+      <w:r>
+        <w:rPr>
+          <w:rStyle w:val="FunctionTok"/>
+        </w:rPr>
+        <w:t>st_read</w:t>
+      </w:r>
+      <w:r>
+        <w:rPr>
+          <w:rStyle w:val="NormalTok"/>
+        </w:rPr>
+        <w:t xml:space="preserve">(accounting_area_file, </w:t>
+      </w:r>
+      <w:r>
+        <w:rPr>
+          <w:rStyle w:val="AttributeTok"/>
+        </w:rPr>
+        <w:t>quiet =</w:t>
+      </w:r>
+      <w:r>
+        <w:rPr>
+          <w:rStyle w:val="NormalTok"/>
+        </w:rPr>
+        <w:t xml:space="preserve"> </w:t>
+      </w:r>
+      <w:r>
+        <w:rPr>
+          <w:rStyle w:val="ConstantTok"/>
+        </w:rPr>
+        <w:t>TRUE</w:t>
+      </w:r>
+      <w:r>
+        <w:rPr>
+          <w:rStyle w:val="NormalTok"/>
+        </w:rPr>
+        <w:t>)</w:t>
+      </w:r>
+      <w:r>
+        <w:br/>
+      </w:r>
+      <w:r>
+        <w:br/>
+      </w:r>
+      <w:r>
+        <w:rPr>
+          <w:rStyle w:val="CommentTok"/>
+        </w:rPr>
+        <w:t># Display basic information</w:t>
+      </w:r>
+      <w:r>
+        <w:br/>
+      </w:r>
+      <w:r>
+        <w:rPr>
+          <w:rStyle w:val="FunctionTok"/>
+        </w:rPr>
+        <w:t>cat</w:t>
+      </w:r>
+      <w:r>
+        <w:rPr>
+          <w:rStyle w:val="NormalTok"/>
+        </w:rPr>
+        <w:t>(</w:t>
+      </w:r>
+      <w:r>
+        <w:rPr>
+          <w:rStyle w:val="StringTok"/>
+        </w:rPr>
+        <w:t>"Coordinate Reference System:</w:t>
+      </w:r>
+      <w:r>
+        <w:rPr>
+          <w:rStyle w:val="SpecialCharTok"/>
+        </w:rPr>
+        <w:t>\n</w:t>
+      </w:r>
+      <w:r>
+        <w:rPr>
+          <w:rStyle w:val="StringTok"/>
+        </w:rPr>
+        <w:t>"</w:t>
+      </w:r>
+      <w:r>
+        <w:rPr>
+          <w:rStyle w:val="NormalTok"/>
+        </w:rPr>
+        <w:t>)</w:t>
+      </w:r>
+      <w:r>
+        <w:br/>
+      </w:r>
+      <w:r>
+        <w:rPr>
+          <w:rStyle w:val="FunctionTok"/>
+        </w:rPr>
         <w:lastRenderedPageBreak/>
-        <w:t># Load accounting area shapefile</w:t>
-      </w:r>
-      <w:r>
-        <w:br/>
-      </w:r>
-      <w:r>
-        <w:rPr>
-          <w:rStyle w:val="NormalTok"/>
-        </w:rPr>
-        <w:t xml:space="preserve">accounting_area </w:t>
-      </w:r>
-      <w:r>
-        <w:rPr>
-          <w:rStyle w:val="OtherTok"/>
-        </w:rPr>
-        <w:t>&lt;-</w:t>
-      </w:r>
-      <w:r>
-        <w:rPr>
-          <w:rStyle w:val="NormalTok"/>
-        </w:rPr>
-        <w:t xml:space="preserve"> </w:t>
-      </w:r>
-      <w:r>
-        <w:rPr>
-          <w:rStyle w:val="FunctionTok"/>
-        </w:rPr>
-        <w:t>st_read</w:t>
-      </w:r>
-      <w:r>
-        <w:rPr>
-          <w:rStyle w:val="NormalTok"/>
-        </w:rPr>
-        <w:t xml:space="preserve">(accounting_area_file, </w:t>
-      </w:r>
-      <w:r>
-        <w:rPr>
-          <w:rStyle w:val="AttributeTok"/>
-        </w:rPr>
-        <w:t>quiet =</w:t>
-      </w:r>
-      <w:r>
-        <w:rPr>
-          <w:rStyle w:val="NormalTok"/>
-        </w:rPr>
-        <w:t xml:space="preserve"> </w:t>
-      </w:r>
-      <w:r>
-        <w:rPr>
-          <w:rStyle w:val="ConstantTok"/>
-        </w:rPr>
-        <w:t>TRUE</w:t>
-      </w:r>
-      <w:r>
-        <w:rPr>
-          <w:rStyle w:val="NormalTok"/>
-        </w:rPr>
-        <w:t>)</w:t>
-      </w:r>
-      <w:r>
-        <w:br/>
-      </w:r>
-      <w:r>
-        <w:br/>
-      </w:r>
-      <w:r>
-        <w:rPr>
-          <w:rStyle w:val="CommentTok"/>
-        </w:rPr>
-        <w:t># Display basic information</w:t>
-      </w:r>
-      <w:r>
-        <w:br/>
-      </w:r>
-      <w:r>
-        <w:rPr>
-          <w:rStyle w:val="FunctionTok"/>
-        </w:rPr>
-        <w:t>cat</w:t>
-      </w:r>
-      <w:r>
-        <w:rPr>
-          <w:rStyle w:val="NormalTok"/>
-        </w:rPr>
-        <w:t>(</w:t>
-      </w:r>
-      <w:r>
-        <w:rPr>
-          <w:rStyle w:val="StringTok"/>
-        </w:rPr>
-        <w:t>"Coordinate Reference System:</w:t>
-      </w:r>
-      <w:r>
-        <w:rPr>
-          <w:rStyle w:val="SpecialCharTok"/>
-        </w:rPr>
-        <w:t>\n</w:t>
-      </w:r>
-      <w:r>
-        <w:rPr>
-          <w:rStyle w:val="StringTok"/>
-        </w:rPr>
-        <w:t>"</w:t>
-      </w:r>
-      <w:r>
-        <w:rPr>
-          <w:rStyle w:val="NormalTok"/>
-        </w:rPr>
-        <w:t>)</w:t>
-      </w:r>
-      <w:r>
-        <w:br/>
-      </w:r>
-      <w:r>
-        <w:rPr>
-          <w:rStyle w:val="FunctionTok"/>
-        </w:rPr>
         <w:t>print</w:t>
       </w:r>
       <w:r>
@@ -3075,7 +3075,7 @@
       </w:pPr>
       <w:bookmarkStart w:id="10" w:name="_Toc213438332"/>
       <w:bookmarkStart w:id="11" w:name="geometric-validity-assessment"/>
-      <w:bookmarkEnd w:id="8"/>
+      <w:bookmarkEnd w:id="9"/>
       <w:r>
         <w:t>2. Geometric Validity Assessment</w:t>
       </w:r>
@@ -4228,432 +4228,432 @@
         <w:br/>
       </w:r>
       <w:r>
+        <w:br/>
+      </w:r>
+      <w:r>
+        <w:rPr>
+          <w:rStyle w:val="CommentTok"/>
+        </w:rPr>
+        <w:t># Display results</w:t>
+      </w:r>
+      <w:r>
+        <w:br/>
+      </w:r>
+      <w:r>
+        <w:rPr>
+          <w:rStyle w:val="NormalTok"/>
+        </w:rPr>
+        <w:t xml:space="preserve">area_summary </w:t>
+      </w:r>
+      <w:r>
+        <w:rPr>
+          <w:rStyle w:val="OtherTok"/>
+        </w:rPr>
+        <w:t>&lt;-</w:t>
+      </w:r>
+      <w:r>
+        <w:rPr>
+          <w:rStyle w:val="NormalTok"/>
+        </w:rPr>
+        <w:t xml:space="preserve"> </w:t>
+      </w:r>
+      <w:r>
+        <w:rPr>
+          <w:rStyle w:val="FunctionTok"/>
+        </w:rPr>
+        <w:t>data.frame</w:t>
+      </w:r>
+      <w:r>
+        <w:rPr>
+          <w:rStyle w:val="NormalTok"/>
+        </w:rPr>
+        <w:t>(</w:t>
+      </w:r>
+      <w:r>
+        <w:br/>
+      </w:r>
+      <w:r>
+        <w:rPr>
+          <w:rStyle w:val="NormalTok"/>
+        </w:rPr>
+        <w:t xml:space="preserve">  </w:t>
+      </w:r>
+      <w:r>
+        <w:rPr>
+          <w:rStyle w:val="AttributeTok"/>
+        </w:rPr>
+        <w:t>Metric =</w:t>
+      </w:r>
+      <w:r>
+        <w:rPr>
+          <w:rStyle w:val="NormalTok"/>
+        </w:rPr>
+        <w:t xml:space="preserve"> </w:t>
+      </w:r>
+      <w:r>
+        <w:rPr>
+          <w:rStyle w:val="FunctionTok"/>
+        </w:rPr>
+        <w:t>c</w:t>
+      </w:r>
+      <w:r>
+        <w:rPr>
+          <w:rStyle w:val="NormalTok"/>
+        </w:rPr>
+        <w:t>(</w:t>
+      </w:r>
+      <w:r>
+        <w:rPr>
+          <w:rStyle w:val="StringTok"/>
+        </w:rPr>
+        <w:t>"Total Area (hectares)"</w:t>
+      </w:r>
+      <w:r>
+        <w:rPr>
+          <w:rStyle w:val="NormalTok"/>
+        </w:rPr>
+        <w:t xml:space="preserve">, </w:t>
+      </w:r>
+      <w:r>
+        <w:br/>
+      </w:r>
+      <w:r>
+        <w:rPr>
+          <w:rStyle w:val="NormalTok"/>
+        </w:rPr>
+        <w:t xml:space="preserve">             </w:t>
+      </w:r>
+      <w:r>
+        <w:rPr>
+          <w:rStyle w:val="StringTok"/>
+        </w:rPr>
+        <w:t>"Total Area (million hectares)"</w:t>
+      </w:r>
+      <w:r>
+        <w:rPr>
+          <w:rStyle w:val="NormalTok"/>
+        </w:rPr>
+        <w:t>,</w:t>
+      </w:r>
+      <w:r>
+        <w:br/>
+      </w:r>
+      <w:r>
+        <w:rPr>
+          <w:rStyle w:val="NormalTok"/>
+        </w:rPr>
+        <w:t xml:space="preserve">             </w:t>
+      </w:r>
+      <w:r>
+        <w:rPr>
+          <w:rStyle w:val="StringTok"/>
+        </w:rPr>
+        <w:t>"Meets 2.5M ha threshold?"</w:t>
+      </w:r>
+      <w:r>
+        <w:rPr>
+          <w:rStyle w:val="NormalTok"/>
+        </w:rPr>
+        <w:t>),</w:t>
+      </w:r>
+      <w:r>
+        <w:br/>
+      </w:r>
+      <w:r>
+        <w:rPr>
+          <w:rStyle w:val="NormalTok"/>
+        </w:rPr>
+        <w:t xml:space="preserve">  </w:t>
+      </w:r>
+      <w:r>
+        <w:rPr>
+          <w:rStyle w:val="AttributeTok"/>
+        </w:rPr>
+        <w:t>Value =</w:t>
+      </w:r>
+      <w:r>
+        <w:rPr>
+          <w:rStyle w:val="NormalTok"/>
+        </w:rPr>
+        <w:t xml:space="preserve"> </w:t>
+      </w:r>
+      <w:r>
+        <w:rPr>
+          <w:rStyle w:val="FunctionTok"/>
+        </w:rPr>
+        <w:t>c</w:t>
+      </w:r>
+      <w:r>
+        <w:rPr>
+          <w:rStyle w:val="NormalTok"/>
+        </w:rPr>
+        <w:t>(</w:t>
+      </w:r>
+      <w:r>
+        <w:br/>
+      </w:r>
+      <w:r>
+        <w:rPr>
+          <w:rStyle w:val="NormalTok"/>
+        </w:rPr>
+        <w:t xml:space="preserve">    </w:t>
+      </w:r>
+      <w:r>
+        <w:rPr>
+          <w:rStyle w:val="FunctionTok"/>
+        </w:rPr>
+        <w:t>format</w:t>
+      </w:r>
+      <w:r>
+        <w:rPr>
+          <w:rStyle w:val="NormalTok"/>
+        </w:rPr>
+        <w:t>(</w:t>
+      </w:r>
+      <w:r>
+        <w:rPr>
+          <w:rStyle w:val="FunctionTok"/>
+        </w:rPr>
+        <w:t>as.numeric</w:t>
+      </w:r>
+      <w:r>
+        <w:rPr>
+          <w:rStyle w:val="NormalTok"/>
+        </w:rPr>
+        <w:t xml:space="preserve">(total_area_ha), </w:t>
+      </w:r>
+      <w:r>
+        <w:rPr>
+          <w:rStyle w:val="AttributeTok"/>
+        </w:rPr>
+        <w:t>big.mark =</w:t>
+      </w:r>
+      <w:r>
+        <w:rPr>
+          <w:rStyle w:val="NormalTok"/>
+        </w:rPr>
+        <w:t xml:space="preserve"> </w:t>
+      </w:r>
+      <w:r>
+        <w:rPr>
+          <w:rStyle w:val="StringTok"/>
+        </w:rPr>
+        <w:t>","</w:t>
+      </w:r>
+      <w:r>
+        <w:rPr>
+          <w:rStyle w:val="NormalTok"/>
+        </w:rPr>
+        <w:t xml:space="preserve">, </w:t>
+      </w:r>
+      <w:r>
+        <w:rPr>
+          <w:rStyle w:val="AttributeTok"/>
+        </w:rPr>
+        <w:t>scientific =</w:t>
+      </w:r>
+      <w:r>
+        <w:rPr>
+          <w:rStyle w:val="NormalTok"/>
+        </w:rPr>
+        <w:t xml:space="preserve"> </w:t>
+      </w:r>
+      <w:r>
+        <w:rPr>
+          <w:rStyle w:val="ConstantTok"/>
+        </w:rPr>
+        <w:t>FALSE</w:t>
+      </w:r>
+      <w:r>
+        <w:rPr>
+          <w:rStyle w:val="NormalTok"/>
+        </w:rPr>
+        <w:t>),</w:t>
+      </w:r>
+      <w:r>
+        <w:br/>
+      </w:r>
+      <w:r>
+        <w:rPr>
+          <w:rStyle w:val="NormalTok"/>
+        </w:rPr>
+        <w:t xml:space="preserve">    </w:t>
+      </w:r>
+      <w:r>
+        <w:rPr>
+          <w:rStyle w:val="FunctionTok"/>
+        </w:rPr>
+        <w:t>format</w:t>
+      </w:r>
+      <w:r>
+        <w:rPr>
+          <w:rStyle w:val="NormalTok"/>
+        </w:rPr>
+        <w:t xml:space="preserve">(total_area_million_ha, </w:t>
+      </w:r>
+      <w:r>
+        <w:rPr>
+          <w:rStyle w:val="AttributeTok"/>
+        </w:rPr>
+        <w:t>digits =</w:t>
+      </w:r>
+      <w:r>
+        <w:rPr>
+          <w:rStyle w:val="NormalTok"/>
+        </w:rPr>
+        <w:t xml:space="preserve"> </w:t>
+      </w:r>
+      <w:r>
+        <w:rPr>
+          <w:rStyle w:val="DecValTok"/>
+        </w:rPr>
+        <w:t>3</w:t>
+      </w:r>
+      <w:r>
+        <w:rPr>
+          <w:rStyle w:val="NormalTok"/>
+        </w:rPr>
+        <w:t>),</w:t>
+      </w:r>
+      <w:r>
+        <w:br/>
+      </w:r>
+      <w:r>
+        <w:rPr>
+          <w:rStyle w:val="NormalTok"/>
+        </w:rPr>
+        <w:t xml:space="preserve">    </w:t>
+      </w:r>
+      <w:r>
+        <w:rPr>
+          <w:rStyle w:val="FunctionTok"/>
+        </w:rPr>
+        <w:t>ifelse</w:t>
+      </w:r>
+      <w:r>
+        <w:rPr>
+          <w:rStyle w:val="NormalTok"/>
+        </w:rPr>
+        <w:t xml:space="preserve">(total_area_million_ha </w:t>
+      </w:r>
+      <w:r>
+        <w:rPr>
+          <w:rStyle w:val="SpecialCharTok"/>
+        </w:rPr>
+        <w:t>&gt;=</w:t>
+      </w:r>
+      <w:r>
+        <w:rPr>
+          <w:rStyle w:val="NormalTok"/>
+        </w:rPr>
+        <w:t xml:space="preserve"> </w:t>
+      </w:r>
+      <w:r>
+        <w:rPr>
+          <w:rStyle w:val="FloatTok"/>
+        </w:rPr>
+        <w:t>2.5</w:t>
+      </w:r>
+      <w:r>
+        <w:rPr>
+          <w:rStyle w:val="NormalTok"/>
+        </w:rPr>
+        <w:t xml:space="preserve">, </w:t>
+      </w:r>
+      <w:r>
+        <w:rPr>
+          <w:rStyle w:val="StringTok"/>
+        </w:rPr>
+        <w:t>"</w:t>
+      </w:r>
+      <w:r>
+        <w:rPr>
+          <w:rStyle w:val="StringTok"/>
+          <w:rFonts w:ascii="Segoe UI Symbol" w:hAnsi="Segoe UI Symbol" w:cs="Segoe UI Symbol"/>
+        </w:rPr>
+        <w:t>✓</w:t>
+      </w:r>
+      <w:r>
+        <w:rPr>
+          <w:rStyle w:val="StringTok"/>
+        </w:rPr>
+        <w:t xml:space="preserve"> YES"</w:t>
+      </w:r>
+      <w:r>
+        <w:rPr>
+          <w:rStyle w:val="NormalTok"/>
+        </w:rPr>
+        <w:t xml:space="preserve">, </w:t>
+      </w:r>
+      <w:r>
+        <w:rPr>
+          <w:rStyle w:val="StringTok"/>
+        </w:rPr>
+        <w:t>"</w:t>
+      </w:r>
+      <w:r>
+        <w:rPr>
+          <w:rStyle w:val="StringTok"/>
+          <w:rFonts w:ascii="Segoe UI Symbol" w:hAnsi="Segoe UI Symbol" w:cs="Segoe UI Symbol"/>
+        </w:rPr>
+        <w:t>✗</w:t>
+      </w:r>
+      <w:r>
+        <w:rPr>
+          <w:rStyle w:val="StringTok"/>
+        </w:rPr>
+        <w:t xml:space="preserve"> NO"</w:t>
+      </w:r>
+      <w:r>
+        <w:rPr>
+          <w:rStyle w:val="NormalTok"/>
+        </w:rPr>
+        <w:t>)</w:t>
+      </w:r>
+      <w:r>
+        <w:br/>
+      </w:r>
+      <w:r>
+        <w:rPr>
+          <w:rStyle w:val="NormalTok"/>
+        </w:rPr>
+        <w:t xml:space="preserve">  )</w:t>
+      </w:r>
+      <w:r>
+        <w:br/>
+      </w:r>
+      <w:r>
+        <w:rPr>
+          <w:rStyle w:val="NormalTok"/>
+        </w:rPr>
+        <w:t>)</w:t>
+      </w:r>
+      <w:r>
+        <w:br/>
+      </w:r>
+      <w:r>
+        <w:br/>
+      </w:r>
+      <w:r>
+        <w:rPr>
+          <w:rStyle w:val="FunctionTok"/>
+        </w:rPr>
+        <w:t>kable</w:t>
+      </w:r>
+      <w:r>
+        <w:rPr>
+          <w:rStyle w:val="NormalTok"/>
+        </w:rPr>
+        <w:t>(area_summary,</w:t>
+      </w:r>
+      <w:r>
+        <w:br/>
+      </w:r>
+      <w:r>
+        <w:rPr>
+          <w:rStyle w:val="NormalTok"/>
+        </w:rPr>
         <w:lastRenderedPageBreak/>
-        <w:br/>
-      </w:r>
-      <w:r>
-        <w:rPr>
-          <w:rStyle w:val="CommentTok"/>
-        </w:rPr>
-        <w:t># Display results</w:t>
-      </w:r>
-      <w:r>
-        <w:br/>
-      </w:r>
-      <w:r>
-        <w:rPr>
-          <w:rStyle w:val="NormalTok"/>
-        </w:rPr>
-        <w:t xml:space="preserve">area_summary </w:t>
-      </w:r>
-      <w:r>
-        <w:rPr>
-          <w:rStyle w:val="OtherTok"/>
-        </w:rPr>
-        <w:t>&lt;-</w:t>
-      </w:r>
-      <w:r>
-        <w:rPr>
-          <w:rStyle w:val="NormalTok"/>
-        </w:rPr>
-        <w:t xml:space="preserve"> </w:t>
-      </w:r>
-      <w:r>
-        <w:rPr>
-          <w:rStyle w:val="FunctionTok"/>
-        </w:rPr>
-        <w:t>data.frame</w:t>
-      </w:r>
-      <w:r>
-        <w:rPr>
-          <w:rStyle w:val="NormalTok"/>
-        </w:rPr>
-        <w:t>(</w:t>
-      </w:r>
-      <w:r>
-        <w:br/>
-      </w:r>
-      <w:r>
-        <w:rPr>
-          <w:rStyle w:val="NormalTok"/>
-        </w:rPr>
-        <w:t xml:space="preserve">  </w:t>
-      </w:r>
-      <w:r>
-        <w:rPr>
-          <w:rStyle w:val="AttributeTok"/>
-        </w:rPr>
-        <w:t>Metric =</w:t>
-      </w:r>
-      <w:r>
-        <w:rPr>
-          <w:rStyle w:val="NormalTok"/>
-        </w:rPr>
-        <w:t xml:space="preserve"> </w:t>
-      </w:r>
-      <w:r>
-        <w:rPr>
-          <w:rStyle w:val="FunctionTok"/>
-        </w:rPr>
-        <w:t>c</w:t>
-      </w:r>
-      <w:r>
-        <w:rPr>
-          <w:rStyle w:val="NormalTok"/>
-        </w:rPr>
-        <w:t>(</w:t>
-      </w:r>
-      <w:r>
-        <w:rPr>
-          <w:rStyle w:val="StringTok"/>
-        </w:rPr>
-        <w:t>"Total Area (hectares)"</w:t>
-      </w:r>
-      <w:r>
-        <w:rPr>
-          <w:rStyle w:val="NormalTok"/>
-        </w:rPr>
-        <w:t xml:space="preserve">, </w:t>
-      </w:r>
-      <w:r>
-        <w:br/>
-      </w:r>
-      <w:r>
-        <w:rPr>
-          <w:rStyle w:val="NormalTok"/>
-        </w:rPr>
-        <w:t xml:space="preserve">             </w:t>
-      </w:r>
-      <w:r>
-        <w:rPr>
-          <w:rStyle w:val="StringTok"/>
-        </w:rPr>
-        <w:t>"Total Area (million hectares)"</w:t>
-      </w:r>
-      <w:r>
-        <w:rPr>
-          <w:rStyle w:val="NormalTok"/>
-        </w:rPr>
-        <w:t>,</w:t>
-      </w:r>
-      <w:r>
-        <w:br/>
-      </w:r>
-      <w:r>
-        <w:rPr>
-          <w:rStyle w:val="NormalTok"/>
-        </w:rPr>
-        <w:t xml:space="preserve">             </w:t>
-      </w:r>
-      <w:r>
-        <w:rPr>
-          <w:rStyle w:val="StringTok"/>
-        </w:rPr>
-        <w:t>"Meets 2.5M ha threshold?"</w:t>
-      </w:r>
-      <w:r>
-        <w:rPr>
-          <w:rStyle w:val="NormalTok"/>
-        </w:rPr>
-        <w:t>),</w:t>
-      </w:r>
-      <w:r>
-        <w:br/>
-      </w:r>
-      <w:r>
-        <w:rPr>
-          <w:rStyle w:val="NormalTok"/>
-        </w:rPr>
-        <w:t xml:space="preserve">  </w:t>
-      </w:r>
-      <w:r>
-        <w:rPr>
-          <w:rStyle w:val="AttributeTok"/>
-        </w:rPr>
-        <w:t>Value =</w:t>
-      </w:r>
-      <w:r>
-        <w:rPr>
-          <w:rStyle w:val="NormalTok"/>
-        </w:rPr>
-        <w:t xml:space="preserve"> </w:t>
-      </w:r>
-      <w:r>
-        <w:rPr>
-          <w:rStyle w:val="FunctionTok"/>
-        </w:rPr>
-        <w:t>c</w:t>
-      </w:r>
-      <w:r>
-        <w:rPr>
-          <w:rStyle w:val="NormalTok"/>
-        </w:rPr>
-        <w:t>(</w:t>
-      </w:r>
-      <w:r>
-        <w:br/>
-      </w:r>
-      <w:r>
-        <w:rPr>
-          <w:rStyle w:val="NormalTok"/>
-        </w:rPr>
-        <w:t xml:space="preserve">    </w:t>
-      </w:r>
-      <w:r>
-        <w:rPr>
-          <w:rStyle w:val="FunctionTok"/>
-        </w:rPr>
-        <w:t>format</w:t>
-      </w:r>
-      <w:r>
-        <w:rPr>
-          <w:rStyle w:val="NormalTok"/>
-        </w:rPr>
-        <w:t>(</w:t>
-      </w:r>
-      <w:r>
-        <w:rPr>
-          <w:rStyle w:val="FunctionTok"/>
-        </w:rPr>
-        <w:t>as.numeric</w:t>
-      </w:r>
-      <w:r>
-        <w:rPr>
-          <w:rStyle w:val="NormalTok"/>
-        </w:rPr>
-        <w:t xml:space="preserve">(total_area_ha), </w:t>
-      </w:r>
-      <w:r>
-        <w:rPr>
-          <w:rStyle w:val="AttributeTok"/>
-        </w:rPr>
-        <w:t>big.mark =</w:t>
-      </w:r>
-      <w:r>
-        <w:rPr>
-          <w:rStyle w:val="NormalTok"/>
-        </w:rPr>
-        <w:t xml:space="preserve"> </w:t>
-      </w:r>
-      <w:r>
-        <w:rPr>
-          <w:rStyle w:val="StringTok"/>
-        </w:rPr>
-        <w:t>","</w:t>
-      </w:r>
-      <w:r>
-        <w:rPr>
-          <w:rStyle w:val="NormalTok"/>
-        </w:rPr>
-        <w:t xml:space="preserve">, </w:t>
-      </w:r>
-      <w:r>
-        <w:rPr>
-          <w:rStyle w:val="AttributeTok"/>
-        </w:rPr>
-        <w:t>scientific =</w:t>
-      </w:r>
-      <w:r>
-        <w:rPr>
-          <w:rStyle w:val="NormalTok"/>
-        </w:rPr>
-        <w:t xml:space="preserve"> </w:t>
-      </w:r>
-      <w:r>
-        <w:rPr>
-          <w:rStyle w:val="ConstantTok"/>
-        </w:rPr>
-        <w:t>FALSE</w:t>
-      </w:r>
-      <w:r>
-        <w:rPr>
-          <w:rStyle w:val="NormalTok"/>
-        </w:rPr>
-        <w:t>),</w:t>
-      </w:r>
-      <w:r>
-        <w:br/>
-      </w:r>
-      <w:r>
-        <w:rPr>
-          <w:rStyle w:val="NormalTok"/>
-        </w:rPr>
-        <w:t xml:space="preserve">    </w:t>
-      </w:r>
-      <w:r>
-        <w:rPr>
-          <w:rStyle w:val="FunctionTok"/>
-        </w:rPr>
-        <w:t>format</w:t>
-      </w:r>
-      <w:r>
-        <w:rPr>
-          <w:rStyle w:val="NormalTok"/>
-        </w:rPr>
-        <w:t xml:space="preserve">(total_area_million_ha, </w:t>
-      </w:r>
-      <w:r>
-        <w:rPr>
-          <w:rStyle w:val="AttributeTok"/>
-        </w:rPr>
-        <w:t>digits =</w:t>
-      </w:r>
-      <w:r>
-        <w:rPr>
-          <w:rStyle w:val="NormalTok"/>
-        </w:rPr>
-        <w:t xml:space="preserve"> </w:t>
-      </w:r>
-      <w:r>
-        <w:rPr>
-          <w:rStyle w:val="DecValTok"/>
-        </w:rPr>
-        <w:t>3</w:t>
-      </w:r>
-      <w:r>
-        <w:rPr>
-          <w:rStyle w:val="NormalTok"/>
-        </w:rPr>
-        <w:t>),</w:t>
-      </w:r>
-      <w:r>
-        <w:br/>
-      </w:r>
-      <w:r>
-        <w:rPr>
-          <w:rStyle w:val="NormalTok"/>
-        </w:rPr>
-        <w:t xml:space="preserve">    </w:t>
-      </w:r>
-      <w:r>
-        <w:rPr>
-          <w:rStyle w:val="FunctionTok"/>
-        </w:rPr>
-        <w:t>ifelse</w:t>
-      </w:r>
-      <w:r>
-        <w:rPr>
-          <w:rStyle w:val="NormalTok"/>
-        </w:rPr>
-        <w:t xml:space="preserve">(total_area_million_ha </w:t>
-      </w:r>
-      <w:r>
-        <w:rPr>
-          <w:rStyle w:val="SpecialCharTok"/>
-        </w:rPr>
-        <w:t>&gt;=</w:t>
-      </w:r>
-      <w:r>
-        <w:rPr>
-          <w:rStyle w:val="NormalTok"/>
-        </w:rPr>
-        <w:t xml:space="preserve"> </w:t>
-      </w:r>
-      <w:r>
-        <w:rPr>
-          <w:rStyle w:val="FloatTok"/>
-        </w:rPr>
-        <w:t>2.5</w:t>
-      </w:r>
-      <w:r>
-        <w:rPr>
-          <w:rStyle w:val="NormalTok"/>
-        </w:rPr>
-        <w:t xml:space="preserve">, </w:t>
-      </w:r>
-      <w:r>
-        <w:rPr>
-          <w:rStyle w:val="StringTok"/>
-        </w:rPr>
-        <w:t>"</w:t>
-      </w:r>
-      <w:r>
-        <w:rPr>
-          <w:rStyle w:val="StringTok"/>
-          <w:rFonts w:ascii="Segoe UI Symbol" w:hAnsi="Segoe UI Symbol" w:cs="Segoe UI Symbol"/>
-        </w:rPr>
-        <w:t>✓</w:t>
-      </w:r>
-      <w:r>
-        <w:rPr>
-          <w:rStyle w:val="StringTok"/>
-        </w:rPr>
-        <w:t xml:space="preserve"> YES"</w:t>
-      </w:r>
-      <w:r>
-        <w:rPr>
-          <w:rStyle w:val="NormalTok"/>
-        </w:rPr>
-        <w:t xml:space="preserve">, </w:t>
-      </w:r>
-      <w:r>
-        <w:rPr>
-          <w:rStyle w:val="StringTok"/>
-        </w:rPr>
-        <w:t>"</w:t>
-      </w:r>
-      <w:r>
-        <w:rPr>
-          <w:rStyle w:val="StringTok"/>
-          <w:rFonts w:ascii="Segoe UI Symbol" w:hAnsi="Segoe UI Symbol" w:cs="Segoe UI Symbol"/>
-        </w:rPr>
-        <w:t>✗</w:t>
-      </w:r>
-      <w:r>
-        <w:rPr>
-          <w:rStyle w:val="StringTok"/>
-        </w:rPr>
-        <w:t xml:space="preserve"> NO"</w:t>
-      </w:r>
-      <w:r>
-        <w:rPr>
-          <w:rStyle w:val="NormalTok"/>
-        </w:rPr>
-        <w:t>)</w:t>
-      </w:r>
-      <w:r>
-        <w:br/>
-      </w:r>
-      <w:r>
-        <w:rPr>
-          <w:rStyle w:val="NormalTok"/>
-        </w:rPr>
-        <w:t xml:space="preserve">  )</w:t>
-      </w:r>
-      <w:r>
-        <w:br/>
-      </w:r>
-      <w:r>
-        <w:rPr>
-          <w:rStyle w:val="NormalTok"/>
-        </w:rPr>
-        <w:t>)</w:t>
-      </w:r>
-      <w:r>
-        <w:br/>
-      </w:r>
-      <w:r>
-        <w:br/>
-      </w:r>
-      <w:r>
-        <w:rPr>
-          <w:rStyle w:val="FunctionTok"/>
-        </w:rPr>
-        <w:t>kable</w:t>
-      </w:r>
-      <w:r>
-        <w:rPr>
-          <w:rStyle w:val="NormalTok"/>
-        </w:rPr>
-        <w:t>(area_summary,</w:t>
-      </w:r>
-      <w:r>
-        <w:br/>
-      </w:r>
-      <w:r>
-        <w:rPr>
-          <w:rStyle w:val="NormalTok"/>
-        </w:rPr>
         <w:t xml:space="preserve">      </w:t>
       </w:r>
       <w:r>
@@ -6008,788 +6008,788 @@
         <w:rPr>
           <w:rStyle w:val="NormalTok"/>
         </w:rPr>
+        <w:t xml:space="preserve">    </w:t>
+      </w:r>
+      <w:r>
+        <w:rPr>
+          <w:rStyle w:val="FunctionTok"/>
+        </w:rPr>
+        <w:t>kable</w:t>
+      </w:r>
+      <w:r>
+        <w:rPr>
+          <w:rStyle w:val="NormalTok"/>
+        </w:rPr>
+        <w:t xml:space="preserve">(overlap_df, </w:t>
+      </w:r>
+      <w:r>
+        <w:rPr>
+          <w:rStyle w:val="AttributeTok"/>
+        </w:rPr>
+        <w:t>caption =</w:t>
+      </w:r>
+      <w:r>
+        <w:rPr>
+          <w:rStyle w:val="NormalTok"/>
+        </w:rPr>
+        <w:t xml:space="preserve"> </w:t>
+      </w:r>
+      <w:r>
+        <w:rPr>
+          <w:rStyle w:val="StringTok"/>
+        </w:rPr>
+        <w:t>"Overlapping Feature Pairs"</w:t>
+      </w:r>
+      <w:r>
+        <w:rPr>
+          <w:rStyle w:val="NormalTok"/>
+        </w:rPr>
+        <w:t xml:space="preserve">) </w:t>
+      </w:r>
+      <w:r>
+        <w:rPr>
+          <w:rStyle w:val="SpecialCharTok"/>
+        </w:rPr>
+        <w:t>%&gt;%</w:t>
+      </w:r>
+      <w:r>
+        <w:br/>
+      </w:r>
+      <w:r>
+        <w:rPr>
+          <w:rStyle w:val="NormalTok"/>
+        </w:rPr>
+        <w:t xml:space="preserve">      </w:t>
+      </w:r>
+      <w:r>
+        <w:rPr>
+          <w:rStyle w:val="FunctionTok"/>
+        </w:rPr>
+        <w:t>kable_styling</w:t>
+      </w:r>
+      <w:r>
+        <w:rPr>
+          <w:rStyle w:val="NormalTok"/>
+        </w:rPr>
+        <w:t>(</w:t>
+      </w:r>
+      <w:r>
+        <w:rPr>
+          <w:rStyle w:val="AttributeTok"/>
+        </w:rPr>
+        <w:t>bootstrap_options =</w:t>
+      </w:r>
+      <w:r>
+        <w:rPr>
+          <w:rStyle w:val="NormalTok"/>
+        </w:rPr>
+        <w:t xml:space="preserve"> </w:t>
+      </w:r>
+      <w:r>
+        <w:rPr>
+          <w:rStyle w:val="FunctionTok"/>
+        </w:rPr>
+        <w:t>c</w:t>
+      </w:r>
+      <w:r>
+        <w:rPr>
+          <w:rStyle w:val="NormalTok"/>
+        </w:rPr>
+        <w:t>(</w:t>
+      </w:r>
+      <w:r>
+        <w:rPr>
+          <w:rStyle w:val="StringTok"/>
+        </w:rPr>
+        <w:t>"striped"</w:t>
+      </w:r>
+      <w:r>
+        <w:rPr>
+          <w:rStyle w:val="NormalTok"/>
+        </w:rPr>
+        <w:t xml:space="preserve">, </w:t>
+      </w:r>
+      <w:r>
+        <w:rPr>
+          <w:rStyle w:val="StringTok"/>
+        </w:rPr>
+        <w:t>"hover"</w:t>
+      </w:r>
+      <w:r>
+        <w:rPr>
+          <w:rStyle w:val="NormalTok"/>
+        </w:rPr>
+        <w:t xml:space="preserve">)) </w:t>
+      </w:r>
+      <w:r>
+        <w:rPr>
+          <w:rStyle w:val="SpecialCharTok"/>
+        </w:rPr>
+        <w:t>%&gt;%</w:t>
+      </w:r>
+      <w:r>
+        <w:br/>
+      </w:r>
+      <w:r>
+        <w:rPr>
+          <w:rStyle w:val="NormalTok"/>
+        </w:rPr>
+        <w:t xml:space="preserve">      </w:t>
+      </w:r>
+      <w:r>
+        <w:rPr>
+          <w:rStyle w:val="FunctionTok"/>
+        </w:rPr>
+        <w:t>row_spec</w:t>
+      </w:r>
+      <w:r>
+        <w:rPr>
+          <w:rStyle w:val="NormalTok"/>
+        </w:rPr>
+        <w:t>(</w:t>
+      </w:r>
+      <w:r>
+        <w:rPr>
+          <w:rStyle w:val="DecValTok"/>
+        </w:rPr>
+        <w:t>0</w:t>
+      </w:r>
+      <w:r>
+        <w:rPr>
+          <w:rStyle w:val="SpecialCharTok"/>
+        </w:rPr>
+        <w:t>:</w:t>
+      </w:r>
+      <w:r>
+        <w:rPr>
+          <w:rStyle w:val="NormalTok"/>
+        </w:rPr>
+        <w:t>(</w:t>
+      </w:r>
+      <w:r>
+        <w:rPr>
+          <w:rStyle w:val="FunctionTok"/>
+        </w:rPr>
+        <w:t>nrow</w:t>
+      </w:r>
+      <w:r>
+        <w:rPr>
+          <w:rStyle w:val="NormalTok"/>
+        </w:rPr>
+        <w:t xml:space="preserve">(overlap_df)), </w:t>
+      </w:r>
+      <w:r>
+        <w:rPr>
+          <w:rStyle w:val="AttributeTok"/>
+        </w:rPr>
+        <w:t>background =</w:t>
+      </w:r>
+      <w:r>
+        <w:rPr>
+          <w:rStyle w:val="NormalTok"/>
+        </w:rPr>
+        <w:t xml:space="preserve"> </w:t>
+      </w:r>
+      <w:r>
+        <w:rPr>
+          <w:rStyle w:val="StringTok"/>
+        </w:rPr>
+        <w:t>"#f0ad4e"</w:t>
+      </w:r>
+      <w:r>
+        <w:rPr>
+          <w:rStyle w:val="NormalTok"/>
+        </w:rPr>
+        <w:t>)</w:t>
+      </w:r>
+      <w:r>
+        <w:br/>
+      </w:r>
+      <w:r>
+        <w:rPr>
+          <w:rStyle w:val="NormalTok"/>
+        </w:rPr>
+        <w:t xml:space="preserve">  } </w:t>
+      </w:r>
+      <w:r>
+        <w:rPr>
+          <w:rStyle w:val="ControlFlowTok"/>
+        </w:rPr>
+        <w:t>else</w:t>
+      </w:r>
+      <w:r>
+        <w:rPr>
+          <w:rStyle w:val="NormalTok"/>
+        </w:rPr>
+        <w:t xml:space="preserve"> {</w:t>
+      </w:r>
+      <w:r>
+        <w:br/>
+      </w:r>
+      <w:r>
+        <w:rPr>
+          <w:rStyle w:val="NormalTok"/>
+        </w:rPr>
+        <w:t xml:space="preserve">    </w:t>
+      </w:r>
+      <w:r>
+        <w:rPr>
+          <w:rStyle w:val="FunctionTok"/>
+        </w:rPr>
+        <w:t>cat</w:t>
+      </w:r>
+      <w:r>
+        <w:rPr>
+          <w:rStyle w:val="NormalTok"/>
+        </w:rPr>
+        <w:t>(</w:t>
+      </w:r>
+      <w:r>
+        <w:rPr>
+          <w:rStyle w:val="StringTok"/>
+        </w:rPr>
+        <w:t>"</w:t>
+      </w:r>
+      <w:r>
+        <w:rPr>
+          <w:rStyle w:val="StringTok"/>
+          <w:rFonts w:ascii="Segoe UI Symbol" w:hAnsi="Segoe UI Symbol" w:cs="Segoe UI Symbol"/>
+        </w:rPr>
+        <w:t>✓</w:t>
+      </w:r>
+      <w:r>
+        <w:rPr>
+          <w:rStyle w:val="StringTok"/>
+        </w:rPr>
+        <w:t xml:space="preserve"> No overlaps detected between features</w:t>
+      </w:r>
+      <w:r>
+        <w:rPr>
+          <w:rStyle w:val="SpecialCharTok"/>
+        </w:rPr>
+        <w:t>\n</w:t>
+      </w:r>
+      <w:r>
+        <w:rPr>
+          <w:rStyle w:val="StringTok"/>
+        </w:rPr>
+        <w:t>"</w:t>
+      </w:r>
+      <w:r>
+        <w:rPr>
+          <w:rStyle w:val="NormalTok"/>
+        </w:rPr>
+        <w:t>)</w:t>
+      </w:r>
+      <w:r>
+        <w:br/>
+      </w:r>
+      <w:r>
+        <w:rPr>
+          <w:rStyle w:val="NormalTok"/>
+        </w:rPr>
+        <w:t xml:space="preserve">  }</w:t>
+      </w:r>
+      <w:r>
+        <w:br/>
+      </w:r>
+      <w:r>
+        <w:rPr>
+          <w:rStyle w:val="NormalTok"/>
+        </w:rPr>
+        <w:t xml:space="preserve">  </w:t>
+      </w:r>
+      <w:r>
+        <w:br/>
+      </w:r>
+      <w:r>
+        <w:rPr>
+          <w:rStyle w:val="NormalTok"/>
+        </w:rPr>
+        <w:t xml:space="preserve">  </w:t>
+      </w:r>
+      <w:r>
+        <w:rPr>
+          <w:rStyle w:val="CommentTok"/>
+        </w:rPr>
+        <w:t># Check for gaps</w:t>
+      </w:r>
+      <w:r>
+        <w:br/>
+      </w:r>
+      <w:r>
+        <w:rPr>
+          <w:rStyle w:val="NormalTok"/>
+        </w:rPr>
+        <w:t xml:space="preserve">  union_geom </w:t>
+      </w:r>
+      <w:r>
+        <w:rPr>
+          <w:rStyle w:val="OtherTok"/>
+        </w:rPr>
+        <w:t>&lt;-</w:t>
+      </w:r>
+      <w:r>
+        <w:rPr>
+          <w:rStyle w:val="NormalTok"/>
+        </w:rPr>
+        <w:t xml:space="preserve"> </w:t>
+      </w:r>
+      <w:r>
+        <w:rPr>
+          <w:rStyle w:val="FunctionTok"/>
+        </w:rPr>
+        <w:t>st_union</w:t>
+      </w:r>
+      <w:r>
+        <w:rPr>
+          <w:rStyle w:val="NormalTok"/>
+        </w:rPr>
+        <w:t>(accounting_area_proj)</w:t>
+      </w:r>
+      <w:r>
+        <w:br/>
+      </w:r>
+      <w:r>
+        <w:rPr>
+          <w:rStyle w:val="NormalTok"/>
+        </w:rPr>
+        <w:t xml:space="preserve">  dissolved_geom </w:t>
+      </w:r>
+      <w:r>
+        <w:rPr>
+          <w:rStyle w:val="OtherTok"/>
+        </w:rPr>
+        <w:t>&lt;-</w:t>
+      </w:r>
+      <w:r>
+        <w:rPr>
+          <w:rStyle w:val="NormalTok"/>
+        </w:rPr>
+        <w:t xml:space="preserve"> </w:t>
+      </w:r>
+      <w:r>
+        <w:rPr>
+          <w:rStyle w:val="FunctionTok"/>
+        </w:rPr>
+        <w:t>st_make_valid</w:t>
+      </w:r>
+      <w:r>
+        <w:rPr>
+          <w:rStyle w:val="NormalTok"/>
+        </w:rPr>
+        <w:t>(</w:t>
+      </w:r>
+      <w:r>
+        <w:rPr>
+          <w:rStyle w:val="FunctionTok"/>
+        </w:rPr>
+        <w:t>st_buffer</w:t>
+      </w:r>
+      <w:r>
+        <w:rPr>
+          <w:rStyle w:val="NormalTok"/>
+        </w:rPr>
+        <w:t xml:space="preserve">(union_geom, </w:t>
+      </w:r>
+      <w:r>
+        <w:rPr>
+          <w:rStyle w:val="AttributeTok"/>
+        </w:rPr>
+        <w:t>dist =</w:t>
+      </w:r>
+      <w:r>
+        <w:rPr>
+          <w:rStyle w:val="NormalTok"/>
+        </w:rPr>
+        <w:t xml:space="preserve"> </w:t>
+      </w:r>
+      <w:r>
+        <w:rPr>
+          <w:rStyle w:val="DecValTok"/>
+        </w:rPr>
+        <w:t>0</w:t>
+      </w:r>
+      <w:r>
+        <w:rPr>
+          <w:rStyle w:val="NormalTok"/>
+        </w:rPr>
+        <w:t>))</w:t>
+      </w:r>
+      <w:r>
+        <w:br/>
+      </w:r>
+      <w:r>
+        <w:rPr>
+          <w:rStyle w:val="NormalTok"/>
+        </w:rPr>
+        <w:t xml:space="preserve">  </w:t>
+      </w:r>
+      <w:r>
+        <w:br/>
+      </w:r>
+      <w:r>
+        <w:rPr>
+          <w:rStyle w:val="NormalTok"/>
+        </w:rPr>
+        <w:t xml:space="preserve">  </w:t>
+      </w:r>
+      <w:r>
+        <w:rPr>
+          <w:rStyle w:val="CommentTok"/>
+        </w:rPr>
+        <w:t># Area comparison to detect potential gaps</w:t>
+      </w:r>
+      <w:r>
+        <w:br/>
+      </w:r>
+      <w:r>
+        <w:rPr>
+          <w:rStyle w:val="NormalTok"/>
+        </w:rPr>
+        <w:t xml:space="preserve">  union_area </w:t>
+      </w:r>
+      <w:r>
+        <w:rPr>
+          <w:rStyle w:val="OtherTok"/>
+        </w:rPr>
+        <w:t>&lt;-</w:t>
+      </w:r>
+      <w:r>
+        <w:rPr>
+          <w:rStyle w:val="NormalTok"/>
+        </w:rPr>
+        <w:t xml:space="preserve"> </w:t>
+      </w:r>
+      <w:r>
+        <w:rPr>
+          <w:rStyle w:val="FunctionTok"/>
+        </w:rPr>
+        <w:t>st_area</w:t>
+      </w:r>
+      <w:r>
+        <w:rPr>
+          <w:rStyle w:val="NormalTok"/>
+        </w:rPr>
+        <w:t>(union_geom)</w:t>
+      </w:r>
+      <w:r>
+        <w:br/>
+      </w:r>
+      <w:r>
+        <w:rPr>
+          <w:rStyle w:val="NormalTok"/>
+        </w:rPr>
+        <w:t xml:space="preserve">  dissolved_area </w:t>
+      </w:r>
+      <w:r>
+        <w:rPr>
+          <w:rStyle w:val="OtherTok"/>
+        </w:rPr>
+        <w:t>&lt;-</w:t>
+      </w:r>
+      <w:r>
+        <w:rPr>
+          <w:rStyle w:val="NormalTok"/>
+        </w:rPr>
+        <w:t xml:space="preserve"> </w:t>
+      </w:r>
+      <w:r>
+        <w:rPr>
+          <w:rStyle w:val="FunctionTok"/>
+        </w:rPr>
+        <w:t>st_area</w:t>
+      </w:r>
+      <w:r>
+        <w:rPr>
+          <w:rStyle w:val="NormalTok"/>
+        </w:rPr>
+        <w:t>(dissolved_geom)</w:t>
+      </w:r>
+      <w:r>
+        <w:br/>
+      </w:r>
+      <w:r>
+        <w:rPr>
+          <w:rStyle w:val="NormalTok"/>
+        </w:rPr>
+        <w:t xml:space="preserve">  area_diff_pct </w:t>
+      </w:r>
+      <w:r>
+        <w:rPr>
+          <w:rStyle w:val="OtherTok"/>
+        </w:rPr>
+        <w:t>&lt;-</w:t>
+      </w:r>
+      <w:r>
+        <w:rPr>
+          <w:rStyle w:val="NormalTok"/>
+        </w:rPr>
+        <w:t xml:space="preserve"> </w:t>
+      </w:r>
+      <w:r>
+        <w:rPr>
+          <w:rStyle w:val="FunctionTok"/>
+        </w:rPr>
+        <w:t>abs</w:t>
+      </w:r>
+      <w:r>
+        <w:rPr>
+          <w:rStyle w:val="NormalTok"/>
+        </w:rPr>
+        <w:t>(</w:t>
+      </w:r>
+      <w:r>
+        <w:rPr>
+          <w:rStyle w:val="FunctionTok"/>
+        </w:rPr>
+        <w:t>as.numeric</w:t>
+      </w:r>
+      <w:r>
+        <w:rPr>
+          <w:rStyle w:val="NormalTok"/>
+        </w:rPr>
+        <w:t xml:space="preserve">(union_area </w:t>
+      </w:r>
+      <w:r>
+        <w:rPr>
+          <w:rStyle w:val="SpecialCharTok"/>
+        </w:rPr>
+        <w:t>-</w:t>
+      </w:r>
+      <w:r>
+        <w:rPr>
+          <w:rStyle w:val="NormalTok"/>
+        </w:rPr>
+        <w:t xml:space="preserve"> dissolved_area) </w:t>
+      </w:r>
+      <w:r>
+        <w:rPr>
+          <w:rStyle w:val="SpecialCharTok"/>
+        </w:rPr>
+        <w:t>/</w:t>
+      </w:r>
+      <w:r>
+        <w:rPr>
+          <w:rStyle w:val="NormalTok"/>
+        </w:rPr>
+        <w:t xml:space="preserve"> </w:t>
+      </w:r>
+      <w:r>
+        <w:rPr>
+          <w:rStyle w:val="FunctionTok"/>
+        </w:rPr>
+        <w:t>as.numeric</w:t>
+      </w:r>
+      <w:r>
+        <w:rPr>
+          <w:rStyle w:val="NormalTok"/>
+        </w:rPr>
+        <w:t xml:space="preserve">(union_area) </w:t>
+      </w:r>
+      <w:r>
+        <w:rPr>
+          <w:rStyle w:val="SpecialCharTok"/>
+        </w:rPr>
+        <w:t>*</w:t>
+      </w:r>
+      <w:r>
+        <w:rPr>
+          <w:rStyle w:val="NormalTok"/>
+        </w:rPr>
+        <w:t xml:space="preserve"> </w:t>
+      </w:r>
+      <w:r>
+        <w:rPr>
+          <w:rStyle w:val="DecValTok"/>
+        </w:rPr>
+        <w:t>100</w:t>
+      </w:r>
+      <w:r>
+        <w:rPr>
+          <w:rStyle w:val="NormalTok"/>
+        </w:rPr>
+        <w:t>)</w:t>
+      </w:r>
+      <w:r>
+        <w:br/>
+      </w:r>
+      <w:r>
+        <w:rPr>
+          <w:rStyle w:val="NormalTok"/>
+        </w:rPr>
+        <w:t xml:space="preserve">  </w:t>
+      </w:r>
+      <w:r>
+        <w:br/>
+      </w:r>
+      <w:r>
+        <w:rPr>
+          <w:rStyle w:val="NormalTok"/>
+        </w:rPr>
+        <w:t xml:space="preserve">  </w:t>
+      </w:r>
+      <w:r>
+        <w:rPr>
+          <w:rStyle w:val="FunctionTok"/>
+        </w:rPr>
+        <w:t>cat</w:t>
+      </w:r>
+      <w:r>
+        <w:rPr>
+          <w:rStyle w:val="NormalTok"/>
+        </w:rPr>
+        <w:t>(</w:t>
+      </w:r>
+      <w:r>
+        <w:rPr>
+          <w:rStyle w:val="StringTok"/>
+        </w:rPr>
+        <w:t>"</w:t>
+      </w:r>
+      <w:r>
+        <w:rPr>
+          <w:rStyle w:val="SpecialCharTok"/>
+        </w:rPr>
+        <w:t>\n</w:t>
+      </w:r>
+      <w:r>
+        <w:rPr>
+          <w:rStyle w:val="StringTok"/>
+        </w:rPr>
+        <w:t>Gap Analysis:</w:t>
+      </w:r>
+      <w:r>
+        <w:rPr>
+          <w:rStyle w:val="SpecialCharTok"/>
+        </w:rPr>
+        <w:t>\n</w:t>
+      </w:r>
+      <w:r>
+        <w:rPr>
+          <w:rStyle w:val="StringTok"/>
+        </w:rPr>
+        <w:t>"</w:t>
+      </w:r>
+      <w:r>
+        <w:rPr>
+          <w:rStyle w:val="NormalTok"/>
+        </w:rPr>
+        <w:t>)</w:t>
+      </w:r>
+      <w:r>
+        <w:br/>
+      </w:r>
+      <w:r>
+        <w:rPr>
+          <w:rStyle w:val="NormalTok"/>
+        </w:rPr>
+        <w:t xml:space="preserve">  </w:t>
+      </w:r>
+      <w:r>
+        <w:rPr>
+          <w:rStyle w:val="FunctionTok"/>
+        </w:rPr>
+        <w:t>cat</w:t>
+      </w:r>
+      <w:r>
+        <w:rPr>
+          <w:rStyle w:val="NormalTok"/>
+        </w:rPr>
+        <w:t>(</w:t>
+      </w:r>
+      <w:r>
+        <w:rPr>
+          <w:rStyle w:val="StringTok"/>
+        </w:rPr>
+        <w:t>"Union area:"</w:t>
+      </w:r>
+      <w:r>
+        <w:rPr>
+          <w:rStyle w:val="NormalTok"/>
+        </w:rPr>
+        <w:t xml:space="preserve">, </w:t>
+      </w:r>
+      <w:r>
+        <w:rPr>
+          <w:rStyle w:val="FunctionTok"/>
+        </w:rPr>
+        <w:t>format</w:t>
+      </w:r>
+      <w:r>
+        <w:rPr>
+          <w:rStyle w:val="NormalTok"/>
+        </w:rPr>
+        <w:t>(</w:t>
+      </w:r>
+      <w:r>
+        <w:rPr>
+          <w:rStyle w:val="FunctionTok"/>
+        </w:rPr>
+        <w:t>as.numeric</w:t>
+      </w:r>
+      <w:r>
+        <w:rPr>
+          <w:rStyle w:val="NormalTok"/>
+        </w:rPr>
+        <w:t xml:space="preserve">(union_area), </w:t>
+      </w:r>
+      <w:r>
+        <w:rPr>
+          <w:rStyle w:val="AttributeTok"/>
+        </w:rPr>
+        <w:t>scientific =</w:t>
+      </w:r>
+      <w:r>
+        <w:rPr>
+          <w:rStyle w:val="NormalTok"/>
+        </w:rPr>
+        <w:t xml:space="preserve"> </w:t>
+      </w:r>
+      <w:r>
+        <w:rPr>
+          <w:rStyle w:val="ConstantTok"/>
+        </w:rPr>
+        <w:t>FALSE</w:t>
+      </w:r>
+      <w:r>
+        <w:rPr>
+          <w:rStyle w:val="NormalTok"/>
+        </w:rPr>
+        <w:t xml:space="preserve">), </w:t>
+      </w:r>
+      <w:r>
+        <w:rPr>
+          <w:rStyle w:val="StringTok"/>
+        </w:rPr>
+        <w:t>"m²</w:t>
+      </w:r>
+      <w:r>
+        <w:rPr>
+          <w:rStyle w:val="SpecialCharTok"/>
+        </w:rPr>
+        <w:t>\n</w:t>
+      </w:r>
+      <w:r>
+        <w:rPr>
+          <w:rStyle w:val="StringTok"/>
+        </w:rPr>
+        <w:t>"</w:t>
+      </w:r>
+      <w:r>
+        <w:rPr>
+          <w:rStyle w:val="NormalTok"/>
+        </w:rPr>
+        <w:t>)</w:t>
+      </w:r>
+      <w:r>
+        <w:br/>
+      </w:r>
+      <w:r>
+        <w:rPr>
+          <w:rStyle w:val="NormalTok"/>
+        </w:rPr>
         <w:lastRenderedPageBreak/>
-        <w:t xml:space="preserve">    </w:t>
-      </w:r>
-      <w:r>
-        <w:rPr>
-          <w:rStyle w:val="FunctionTok"/>
-        </w:rPr>
-        <w:t>kable</w:t>
-      </w:r>
-      <w:r>
-        <w:rPr>
-          <w:rStyle w:val="NormalTok"/>
-        </w:rPr>
-        <w:t xml:space="preserve">(overlap_df, </w:t>
-      </w:r>
-      <w:r>
-        <w:rPr>
-          <w:rStyle w:val="AttributeTok"/>
-        </w:rPr>
-        <w:t>caption =</w:t>
-      </w:r>
-      <w:r>
-        <w:rPr>
-          <w:rStyle w:val="NormalTok"/>
-        </w:rPr>
-        <w:t xml:space="preserve"> </w:t>
-      </w:r>
-      <w:r>
-        <w:rPr>
-          <w:rStyle w:val="StringTok"/>
-        </w:rPr>
-        <w:t>"Overlapping Feature Pairs"</w:t>
-      </w:r>
-      <w:r>
-        <w:rPr>
-          <w:rStyle w:val="NormalTok"/>
-        </w:rPr>
-        <w:t xml:space="preserve">) </w:t>
-      </w:r>
-      <w:r>
-        <w:rPr>
-          <w:rStyle w:val="SpecialCharTok"/>
-        </w:rPr>
-        <w:t>%&gt;%</w:t>
-      </w:r>
-      <w:r>
-        <w:br/>
-      </w:r>
-      <w:r>
-        <w:rPr>
-          <w:rStyle w:val="NormalTok"/>
-        </w:rPr>
-        <w:t xml:space="preserve">      </w:t>
-      </w:r>
-      <w:r>
-        <w:rPr>
-          <w:rStyle w:val="FunctionTok"/>
-        </w:rPr>
-        <w:t>kable_styling</w:t>
-      </w:r>
-      <w:r>
-        <w:rPr>
-          <w:rStyle w:val="NormalTok"/>
-        </w:rPr>
-        <w:t>(</w:t>
-      </w:r>
-      <w:r>
-        <w:rPr>
-          <w:rStyle w:val="AttributeTok"/>
-        </w:rPr>
-        <w:t>bootstrap_options =</w:t>
-      </w:r>
-      <w:r>
-        <w:rPr>
-          <w:rStyle w:val="NormalTok"/>
-        </w:rPr>
-        <w:t xml:space="preserve"> </w:t>
-      </w:r>
-      <w:r>
-        <w:rPr>
-          <w:rStyle w:val="FunctionTok"/>
-        </w:rPr>
-        <w:t>c</w:t>
-      </w:r>
-      <w:r>
-        <w:rPr>
-          <w:rStyle w:val="NormalTok"/>
-        </w:rPr>
-        <w:t>(</w:t>
-      </w:r>
-      <w:r>
-        <w:rPr>
-          <w:rStyle w:val="StringTok"/>
-        </w:rPr>
-        <w:t>"striped"</w:t>
-      </w:r>
-      <w:r>
-        <w:rPr>
-          <w:rStyle w:val="NormalTok"/>
-        </w:rPr>
-        <w:t xml:space="preserve">, </w:t>
-      </w:r>
-      <w:r>
-        <w:rPr>
-          <w:rStyle w:val="StringTok"/>
-        </w:rPr>
-        <w:t>"hover"</w:t>
-      </w:r>
-      <w:r>
-        <w:rPr>
-          <w:rStyle w:val="NormalTok"/>
-        </w:rPr>
-        <w:t xml:space="preserve">)) </w:t>
-      </w:r>
-      <w:r>
-        <w:rPr>
-          <w:rStyle w:val="SpecialCharTok"/>
-        </w:rPr>
-        <w:t>%&gt;%</w:t>
-      </w:r>
-      <w:r>
-        <w:br/>
-      </w:r>
-      <w:r>
-        <w:rPr>
-          <w:rStyle w:val="NormalTok"/>
-        </w:rPr>
-        <w:t xml:space="preserve">      </w:t>
-      </w:r>
-      <w:r>
-        <w:rPr>
-          <w:rStyle w:val="FunctionTok"/>
-        </w:rPr>
-        <w:t>row_spec</w:t>
-      </w:r>
-      <w:r>
-        <w:rPr>
-          <w:rStyle w:val="NormalTok"/>
-        </w:rPr>
-        <w:t>(</w:t>
-      </w:r>
-      <w:r>
-        <w:rPr>
-          <w:rStyle w:val="DecValTok"/>
-        </w:rPr>
-        <w:t>0</w:t>
-      </w:r>
-      <w:r>
-        <w:rPr>
-          <w:rStyle w:val="SpecialCharTok"/>
-        </w:rPr>
-        <w:t>:</w:t>
-      </w:r>
-      <w:r>
-        <w:rPr>
-          <w:rStyle w:val="NormalTok"/>
-        </w:rPr>
-        <w:t>(</w:t>
-      </w:r>
-      <w:r>
-        <w:rPr>
-          <w:rStyle w:val="FunctionTok"/>
-        </w:rPr>
-        <w:t>nrow</w:t>
-      </w:r>
-      <w:r>
-        <w:rPr>
-          <w:rStyle w:val="NormalTok"/>
-        </w:rPr>
-        <w:t xml:space="preserve">(overlap_df)), </w:t>
-      </w:r>
-      <w:r>
-        <w:rPr>
-          <w:rStyle w:val="AttributeTok"/>
-        </w:rPr>
-        <w:t>background =</w:t>
-      </w:r>
-      <w:r>
-        <w:rPr>
-          <w:rStyle w:val="NormalTok"/>
-        </w:rPr>
-        <w:t xml:space="preserve"> </w:t>
-      </w:r>
-      <w:r>
-        <w:rPr>
-          <w:rStyle w:val="StringTok"/>
-        </w:rPr>
-        <w:t>"#f0ad4e"</w:t>
-      </w:r>
-      <w:r>
-        <w:rPr>
-          <w:rStyle w:val="NormalTok"/>
-        </w:rPr>
-        <w:t>)</w:t>
-      </w:r>
-      <w:r>
-        <w:br/>
-      </w:r>
-      <w:r>
-        <w:rPr>
-          <w:rStyle w:val="NormalTok"/>
-        </w:rPr>
-        <w:t xml:space="preserve">  } </w:t>
-      </w:r>
-      <w:r>
-        <w:rPr>
-          <w:rStyle w:val="ControlFlowTok"/>
-        </w:rPr>
-        <w:t>else</w:t>
-      </w:r>
-      <w:r>
-        <w:rPr>
-          <w:rStyle w:val="NormalTok"/>
-        </w:rPr>
-        <w:t xml:space="preserve"> {</w:t>
-      </w:r>
-      <w:r>
-        <w:br/>
-      </w:r>
-      <w:r>
-        <w:rPr>
-          <w:rStyle w:val="NormalTok"/>
-        </w:rPr>
-        <w:t xml:space="preserve">    </w:t>
-      </w:r>
-      <w:r>
-        <w:rPr>
-          <w:rStyle w:val="FunctionTok"/>
-        </w:rPr>
-        <w:t>cat</w:t>
-      </w:r>
-      <w:r>
-        <w:rPr>
-          <w:rStyle w:val="NormalTok"/>
-        </w:rPr>
-        <w:t>(</w:t>
-      </w:r>
-      <w:r>
-        <w:rPr>
-          <w:rStyle w:val="StringTok"/>
-        </w:rPr>
-        <w:t>"</w:t>
-      </w:r>
-      <w:r>
-        <w:rPr>
-          <w:rStyle w:val="StringTok"/>
-          <w:rFonts w:ascii="Segoe UI Symbol" w:hAnsi="Segoe UI Symbol" w:cs="Segoe UI Symbol"/>
-        </w:rPr>
-        <w:t>✓</w:t>
-      </w:r>
-      <w:r>
-        <w:rPr>
-          <w:rStyle w:val="StringTok"/>
-        </w:rPr>
-        <w:t xml:space="preserve"> No overlaps detected between features</w:t>
-      </w:r>
-      <w:r>
-        <w:rPr>
-          <w:rStyle w:val="SpecialCharTok"/>
-        </w:rPr>
-        <w:t>\n</w:t>
-      </w:r>
-      <w:r>
-        <w:rPr>
-          <w:rStyle w:val="StringTok"/>
-        </w:rPr>
-        <w:t>"</w:t>
-      </w:r>
-      <w:r>
-        <w:rPr>
-          <w:rStyle w:val="NormalTok"/>
-        </w:rPr>
-        <w:t>)</w:t>
-      </w:r>
-      <w:r>
-        <w:br/>
-      </w:r>
-      <w:r>
-        <w:rPr>
-          <w:rStyle w:val="NormalTok"/>
-        </w:rPr>
-        <w:t xml:space="preserve">  }</w:t>
-      </w:r>
-      <w:r>
-        <w:br/>
-      </w:r>
-      <w:r>
-        <w:rPr>
-          <w:rStyle w:val="NormalTok"/>
-        </w:rPr>
-        <w:t xml:space="preserve">  </w:t>
-      </w:r>
-      <w:r>
-        <w:br/>
-      </w:r>
-      <w:r>
-        <w:rPr>
-          <w:rStyle w:val="NormalTok"/>
-        </w:rPr>
-        <w:t xml:space="preserve">  </w:t>
-      </w:r>
-      <w:r>
-        <w:rPr>
-          <w:rStyle w:val="CommentTok"/>
-        </w:rPr>
-        <w:t># Check for gaps</w:t>
-      </w:r>
-      <w:r>
-        <w:br/>
-      </w:r>
-      <w:r>
-        <w:rPr>
-          <w:rStyle w:val="NormalTok"/>
-        </w:rPr>
-        <w:t xml:space="preserve">  union_geom </w:t>
-      </w:r>
-      <w:r>
-        <w:rPr>
-          <w:rStyle w:val="OtherTok"/>
-        </w:rPr>
-        <w:t>&lt;-</w:t>
-      </w:r>
-      <w:r>
-        <w:rPr>
-          <w:rStyle w:val="NormalTok"/>
-        </w:rPr>
-        <w:t xml:space="preserve"> </w:t>
-      </w:r>
-      <w:r>
-        <w:rPr>
-          <w:rStyle w:val="FunctionTok"/>
-        </w:rPr>
-        <w:t>st_union</w:t>
-      </w:r>
-      <w:r>
-        <w:rPr>
-          <w:rStyle w:val="NormalTok"/>
-        </w:rPr>
-        <w:t>(accounting_area_proj)</w:t>
-      </w:r>
-      <w:r>
-        <w:br/>
-      </w:r>
-      <w:r>
-        <w:rPr>
-          <w:rStyle w:val="NormalTok"/>
-        </w:rPr>
-        <w:t xml:space="preserve">  dissolved_geom </w:t>
-      </w:r>
-      <w:r>
-        <w:rPr>
-          <w:rStyle w:val="OtherTok"/>
-        </w:rPr>
-        <w:t>&lt;-</w:t>
-      </w:r>
-      <w:r>
-        <w:rPr>
-          <w:rStyle w:val="NormalTok"/>
-        </w:rPr>
-        <w:t xml:space="preserve"> </w:t>
-      </w:r>
-      <w:r>
-        <w:rPr>
-          <w:rStyle w:val="FunctionTok"/>
-        </w:rPr>
-        <w:t>st_make_valid</w:t>
-      </w:r>
-      <w:r>
-        <w:rPr>
-          <w:rStyle w:val="NormalTok"/>
-        </w:rPr>
-        <w:t>(</w:t>
-      </w:r>
-      <w:r>
-        <w:rPr>
-          <w:rStyle w:val="FunctionTok"/>
-        </w:rPr>
-        <w:t>st_buffer</w:t>
-      </w:r>
-      <w:r>
-        <w:rPr>
-          <w:rStyle w:val="NormalTok"/>
-        </w:rPr>
-        <w:t xml:space="preserve">(union_geom, </w:t>
-      </w:r>
-      <w:r>
-        <w:rPr>
-          <w:rStyle w:val="AttributeTok"/>
-        </w:rPr>
-        <w:t>dist =</w:t>
-      </w:r>
-      <w:r>
-        <w:rPr>
-          <w:rStyle w:val="NormalTok"/>
-        </w:rPr>
-        <w:t xml:space="preserve"> </w:t>
-      </w:r>
-      <w:r>
-        <w:rPr>
-          <w:rStyle w:val="DecValTok"/>
-        </w:rPr>
-        <w:t>0</w:t>
-      </w:r>
-      <w:r>
-        <w:rPr>
-          <w:rStyle w:val="NormalTok"/>
-        </w:rPr>
-        <w:t>))</w:t>
-      </w:r>
-      <w:r>
-        <w:br/>
-      </w:r>
-      <w:r>
-        <w:rPr>
-          <w:rStyle w:val="NormalTok"/>
-        </w:rPr>
-        <w:t xml:space="preserve">  </w:t>
-      </w:r>
-      <w:r>
-        <w:br/>
-      </w:r>
-      <w:r>
-        <w:rPr>
-          <w:rStyle w:val="NormalTok"/>
-        </w:rPr>
-        <w:t xml:space="preserve">  </w:t>
-      </w:r>
-      <w:r>
-        <w:rPr>
-          <w:rStyle w:val="CommentTok"/>
-        </w:rPr>
-        <w:t># Area comparison to detect potential gaps</w:t>
-      </w:r>
-      <w:r>
-        <w:br/>
-      </w:r>
-      <w:r>
-        <w:rPr>
-          <w:rStyle w:val="NormalTok"/>
-        </w:rPr>
-        <w:t xml:space="preserve">  union_area </w:t>
-      </w:r>
-      <w:r>
-        <w:rPr>
-          <w:rStyle w:val="OtherTok"/>
-        </w:rPr>
-        <w:t>&lt;-</w:t>
-      </w:r>
-      <w:r>
-        <w:rPr>
-          <w:rStyle w:val="NormalTok"/>
-        </w:rPr>
-        <w:t xml:space="preserve"> </w:t>
-      </w:r>
-      <w:r>
-        <w:rPr>
-          <w:rStyle w:val="FunctionTok"/>
-        </w:rPr>
-        <w:t>st_area</w:t>
-      </w:r>
-      <w:r>
-        <w:rPr>
-          <w:rStyle w:val="NormalTok"/>
-        </w:rPr>
-        <w:t>(union_geom)</w:t>
-      </w:r>
-      <w:r>
-        <w:br/>
-      </w:r>
-      <w:r>
-        <w:rPr>
-          <w:rStyle w:val="NormalTok"/>
-        </w:rPr>
-        <w:t xml:space="preserve">  dissolved_area </w:t>
-      </w:r>
-      <w:r>
-        <w:rPr>
-          <w:rStyle w:val="OtherTok"/>
-        </w:rPr>
-        <w:t>&lt;-</w:t>
-      </w:r>
-      <w:r>
-        <w:rPr>
-          <w:rStyle w:val="NormalTok"/>
-        </w:rPr>
-        <w:t xml:space="preserve"> </w:t>
-      </w:r>
-      <w:r>
-        <w:rPr>
-          <w:rStyle w:val="FunctionTok"/>
-        </w:rPr>
-        <w:t>st_area</w:t>
-      </w:r>
-      <w:r>
-        <w:rPr>
-          <w:rStyle w:val="NormalTok"/>
-        </w:rPr>
-        <w:t>(dissolved_geom)</w:t>
-      </w:r>
-      <w:r>
-        <w:br/>
-      </w:r>
-      <w:r>
-        <w:rPr>
-          <w:rStyle w:val="NormalTok"/>
-        </w:rPr>
-        <w:t xml:space="preserve">  area_diff_pct </w:t>
-      </w:r>
-      <w:r>
-        <w:rPr>
-          <w:rStyle w:val="OtherTok"/>
-        </w:rPr>
-        <w:t>&lt;-</w:t>
-      </w:r>
-      <w:r>
-        <w:rPr>
-          <w:rStyle w:val="NormalTok"/>
-        </w:rPr>
-        <w:t xml:space="preserve"> </w:t>
-      </w:r>
-      <w:r>
-        <w:rPr>
-          <w:rStyle w:val="FunctionTok"/>
-        </w:rPr>
-        <w:t>abs</w:t>
-      </w:r>
-      <w:r>
-        <w:rPr>
-          <w:rStyle w:val="NormalTok"/>
-        </w:rPr>
-        <w:t>(</w:t>
-      </w:r>
-      <w:r>
-        <w:rPr>
-          <w:rStyle w:val="FunctionTok"/>
-        </w:rPr>
-        <w:t>as.numeric</w:t>
-      </w:r>
-      <w:r>
-        <w:rPr>
-          <w:rStyle w:val="NormalTok"/>
-        </w:rPr>
-        <w:t xml:space="preserve">(union_area </w:t>
-      </w:r>
-      <w:r>
-        <w:rPr>
-          <w:rStyle w:val="SpecialCharTok"/>
-        </w:rPr>
-        <w:t>-</w:t>
-      </w:r>
-      <w:r>
-        <w:rPr>
-          <w:rStyle w:val="NormalTok"/>
-        </w:rPr>
-        <w:t xml:space="preserve"> dissolved_area) </w:t>
-      </w:r>
-      <w:r>
-        <w:rPr>
-          <w:rStyle w:val="SpecialCharTok"/>
-        </w:rPr>
-        <w:t>/</w:t>
-      </w:r>
-      <w:r>
-        <w:rPr>
-          <w:rStyle w:val="NormalTok"/>
-        </w:rPr>
-        <w:t xml:space="preserve"> </w:t>
-      </w:r>
-      <w:r>
-        <w:rPr>
-          <w:rStyle w:val="FunctionTok"/>
-        </w:rPr>
-        <w:t>as.numeric</w:t>
-      </w:r>
-      <w:r>
-        <w:rPr>
-          <w:rStyle w:val="NormalTok"/>
-        </w:rPr>
-        <w:t xml:space="preserve">(union_area) </w:t>
-      </w:r>
-      <w:r>
-        <w:rPr>
-          <w:rStyle w:val="SpecialCharTok"/>
-        </w:rPr>
-        <w:t>*</w:t>
-      </w:r>
-      <w:r>
-        <w:rPr>
-          <w:rStyle w:val="NormalTok"/>
-        </w:rPr>
-        <w:t xml:space="preserve"> </w:t>
-      </w:r>
-      <w:r>
-        <w:rPr>
-          <w:rStyle w:val="DecValTok"/>
-        </w:rPr>
-        <w:t>100</w:t>
-      </w:r>
-      <w:r>
-        <w:rPr>
-          <w:rStyle w:val="NormalTok"/>
-        </w:rPr>
-        <w:t>)</w:t>
-      </w:r>
-      <w:r>
-        <w:br/>
-      </w:r>
-      <w:r>
-        <w:rPr>
-          <w:rStyle w:val="NormalTok"/>
-        </w:rPr>
-        <w:t xml:space="preserve">  </w:t>
-      </w:r>
-      <w:r>
-        <w:br/>
-      </w:r>
-      <w:r>
-        <w:rPr>
-          <w:rStyle w:val="NormalTok"/>
-        </w:rPr>
-        <w:t xml:space="preserve">  </w:t>
-      </w:r>
-      <w:r>
-        <w:rPr>
-          <w:rStyle w:val="FunctionTok"/>
-        </w:rPr>
-        <w:t>cat</w:t>
-      </w:r>
-      <w:r>
-        <w:rPr>
-          <w:rStyle w:val="NormalTok"/>
-        </w:rPr>
-        <w:t>(</w:t>
-      </w:r>
-      <w:r>
-        <w:rPr>
-          <w:rStyle w:val="StringTok"/>
-        </w:rPr>
-        <w:t>"</w:t>
-      </w:r>
-      <w:r>
-        <w:rPr>
-          <w:rStyle w:val="SpecialCharTok"/>
-        </w:rPr>
-        <w:t>\n</w:t>
-      </w:r>
-      <w:r>
-        <w:rPr>
-          <w:rStyle w:val="StringTok"/>
-        </w:rPr>
-        <w:t>Gap Analysis:</w:t>
-      </w:r>
-      <w:r>
-        <w:rPr>
-          <w:rStyle w:val="SpecialCharTok"/>
-        </w:rPr>
-        <w:t>\n</w:t>
-      </w:r>
-      <w:r>
-        <w:rPr>
-          <w:rStyle w:val="StringTok"/>
-        </w:rPr>
-        <w:t>"</w:t>
-      </w:r>
-      <w:r>
-        <w:rPr>
-          <w:rStyle w:val="NormalTok"/>
-        </w:rPr>
-        <w:t>)</w:t>
-      </w:r>
-      <w:r>
-        <w:br/>
-      </w:r>
-      <w:r>
-        <w:rPr>
-          <w:rStyle w:val="NormalTok"/>
-        </w:rPr>
-        <w:t xml:space="preserve">  </w:t>
-      </w:r>
-      <w:r>
-        <w:rPr>
-          <w:rStyle w:val="FunctionTok"/>
-        </w:rPr>
-        <w:t>cat</w:t>
-      </w:r>
-      <w:r>
-        <w:rPr>
-          <w:rStyle w:val="NormalTok"/>
-        </w:rPr>
-        <w:t>(</w:t>
-      </w:r>
-      <w:r>
-        <w:rPr>
-          <w:rStyle w:val="StringTok"/>
-        </w:rPr>
-        <w:t>"Union area:"</w:t>
-      </w:r>
-      <w:r>
-        <w:rPr>
-          <w:rStyle w:val="NormalTok"/>
-        </w:rPr>
-        <w:t xml:space="preserve">, </w:t>
-      </w:r>
-      <w:r>
-        <w:rPr>
-          <w:rStyle w:val="FunctionTok"/>
-        </w:rPr>
-        <w:t>format</w:t>
-      </w:r>
-      <w:r>
-        <w:rPr>
-          <w:rStyle w:val="NormalTok"/>
-        </w:rPr>
-        <w:t>(</w:t>
-      </w:r>
-      <w:r>
-        <w:rPr>
-          <w:rStyle w:val="FunctionTok"/>
-        </w:rPr>
-        <w:t>as.numeric</w:t>
-      </w:r>
-      <w:r>
-        <w:rPr>
-          <w:rStyle w:val="NormalTok"/>
-        </w:rPr>
-        <w:t xml:space="preserve">(union_area), </w:t>
-      </w:r>
-      <w:r>
-        <w:rPr>
-          <w:rStyle w:val="AttributeTok"/>
-        </w:rPr>
-        <w:t>scientific =</w:t>
-      </w:r>
-      <w:r>
-        <w:rPr>
-          <w:rStyle w:val="NormalTok"/>
-        </w:rPr>
-        <w:t xml:space="preserve"> </w:t>
-      </w:r>
-      <w:r>
-        <w:rPr>
-          <w:rStyle w:val="ConstantTok"/>
-        </w:rPr>
-        <w:t>FALSE</w:t>
-      </w:r>
-      <w:r>
-        <w:rPr>
-          <w:rStyle w:val="NormalTok"/>
-        </w:rPr>
-        <w:t xml:space="preserve">), </w:t>
-      </w:r>
-      <w:r>
-        <w:rPr>
-          <w:rStyle w:val="StringTok"/>
-        </w:rPr>
-        <w:t>"m²</w:t>
-      </w:r>
-      <w:r>
-        <w:rPr>
-          <w:rStyle w:val="SpecialCharTok"/>
-        </w:rPr>
-        <w:t>\n</w:t>
-      </w:r>
-      <w:r>
-        <w:rPr>
-          <w:rStyle w:val="StringTok"/>
-        </w:rPr>
-        <w:t>"</w:t>
-      </w:r>
-      <w:r>
-        <w:rPr>
-          <w:rStyle w:val="NormalTok"/>
-        </w:rPr>
-        <w:t>)</w:t>
-      </w:r>
-      <w:r>
-        <w:br/>
-      </w:r>
-      <w:r>
-        <w:rPr>
-          <w:rStyle w:val="NormalTok"/>
-        </w:rPr>
         <w:t xml:space="preserve">  </w:t>
       </w:r>
       <w:r>
@@ -8152,7 +8152,6 @@
       <w:bookmarkStart w:id="21" w:name="small-polygon-detection"/>
       <w:bookmarkEnd w:id="19"/>
       <w:r>
-        <w:lastRenderedPageBreak/>
         <w:t>7. Small Polygon Detection</w:t>
       </w:r>
       <w:bookmarkEnd w:id="20"/>
@@ -8912,6 +8911,7 @@
       <w:bookmarkStart w:id="23" w:name="Xf862a6789f20729f542ac56861f1baf69d7acb1"/>
       <w:bookmarkEnd w:id="21"/>
       <w:r>
+        <w:lastRenderedPageBreak/>
         <w:t>8. Administrative Boundary Correspondence Check</w:t>
       </w:r>
       <w:bookmarkEnd w:id="22"/>
@@ -9903,7 +9903,6 @@
       <w:bookmarkStart w:id="25" w:name="export-geometric-issues"/>
       <w:bookmarkEnd w:id="23"/>
       <w:r>
-        <w:lastRenderedPageBreak/>
         <w:t>9. Export Geometric Issues</w:t>
       </w:r>
       <w:bookmarkEnd w:id="24"/>
@@ -10804,6 +10803,7 @@
       <w:bookmarkStart w:id="27" w:name="visualization"/>
       <w:bookmarkEnd w:id="25"/>
       <w:r>
+        <w:lastRenderedPageBreak/>
         <w:t>10. Visualization</w:t>
       </w:r>
       <w:bookmarkEnd w:id="26"/>
@@ -11533,7 +11533,6 @@
         <w:rPr>
           <w:rStyle w:val="NormalTok"/>
         </w:rPr>
-        <w:lastRenderedPageBreak/>
         <w:t xml:space="preserve">  </w:t>
       </w:r>
       <w:r>
@@ -12508,7 +12507,7 @@
         <w:rPr>
           <w:noProof/>
         </w:rPr>
-        <w:pict w14:anchorId="7165FA73">
+        <w:pict w14:anchorId="5299B3D4">
           <v:rect id="_x0000_i1028" alt="" style="width:468pt;height:.05pt;mso-width-percent:0;mso-height-percent:0;mso-width-percent:0;mso-height-percent:0" o:hralign="center" o:hrstd="t" o:hr="t"/>
         </w:pict>
       </w:r>
@@ -12662,6 +12661,7 @@
         <w:rPr>
           <w:rStyle w:val="NormalTok"/>
         </w:rPr>
+        <w:lastRenderedPageBreak/>
         <w:t xml:space="preserve">    </w:t>
       </w:r>
       <w:r>
@@ -13582,7 +13582,6 @@
         <w:rPr>
           <w:rStyle w:val="NormalTok"/>
         </w:rPr>
-        <w:lastRenderedPageBreak/>
         <w:t xml:space="preserve">    </w:t>
       </w:r>
       <w:r>
@@ -14772,6 +14771,7 @@
       <w:bookmarkStart w:id="39" w:name="boundary-integrity"/>
       <w:bookmarkEnd w:id="37"/>
       <w:r>
+        <w:lastRenderedPageBreak/>
         <w:t>3. Boundary Integrity</w:t>
       </w:r>
       <w:bookmarkEnd w:id="38"/>
@@ -14856,14 +14856,7 @@
         <w:rPr>
           <w:rStyle w:val="AttributeTok"/>
         </w:rPr>
-        <w:t xml:space="preserve">r if(area_diff_pct &lt;= 0.01 || nrow(accounting_area) == 1) { "No significant gaps" } else </w:t>
-      </w:r>
-      <w:r>
-        <w:rPr>
-          <w:rStyle w:val="AttributeTok"/>
-        </w:rPr>
-        <w:lastRenderedPageBreak/>
-        <w:t>{ paste0("Potential gaps detected (", format(area_diff_pct, digits = 2), "% area difference)") }</w:t>
+        <w:t>r if(area_diff_pct &lt;= 0.01 || nrow(accounting_area) == 1) { "No significant gaps" } else { paste0("Potential gaps detected (", format(area_diff_pct, digits = 2), "% area difference)") }</w:t>
       </w:r>
       <w:r>
         <w:rPr>
@@ -14952,7 +14945,7 @@
         <w:rPr>
           <w:noProof/>
         </w:rPr>
-        <w:pict w14:anchorId="4292AF51">
+        <w:pict w14:anchorId="4053D11C">
           <v:rect id="_x0000_i1027" alt="" style="width:468pt;height:.05pt;mso-width-percent:0;mso-height-percent:0;mso-width-percent:0;mso-height-percent:0" o:hralign="center" o:hrstd="t" o:hr="t"/>
         </w:pict>
       </w:r>
@@ -15047,7 +15040,7 @@
         <w:rPr>
           <w:noProof/>
         </w:rPr>
-        <w:pict w14:anchorId="20E08142">
+        <w:pict w14:anchorId="73B81E33">
           <v:rect id="_x0000_i1026" alt="" style="width:468pt;height:.05pt;mso-width-percent:0;mso-height-percent:0;mso-width-percent:0;mso-height-percent:0" o:hralign="center" o:hrstd="t" o:hr="t"/>
         </w:pict>
       </w:r>
@@ -15086,7 +15079,7 @@
         <w:rPr>
           <w:noProof/>
         </w:rPr>
-        <w:pict w14:anchorId="69A9B83E">
+        <w:pict w14:anchorId="5E94F4E1">
           <v:rect id="_x0000_i1025" alt="" style="width:468pt;height:.05pt;mso-width-percent:0;mso-height-percent:0;mso-width-percent:0;mso-height-percent:0" o:hralign="center" o:hrstd="t" o:hr="t"/>
         </w:pict>
       </w:r>
@@ -15116,6 +15109,7 @@
         </w:numPr>
       </w:pPr>
       <w:r>
+        <w:lastRenderedPageBreak/>
         <w:t>Forest cover classification validation</w:t>
       </w:r>
     </w:p>
@@ -15152,7 +15146,6 @@
         </w:numPr>
       </w:pPr>
       <w:r>
-        <w:lastRenderedPageBreak/>
         <w:t>Carbon stock stratification assessment</w:t>
       </w:r>
     </w:p>
@@ -15169,6 +15162,146 @@
       </w:r>
       <w:bookmarkEnd w:id="29"/>
       <w:bookmarkEnd w:id="45"/>
+    </w:p>
+    <w:p>
+      <w:pPr>
+        <w:pStyle w:val="Compact"/>
+      </w:pPr>
+    </w:p>
+    <w:p>
+      <w:pPr>
+        <w:pStyle w:val="Compact"/>
+      </w:pPr>
+    </w:p>
+    <w:p>
+      <w:pPr>
+        <w:pStyle w:val="Compact"/>
+      </w:pPr>
+    </w:p>
+    <w:tbl>
+      <w:tblPr>
+        <w:tblStyle w:val="TableGrid"/>
+        <w:tblW w:w="0" w:type="auto"/>
+        <w:tblLook w:val="04A0" w:firstRow="1" w:lastRow="0" w:firstColumn="1" w:lastColumn="0" w:noHBand="0" w:noVBand="1"/>
+      </w:tblPr>
+      <w:tblGrid>
+        <w:gridCol w:w="3116"/>
+        <w:gridCol w:w="3117"/>
+        <w:gridCol w:w="3117"/>
+      </w:tblGrid>
+      <w:tr>
+        <w:tc>
+          <w:tcPr>
+            <w:tcW w:w="3116" w:type="dxa"/>
+          </w:tcPr>
+          <w:p>
+            <w:pPr>
+              <w:pStyle w:val="Compact"/>
+            </w:pPr>
+            <w:r>
+              <w:t>aDF,MNasd</w:t>
+            </w:r>
+          </w:p>
+        </w:tc>
+        <w:tc>
+          <w:tcPr>
+            <w:tcW w:w="3117" w:type="dxa"/>
+          </w:tcPr>
+          <w:p>
+            <w:pPr>
+              <w:pStyle w:val="Compact"/>
+            </w:pPr>
+            <w:r>
+              <w:t>asdasDFL</w:t>
+            </w:r>
+          </w:p>
+        </w:tc>
+        <w:tc>
+          <w:tcPr>
+            <w:tcW w:w="3117" w:type="dxa"/>
+          </w:tcPr>
+          <w:p>
+            <w:pPr>
+              <w:pStyle w:val="Compact"/>
+            </w:pPr>
+          </w:p>
+        </w:tc>
+      </w:tr>
+      <w:tr>
+        <w:tc>
+          <w:tcPr>
+            <w:tcW w:w="3116" w:type="dxa"/>
+          </w:tcPr>
+          <w:p>
+            <w:pPr>
+              <w:pStyle w:val="Compact"/>
+            </w:pPr>
+            <w:r>
+              <w:t>asD.MAS./DFM</w:t>
+            </w:r>
+          </w:p>
+        </w:tc>
+        <w:tc>
+          <w:tcPr>
+            <w:tcW w:w="3117" w:type="dxa"/>
+          </w:tcPr>
+          <w:p>
+            <w:pPr>
+              <w:pStyle w:val="Compact"/>
+            </w:pPr>
+          </w:p>
+        </w:tc>
+        <w:tc>
+          <w:tcPr>
+            <w:tcW w:w="3117" w:type="dxa"/>
+          </w:tcPr>
+          <w:p>
+            <w:pPr>
+              <w:pStyle w:val="Compact"/>
+            </w:pPr>
+          </w:p>
+        </w:tc>
+      </w:tr>
+      <w:tr>
+        <w:tc>
+          <w:tcPr>
+            <w:tcW w:w="3116" w:type="dxa"/>
+          </w:tcPr>
+          <w:p>
+            <w:pPr>
+              <w:pStyle w:val="Compact"/>
+            </w:pPr>
+            <w:r>
+              <w:t>Alsdjna;lsDN</w:t>
+            </w:r>
+          </w:p>
+        </w:tc>
+        <w:tc>
+          <w:tcPr>
+            <w:tcW w:w="3117" w:type="dxa"/>
+          </w:tcPr>
+          <w:p>
+            <w:pPr>
+              <w:pStyle w:val="Compact"/>
+            </w:pPr>
+          </w:p>
+        </w:tc>
+        <w:tc>
+          <w:tcPr>
+            <w:tcW w:w="3117" w:type="dxa"/>
+          </w:tcPr>
+          <w:p>
+            <w:pPr>
+              <w:pStyle w:val="Compact"/>
+            </w:pPr>
+          </w:p>
+        </w:tc>
+      </w:tr>
+    </w:tbl>
+    <w:p>
+      <w:pPr>
+        <w:pStyle w:val="Compact"/>
+      </w:pPr>
     </w:p>
     <w:sectPr>
       <w:footerReference w:type="even" r:id="rId7"/>
@@ -16026,6 +16159,178 @@
     </w:lvl>
   </w:abstractNum>
   <w:abstractNum w:abstractNumId="7" w15:restartNumberingAfterBreak="0">
+    <w:nsid w:val="183155A9"/>
+    <w:multiLevelType w:val="hybridMultilevel"/>
+    <w:tmpl w:val="00B21AC4"/>
+    <w:lvl w:ilvl="0" w:tplc="0409000F">
+      <w:start w:val="1"/>
+      <w:numFmt w:val="decimal"/>
+      <w:lvlText w:val="%1."/>
+      <w:lvlJc w:val="left"/>
+      <w:pPr>
+        <w:ind w:left="720" w:hanging="360"/>
+      </w:pPr>
+    </w:lvl>
+    <w:lvl w:ilvl="1" w:tplc="04090019" w:tentative="1">
+      <w:start w:val="1"/>
+      <w:numFmt w:val="lowerLetter"/>
+      <w:lvlText w:val="%2."/>
+      <w:lvlJc w:val="left"/>
+      <w:pPr>
+        <w:ind w:left="1440" w:hanging="360"/>
+      </w:pPr>
+    </w:lvl>
+    <w:lvl w:ilvl="2" w:tplc="0409001B" w:tentative="1">
+      <w:start w:val="1"/>
+      <w:numFmt w:val="lowerRoman"/>
+      <w:lvlText w:val="%3."/>
+      <w:lvlJc w:val="right"/>
+      <w:pPr>
+        <w:ind w:left="2160" w:hanging="180"/>
+      </w:pPr>
+    </w:lvl>
+    <w:lvl w:ilvl="3" w:tplc="0409000F" w:tentative="1">
+      <w:start w:val="1"/>
+      <w:numFmt w:val="decimal"/>
+      <w:lvlText w:val="%4."/>
+      <w:lvlJc w:val="left"/>
+      <w:pPr>
+        <w:ind w:left="2880" w:hanging="360"/>
+      </w:pPr>
+    </w:lvl>
+    <w:lvl w:ilvl="4" w:tplc="04090019" w:tentative="1">
+      <w:start w:val="1"/>
+      <w:numFmt w:val="lowerLetter"/>
+      <w:lvlText w:val="%5."/>
+      <w:lvlJc w:val="left"/>
+      <w:pPr>
+        <w:ind w:left="3600" w:hanging="360"/>
+      </w:pPr>
+    </w:lvl>
+    <w:lvl w:ilvl="5" w:tplc="0409001B" w:tentative="1">
+      <w:start w:val="1"/>
+      <w:numFmt w:val="lowerRoman"/>
+      <w:lvlText w:val="%6."/>
+      <w:lvlJc w:val="right"/>
+      <w:pPr>
+        <w:ind w:left="4320" w:hanging="180"/>
+      </w:pPr>
+    </w:lvl>
+    <w:lvl w:ilvl="6" w:tplc="0409000F" w:tentative="1">
+      <w:start w:val="1"/>
+      <w:numFmt w:val="decimal"/>
+      <w:lvlText w:val="%7."/>
+      <w:lvlJc w:val="left"/>
+      <w:pPr>
+        <w:ind w:left="5040" w:hanging="360"/>
+      </w:pPr>
+    </w:lvl>
+    <w:lvl w:ilvl="7" w:tplc="04090019" w:tentative="1">
+      <w:start w:val="1"/>
+      <w:numFmt w:val="lowerLetter"/>
+      <w:lvlText w:val="%8."/>
+      <w:lvlJc w:val="left"/>
+      <w:pPr>
+        <w:ind w:left="5760" w:hanging="360"/>
+      </w:pPr>
+    </w:lvl>
+    <w:lvl w:ilvl="8" w:tplc="0409001B" w:tentative="1">
+      <w:start w:val="1"/>
+      <w:numFmt w:val="lowerRoman"/>
+      <w:lvlText w:val="%9."/>
+      <w:lvlJc w:val="right"/>
+      <w:pPr>
+        <w:ind w:left="6480" w:hanging="180"/>
+      </w:pPr>
+    </w:lvl>
+  </w:abstractNum>
+  <w:abstractNum w:abstractNumId="8" w15:restartNumberingAfterBreak="0">
+    <w:nsid w:val="1F7D2A02"/>
+    <w:multiLevelType w:val="hybridMultilevel"/>
+    <w:tmpl w:val="7CBA5146"/>
+    <w:lvl w:ilvl="0" w:tplc="0409000F">
+      <w:start w:val="1"/>
+      <w:numFmt w:val="decimal"/>
+      <w:lvlText w:val="%1."/>
+      <w:lvlJc w:val="left"/>
+      <w:pPr>
+        <w:ind w:left="720" w:hanging="360"/>
+      </w:pPr>
+    </w:lvl>
+    <w:lvl w:ilvl="1" w:tplc="04090019" w:tentative="1">
+      <w:start w:val="1"/>
+      <w:numFmt w:val="lowerLetter"/>
+      <w:lvlText w:val="%2."/>
+      <w:lvlJc w:val="left"/>
+      <w:pPr>
+        <w:ind w:left="1440" w:hanging="360"/>
+      </w:pPr>
+    </w:lvl>
+    <w:lvl w:ilvl="2" w:tplc="0409001B" w:tentative="1">
+      <w:start w:val="1"/>
+      <w:numFmt w:val="lowerRoman"/>
+      <w:lvlText w:val="%3."/>
+      <w:lvlJc w:val="right"/>
+      <w:pPr>
+        <w:ind w:left="2160" w:hanging="180"/>
+      </w:pPr>
+    </w:lvl>
+    <w:lvl w:ilvl="3" w:tplc="0409000F" w:tentative="1">
+      <w:start w:val="1"/>
+      <w:numFmt w:val="decimal"/>
+      <w:lvlText w:val="%4."/>
+      <w:lvlJc w:val="left"/>
+      <w:pPr>
+        <w:ind w:left="2880" w:hanging="360"/>
+      </w:pPr>
+    </w:lvl>
+    <w:lvl w:ilvl="4" w:tplc="04090019" w:tentative="1">
+      <w:start w:val="1"/>
+      <w:numFmt w:val="lowerLetter"/>
+      <w:lvlText w:val="%5."/>
+      <w:lvlJc w:val="left"/>
+      <w:pPr>
+        <w:ind w:left="3600" w:hanging="360"/>
+      </w:pPr>
+    </w:lvl>
+    <w:lvl w:ilvl="5" w:tplc="0409001B" w:tentative="1">
+      <w:start w:val="1"/>
+      <w:numFmt w:val="lowerRoman"/>
+      <w:lvlText w:val="%6."/>
+      <w:lvlJc w:val="right"/>
+      <w:pPr>
+        <w:ind w:left="4320" w:hanging="180"/>
+      </w:pPr>
+    </w:lvl>
+    <w:lvl w:ilvl="6" w:tplc="0409000F" w:tentative="1">
+      <w:start w:val="1"/>
+      <w:numFmt w:val="decimal"/>
+      <w:lvlText w:val="%7."/>
+      <w:lvlJc w:val="left"/>
+      <w:pPr>
+        <w:ind w:left="5040" w:hanging="360"/>
+      </w:pPr>
+    </w:lvl>
+    <w:lvl w:ilvl="7" w:tplc="04090019" w:tentative="1">
+      <w:start w:val="1"/>
+      <w:numFmt w:val="lowerLetter"/>
+      <w:lvlText w:val="%8."/>
+      <w:lvlJc w:val="left"/>
+      <w:pPr>
+        <w:ind w:left="5760" w:hanging="360"/>
+      </w:pPr>
+    </w:lvl>
+    <w:lvl w:ilvl="8" w:tplc="0409001B" w:tentative="1">
+      <w:start w:val="1"/>
+      <w:numFmt w:val="lowerRoman"/>
+      <w:lvlText w:val="%9."/>
+      <w:lvlJc w:val="right"/>
+      <w:pPr>
+        <w:ind w:left="6480" w:hanging="180"/>
+      </w:pPr>
+    </w:lvl>
+  </w:abstractNum>
+  <w:abstractNum w:abstractNumId="9" w15:restartNumberingAfterBreak="0">
     <w:nsid w:val="21D47B03"/>
     <w:multiLevelType w:val="multilevel"/>
     <w:tmpl w:val="34AE7232"/>
@@ -16130,7 +16435,7 @@
       </w:rPr>
     </w:lvl>
   </w:abstractNum>
-  <w:abstractNum w:abstractNumId="8" w15:restartNumberingAfterBreak="0">
+  <w:abstractNum w:abstractNumId="10" w15:restartNumberingAfterBreak="0">
     <w:nsid w:val="3DD54880"/>
     <w:multiLevelType w:val="multilevel"/>
     <w:tmpl w:val="8B3868A4"/>
@@ -16234,14 +16539,103 @@
       </w:rPr>
     </w:lvl>
   </w:abstractNum>
-  <w:abstractNum w:abstractNumId="9" w15:restartNumberingAfterBreak="0">
+  <w:abstractNum w:abstractNumId="11" w15:restartNumberingAfterBreak="0">
+    <w:nsid w:val="3EFF6FAB"/>
+    <w:multiLevelType w:val="multilevel"/>
+    <w:tmpl w:val="3000BC58"/>
+    <w:styleLink w:val="CurrentList6"/>
+    <w:lvl w:ilvl="0">
+      <w:start w:val="1"/>
+      <w:numFmt w:val="decimal"/>
+      <w:lvlText w:val="%1."/>
+      <w:lvlJc w:val="left"/>
+      <w:pPr>
+        <w:ind w:left="360" w:hanging="360"/>
+      </w:pPr>
+      <w:rPr>
+        <w:rFonts w:hint="default"/>
+      </w:rPr>
+    </w:lvl>
+    <w:lvl w:ilvl="1">
+      <w:start w:val="1"/>
+      <w:numFmt w:val="lowerLetter"/>
+      <w:lvlText w:val="%2."/>
+      <w:lvlJc w:val="left"/>
+      <w:pPr>
+        <w:ind w:left="1080" w:hanging="360"/>
+      </w:pPr>
+    </w:lvl>
+    <w:lvl w:ilvl="2">
+      <w:start w:val="1"/>
+      <w:numFmt w:val="lowerRoman"/>
+      <w:lvlText w:val="%3."/>
+      <w:lvlJc w:val="right"/>
+      <w:pPr>
+        <w:ind w:left="1800" w:hanging="180"/>
+      </w:pPr>
+    </w:lvl>
+    <w:lvl w:ilvl="3">
+      <w:start w:val="1"/>
+      <w:numFmt w:val="decimal"/>
+      <w:lvlText w:val="%4."/>
+      <w:lvlJc w:val="left"/>
+      <w:pPr>
+        <w:ind w:left="2520" w:hanging="360"/>
+      </w:pPr>
+    </w:lvl>
+    <w:lvl w:ilvl="4">
+      <w:start w:val="1"/>
+      <w:numFmt w:val="lowerLetter"/>
+      <w:lvlText w:val="%5."/>
+      <w:lvlJc w:val="left"/>
+      <w:pPr>
+        <w:ind w:left="3240" w:hanging="360"/>
+      </w:pPr>
+    </w:lvl>
+    <w:lvl w:ilvl="5">
+      <w:start w:val="1"/>
+      <w:numFmt w:val="lowerRoman"/>
+      <w:lvlText w:val="%6."/>
+      <w:lvlJc w:val="right"/>
+      <w:pPr>
+        <w:ind w:left="3960" w:hanging="180"/>
+      </w:pPr>
+    </w:lvl>
+    <w:lvl w:ilvl="6">
+      <w:start w:val="1"/>
+      <w:numFmt w:val="decimal"/>
+      <w:lvlText w:val="%7."/>
+      <w:lvlJc w:val="left"/>
+      <w:pPr>
+        <w:ind w:left="4680" w:hanging="360"/>
+      </w:pPr>
+    </w:lvl>
+    <w:lvl w:ilvl="7">
+      <w:start w:val="1"/>
+      <w:numFmt w:val="lowerLetter"/>
+      <w:lvlText w:val="%8."/>
+      <w:lvlJc w:val="left"/>
+      <w:pPr>
+        <w:ind w:left="5400" w:hanging="360"/>
+      </w:pPr>
+    </w:lvl>
+    <w:lvl w:ilvl="8">
+      <w:start w:val="1"/>
+      <w:numFmt w:val="lowerRoman"/>
+      <w:lvlText w:val="%9."/>
+      <w:lvlJc w:val="right"/>
+      <w:pPr>
+        <w:ind w:left="6120" w:hanging="180"/>
+      </w:pPr>
+    </w:lvl>
+  </w:abstractNum>
+  <w:abstractNum w:abstractNumId="12" w15:restartNumberingAfterBreak="0">
     <w:nsid w:val="45324C72"/>
     <w:multiLevelType w:val="hybridMultilevel"/>
-    <w:tmpl w:val="3B0EE8BC"/>
-    <w:lvl w:ilvl="0" w:tplc="0CBC01EC">
+    <w:tmpl w:val="3000BC58"/>
+    <w:lvl w:ilvl="0" w:tplc="F3A49EEA">
       <w:start w:val="1"/>
       <w:numFmt w:val="decimal"/>
-      <w:pStyle w:val="Heading3"/>
       <w:lvlText w:val="%1."/>
       <w:lvlJc w:val="left"/>
       <w:pPr>
@@ -16324,7 +16718,96 @@
       </w:pPr>
     </w:lvl>
   </w:abstractNum>
-  <w:abstractNum w:abstractNumId="10" w15:restartNumberingAfterBreak="0">
+  <w:abstractNum w:abstractNumId="13" w15:restartNumberingAfterBreak="0">
+    <w:nsid w:val="46741D39"/>
+    <w:multiLevelType w:val="hybridMultilevel"/>
+    <w:tmpl w:val="EC0292FC"/>
+    <w:lvl w:ilvl="0" w:tplc="0409000F">
+      <w:start w:val="1"/>
+      <w:numFmt w:val="decimal"/>
+      <w:lvlText w:val="%1."/>
+      <w:lvlJc w:val="left"/>
+      <w:pPr>
+        <w:ind w:left="720" w:hanging="360"/>
+      </w:pPr>
+      <w:rPr>
+        <w:rFonts w:hint="default"/>
+      </w:rPr>
+    </w:lvl>
+    <w:lvl w:ilvl="1" w:tplc="04090019" w:tentative="1">
+      <w:start w:val="1"/>
+      <w:numFmt w:val="lowerLetter"/>
+      <w:lvlText w:val="%2."/>
+      <w:lvlJc w:val="left"/>
+      <w:pPr>
+        <w:ind w:left="1440" w:hanging="360"/>
+      </w:pPr>
+    </w:lvl>
+    <w:lvl w:ilvl="2" w:tplc="0409001B" w:tentative="1">
+      <w:start w:val="1"/>
+      <w:numFmt w:val="lowerRoman"/>
+      <w:lvlText w:val="%3."/>
+      <w:lvlJc w:val="right"/>
+      <w:pPr>
+        <w:ind w:left="2160" w:hanging="180"/>
+      </w:pPr>
+    </w:lvl>
+    <w:lvl w:ilvl="3" w:tplc="0409000F" w:tentative="1">
+      <w:start w:val="1"/>
+      <w:numFmt w:val="decimal"/>
+      <w:lvlText w:val="%4."/>
+      <w:lvlJc w:val="left"/>
+      <w:pPr>
+        <w:ind w:left="2880" w:hanging="360"/>
+      </w:pPr>
+    </w:lvl>
+    <w:lvl w:ilvl="4" w:tplc="04090019" w:tentative="1">
+      <w:start w:val="1"/>
+      <w:numFmt w:val="lowerLetter"/>
+      <w:lvlText w:val="%5."/>
+      <w:lvlJc w:val="left"/>
+      <w:pPr>
+        <w:ind w:left="3600" w:hanging="360"/>
+      </w:pPr>
+    </w:lvl>
+    <w:lvl w:ilvl="5" w:tplc="0409001B" w:tentative="1">
+      <w:start w:val="1"/>
+      <w:numFmt w:val="lowerRoman"/>
+      <w:lvlText w:val="%6."/>
+      <w:lvlJc w:val="right"/>
+      <w:pPr>
+        <w:ind w:left="4320" w:hanging="180"/>
+      </w:pPr>
+    </w:lvl>
+    <w:lvl w:ilvl="6" w:tplc="0409000F" w:tentative="1">
+      <w:start w:val="1"/>
+      <w:numFmt w:val="decimal"/>
+      <w:lvlText w:val="%7."/>
+      <w:lvlJc w:val="left"/>
+      <w:pPr>
+        <w:ind w:left="5040" w:hanging="360"/>
+      </w:pPr>
+    </w:lvl>
+    <w:lvl w:ilvl="7" w:tplc="04090019" w:tentative="1">
+      <w:start w:val="1"/>
+      <w:numFmt w:val="lowerLetter"/>
+      <w:lvlText w:val="%8."/>
+      <w:lvlJc w:val="left"/>
+      <w:pPr>
+        <w:ind w:left="5760" w:hanging="360"/>
+      </w:pPr>
+    </w:lvl>
+    <w:lvl w:ilvl="8" w:tplc="0409001B" w:tentative="1">
+      <w:start w:val="1"/>
+      <w:numFmt w:val="lowerRoman"/>
+      <w:lvlText w:val="%9."/>
+      <w:lvlJc w:val="right"/>
+      <w:pPr>
+        <w:ind w:left="6480" w:hanging="180"/>
+      </w:pPr>
+    </w:lvl>
+  </w:abstractNum>
+  <w:abstractNum w:abstractNumId="14" w15:restartNumberingAfterBreak="0">
     <w:nsid w:val="661176FE"/>
     <w:multiLevelType w:val="multilevel"/>
     <w:tmpl w:val="0AC475E4"/>
@@ -16514,22 +16997,34 @@
     <w:abstractNumId w:val="5"/>
   </w:num>
   <w:num w:numId="11" w16cid:durableId="1131289035">
-    <w:abstractNumId w:val="10"/>
+    <w:abstractNumId w:val="14"/>
   </w:num>
   <w:num w:numId="12" w16cid:durableId="1564485834">
     <w:abstractNumId w:val="4"/>
   </w:num>
   <w:num w:numId="13" w16cid:durableId="1697733553">
-    <w:abstractNumId w:val="7"/>
+    <w:abstractNumId w:val="9"/>
   </w:num>
   <w:num w:numId="14" w16cid:durableId="877165776">
     <w:abstractNumId w:val="6"/>
   </w:num>
   <w:num w:numId="15" w16cid:durableId="2031448136">
+    <w:abstractNumId w:val="10"/>
+  </w:num>
+  <w:num w:numId="16" w16cid:durableId="1458911072">
+    <w:abstractNumId w:val="12"/>
+  </w:num>
+  <w:num w:numId="17" w16cid:durableId="1409302301">
+    <w:abstractNumId w:val="11"/>
+  </w:num>
+  <w:num w:numId="18" w16cid:durableId="1595629378">
     <w:abstractNumId w:val="8"/>
   </w:num>
-  <w:num w:numId="16" w16cid:durableId="1458911072">
-    <w:abstractNumId w:val="9"/>
+  <w:num w:numId="19" w16cid:durableId="563763382">
+    <w:abstractNumId w:val="13"/>
+  </w:num>
+  <w:num w:numId="20" w16cid:durableId="335419777">
+    <w:abstractNumId w:val="7"/>
   </w:num>
 </w:numbering>
 </file>
@@ -16834,11 +17329,10 @@
     <w:basedOn w:val="Normal"/>
     <w:next w:val="BodyText"/>
     <w:link w:val="Heading2Char"/>
-    <w:autoRedefine/>
     <w:uiPriority w:val="9"/>
     <w:unhideWhenUsed/>
     <w:qFormat/>
-    <w:rsid w:val="00B266E6"/>
+    <w:rsid w:val="00882A64"/>
     <w:pPr>
       <w:keepNext/>
       <w:keepLines/>
@@ -16857,22 +17351,18 @@
     <w:basedOn w:val="Normal"/>
     <w:next w:val="BodyText"/>
     <w:link w:val="Heading3Char"/>
-    <w:autoRedefine/>
     <w:uiPriority w:val="9"/>
     <w:unhideWhenUsed/>
     <w:qFormat/>
-    <w:rsid w:val="00070A2B"/>
+    <w:rsid w:val="00882A64"/>
     <w:pPr>
       <w:keepNext/>
       <w:keepLines/>
-      <w:numPr>
-        <w:numId w:val="16"/>
-      </w:numPr>
       <w:spacing w:before="240" w:after="240"/>
       <w:outlineLvl w:val="2"/>
     </w:pPr>
     <w:rPr>
-      <w:rFonts w:ascii="Arial Rounded MT Bold" w:eastAsiaTheme="majorEastAsia" w:hAnsi="Arial Rounded MT Bold" w:cstheme="majorBidi"/>
+      <w:rFonts w:ascii="Arial Rounded MT Bold" w:eastAsiaTheme="majorEastAsia" w:hAnsi="Arial Rounded MT Bold" w:cs="Times New Roman (Headings CS)"/>
       <w:color w:val="2463ED"/>
       <w:szCs w:val="28"/>
     </w:rPr>
@@ -16885,11 +17375,11 @@
     <w:uiPriority w:val="9"/>
     <w:unhideWhenUsed/>
     <w:qFormat/>
-    <w:rsid w:val="00070A2B"/>
+    <w:rsid w:val="00882A64"/>
     <w:pPr>
       <w:keepNext/>
       <w:keepLines/>
-      <w:spacing w:before="240" w:after="120"/>
+      <w:spacing w:before="240" w:after="240"/>
       <w:outlineLvl w:val="3"/>
     </w:pPr>
     <w:rPr>
@@ -17056,10 +17546,10 @@
     <w:name w:val="Compact"/>
     <w:basedOn w:val="BodyText"/>
     <w:qFormat/>
-    <w:rsid w:val="00B7769D"/>
+    <w:rsid w:val="0020096B"/>
     <w:pPr>
       <w:adjustRightInd w:val="0"/>
-      <w:spacing w:before="36" w:after="36"/>
+      <w:spacing w:before="0" w:after="0"/>
     </w:pPr>
   </w:style>
   <w:style w:type="paragraph" w:styleId="Title">
@@ -17136,17 +17626,16 @@
     <w:basedOn w:val="Title"/>
     <w:next w:val="BodyText"/>
     <w:qFormat/>
-    <w:rsid w:val="00181A74"/>
+    <w:rsid w:val="00882A64"/>
     <w:pPr>
       <w:keepNext/>
       <w:keepLines/>
-      <w:jc w:val="right"/>
     </w:pPr>
     <w:rPr>
       <w:rFonts w:ascii="Aptos Narrow" w:hAnsi="Aptos Narrow"/>
       <w:i/>
       <w:color w:val="auto"/>
-      <w:sz w:val="22"/>
+      <w:sz w:val="21"/>
       <w:szCs w:val="24"/>
     </w:rPr>
   </w:style>
@@ -17155,11 +17644,10 @@
     <w:basedOn w:val="Title"/>
     <w:next w:val="BodyText"/>
     <w:qFormat/>
-    <w:rsid w:val="00181A74"/>
+    <w:rsid w:val="00882A64"/>
     <w:pPr>
       <w:keepNext/>
       <w:keepLines/>
-      <w:jc w:val="right"/>
     </w:pPr>
     <w:rPr>
       <w:rFonts w:ascii="Aptos Narrow" w:hAnsi="Aptos Narrow"/>
@@ -17224,7 +17712,7 @@
     <w:basedOn w:val="DefaultParagraphFont"/>
     <w:link w:val="Heading2"/>
     <w:uiPriority w:val="9"/>
-    <w:rsid w:val="00B266E6"/>
+    <w:rsid w:val="00882A64"/>
     <w:rPr>
       <w:rFonts w:ascii="Arial Rounded MT Bold" w:eastAsiaTheme="majorEastAsia" w:hAnsi="Arial Rounded MT Bold" w:cstheme="majorBidi"/>
       <w:color w:val="2463ED"/>
@@ -17237,9 +17725,9 @@
     <w:basedOn w:val="DefaultParagraphFont"/>
     <w:link w:val="Heading3"/>
     <w:uiPriority w:val="9"/>
-    <w:rsid w:val="00070A2B"/>
+    <w:rsid w:val="00882A64"/>
     <w:rPr>
-      <w:rFonts w:ascii="Arial Rounded MT Bold" w:eastAsiaTheme="majorEastAsia" w:hAnsi="Arial Rounded MT Bold" w:cstheme="majorBidi"/>
+      <w:rFonts w:ascii="Arial Rounded MT Bold" w:eastAsiaTheme="majorEastAsia" w:hAnsi="Arial Rounded MT Bold" w:cs="Times New Roman (Headings CS)"/>
       <w:color w:val="2463ED"/>
       <w:sz w:val="22"/>
       <w:szCs w:val="28"/>
@@ -17250,7 +17738,7 @@
     <w:basedOn w:val="DefaultParagraphFont"/>
     <w:link w:val="Heading4"/>
     <w:uiPriority w:val="9"/>
-    <w:rsid w:val="00070A2B"/>
+    <w:rsid w:val="00882A64"/>
     <w:rPr>
       <w:rFonts w:ascii="Arial Rounded MT Bold" w:eastAsiaTheme="majorEastAsia" w:hAnsi="Arial Rounded MT Bold" w:cstheme="majorBidi"/>
       <w:iCs/>
@@ -17441,10 +17929,10 @@
     <w:name w:val="Verbatim Char"/>
     <w:basedOn w:val="CaptionChar"/>
     <w:link w:val="SourceCode"/>
-    <w:rsid w:val="00B266E6"/>
+    <w:rsid w:val="0020096B"/>
     <w:rPr>
-      <w:rFonts w:ascii="Consolas" w:hAnsi="Consolas"/>
-      <w:sz w:val="18"/>
+      <w:rFonts w:ascii="Consolas" w:hAnsi="Consolas" w:cs="Times New Roman (Body CS)"/>
+      <w:sz w:val="15"/>
       <w:shd w:val="clear" w:color="auto" w:fill="F2F2F2" w:themeFill="background1" w:themeFillShade="F2"/>
     </w:rPr>
   </w:style>
@@ -17488,24 +17976,23 @@
     <w:name w:val="Source Code"/>
     <w:basedOn w:val="Normal"/>
     <w:link w:val="VerbatimChar"/>
-    <w:autoRedefine/>
     <w:qFormat/>
-    <w:rsid w:val="00B266E6"/>
+    <w:rsid w:val="0020096B"/>
     <w:pPr>
       <w:shd w:val="clear" w:color="auto" w:fill="F2F2F2" w:themeFill="background1" w:themeFillShade="F2"/>
       <w:wordWrap w:val="0"/>
       <w:spacing w:before="360" w:after="360"/>
     </w:pPr>
     <w:rPr>
-      <w:rFonts w:ascii="Consolas" w:hAnsi="Consolas"/>
-      <w:sz w:val="18"/>
+      <w:rFonts w:ascii="Consolas" w:hAnsi="Consolas" w:cs="Times New Roman (Body CS)"/>
+      <w:sz w:val="15"/>
     </w:rPr>
   </w:style>
   <w:style w:type="character" w:customStyle="1" w:styleId="KeywordTok">
     <w:name w:val="KeywordTok"/>
     <w:basedOn w:val="VerbatimChar"/>
     <w:rPr>
-      <w:rFonts w:ascii="Consolas" w:hAnsi="Consolas"/>
+      <w:rFonts w:ascii="Consolas" w:hAnsi="Consolas" w:cs="Times New Roman (Body CS)"/>
       <w:color w:val="A626A4"/>
       <w:sz w:val="20"/>
       <w:shd w:val="clear" w:color="auto" w:fill="F2F2F2" w:themeFill="background1" w:themeFillShade="F2"/>
@@ -17515,7 +18002,7 @@
     <w:name w:val="DataTypeTok"/>
     <w:basedOn w:val="VerbatimChar"/>
     <w:rPr>
-      <w:rFonts w:ascii="Consolas" w:hAnsi="Consolas"/>
+      <w:rFonts w:ascii="Consolas" w:hAnsi="Consolas" w:cs="Times New Roman (Body CS)"/>
       <w:color w:val="A626A4"/>
       <w:sz w:val="20"/>
       <w:shd w:val="clear" w:color="auto" w:fill="F2F2F2" w:themeFill="background1" w:themeFillShade="F2"/>
@@ -17525,7 +18012,7 @@
     <w:name w:val="DecValTok"/>
     <w:basedOn w:val="VerbatimChar"/>
     <w:rPr>
-      <w:rFonts w:ascii="Consolas" w:hAnsi="Consolas"/>
+      <w:rFonts w:ascii="Consolas" w:hAnsi="Consolas" w:cs="Times New Roman (Body CS)"/>
       <w:color w:val="986801"/>
       <w:sz w:val="20"/>
       <w:shd w:val="clear" w:color="auto" w:fill="F2F2F2" w:themeFill="background1" w:themeFillShade="F2"/>
@@ -17535,7 +18022,7 @@
     <w:name w:val="BaseNTok"/>
     <w:basedOn w:val="VerbatimChar"/>
     <w:rPr>
-      <w:rFonts w:ascii="Consolas" w:hAnsi="Consolas"/>
+      <w:rFonts w:ascii="Consolas" w:hAnsi="Consolas" w:cs="Times New Roman (Body CS)"/>
       <w:color w:val="986801"/>
       <w:sz w:val="20"/>
       <w:shd w:val="clear" w:color="auto" w:fill="F2F2F2" w:themeFill="background1" w:themeFillShade="F2"/>
@@ -17545,7 +18032,7 @@
     <w:name w:val="FloatTok"/>
     <w:basedOn w:val="VerbatimChar"/>
     <w:rPr>
-      <w:rFonts w:ascii="Consolas" w:hAnsi="Consolas"/>
+      <w:rFonts w:ascii="Consolas" w:hAnsi="Consolas" w:cs="Times New Roman (Body CS)"/>
       <w:color w:val="986801"/>
       <w:sz w:val="20"/>
       <w:shd w:val="clear" w:color="auto" w:fill="F2F2F2" w:themeFill="background1" w:themeFillShade="F2"/>
@@ -17555,11 +18042,11 @@
     <w:name w:val="ConstantTok"/>
     <w:basedOn w:val="VerbatimChar"/>
     <w:qFormat/>
-    <w:rsid w:val="00A950FA"/>
+    <w:rsid w:val="00882A64"/>
     <w:rPr>
-      <w:rFonts w:ascii="Consolas" w:hAnsi="Consolas"/>
+      <w:rFonts w:ascii="Consolas" w:hAnsi="Consolas" w:cs="Times New Roman (Body CS)"/>
       <w:color w:val="986801"/>
-      <w:sz w:val="18"/>
+      <w:sz w:val="15"/>
       <w:shd w:val="clear" w:color="auto" w:fill="F2F2F2" w:themeFill="background1" w:themeFillShade="F2"/>
     </w:rPr>
   </w:style>
@@ -17567,7 +18054,7 @@
     <w:name w:val="CharTok"/>
     <w:basedOn w:val="VerbatimChar"/>
     <w:rPr>
-      <w:rFonts w:ascii="Consolas" w:hAnsi="Consolas"/>
+      <w:rFonts w:ascii="Consolas" w:hAnsi="Consolas" w:cs="Times New Roman (Body CS)"/>
       <w:color w:val="50A14F"/>
       <w:sz w:val="20"/>
       <w:shd w:val="clear" w:color="auto" w:fill="F2F2F2" w:themeFill="background1" w:themeFillShade="F2"/>
@@ -17577,11 +18064,11 @@
     <w:name w:val="SpecialCharTok"/>
     <w:basedOn w:val="VerbatimChar"/>
     <w:qFormat/>
-    <w:rsid w:val="00A950FA"/>
+    <w:rsid w:val="00873E9F"/>
     <w:rPr>
-      <w:rFonts w:ascii="Consolas" w:hAnsi="Consolas"/>
+      <w:rFonts w:ascii="Consolas" w:hAnsi="Consolas" w:cs="Times New Roman (Body CS)"/>
       <w:color w:val="0184BC"/>
-      <w:sz w:val="18"/>
+      <w:sz w:val="15"/>
       <w:shd w:val="clear" w:color="auto" w:fill="F2F2F2" w:themeFill="background1" w:themeFillShade="F2"/>
     </w:rPr>
   </w:style>
@@ -17589,11 +18076,11 @@
     <w:name w:val="StringTok"/>
     <w:basedOn w:val="VerbatimChar"/>
     <w:qFormat/>
-    <w:rsid w:val="00A950FA"/>
+    <w:rsid w:val="00882A64"/>
     <w:rPr>
-      <w:rFonts w:ascii="Consolas" w:hAnsi="Consolas"/>
+      <w:rFonts w:ascii="Consolas" w:hAnsi="Consolas" w:cs="Times New Roman (Body CS)"/>
       <w:color w:val="50A14F"/>
-      <w:sz w:val="18"/>
+      <w:sz w:val="15"/>
       <w:shd w:val="clear" w:color="auto" w:fill="F2F2F2" w:themeFill="background1" w:themeFillShade="F2"/>
     </w:rPr>
   </w:style>
@@ -17601,7 +18088,7 @@
     <w:name w:val="VerbatimStringTok"/>
     <w:basedOn w:val="VerbatimChar"/>
     <w:rPr>
-      <w:rFonts w:ascii="Consolas" w:hAnsi="Consolas"/>
+      <w:rFonts w:ascii="Consolas" w:hAnsi="Consolas" w:cs="Times New Roman (Body CS)"/>
       <w:color w:val="DA4453"/>
       <w:sz w:val="20"/>
       <w:shd w:val="clear" w:color="auto" w:fill="F2F2F2" w:themeFill="background1" w:themeFillShade="F2"/>
@@ -17611,7 +18098,7 @@
     <w:name w:val="SpecialStringTok"/>
     <w:basedOn w:val="VerbatimChar"/>
     <w:rPr>
-      <w:rFonts w:ascii="Consolas" w:hAnsi="Consolas"/>
+      <w:rFonts w:ascii="Consolas" w:hAnsi="Consolas" w:cs="Times New Roman (Body CS)"/>
       <w:color w:val="DA4453"/>
       <w:sz w:val="20"/>
       <w:shd w:val="clear" w:color="auto" w:fill="F2F2F2" w:themeFill="background1" w:themeFillShade="F2"/>
@@ -17621,7 +18108,7 @@
     <w:name w:val="ImportTok"/>
     <w:basedOn w:val="VerbatimChar"/>
     <w:rPr>
-      <w:rFonts w:ascii="Consolas" w:hAnsi="Consolas"/>
+      <w:rFonts w:ascii="Consolas" w:hAnsi="Consolas" w:cs="Times New Roman (Body CS)"/>
       <w:color w:val="50A14F"/>
       <w:sz w:val="20"/>
       <w:shd w:val="clear" w:color="auto" w:fill="F2F2F2" w:themeFill="background1" w:themeFillShade="F2"/>
@@ -17631,12 +18118,12 @@
     <w:name w:val="CommentTok"/>
     <w:basedOn w:val="VerbatimChar"/>
     <w:qFormat/>
-    <w:rsid w:val="00A950FA"/>
+    <w:rsid w:val="00882A64"/>
     <w:rPr>
-      <w:rFonts w:ascii="Consolas" w:hAnsi="Consolas"/>
+      <w:rFonts w:ascii="Consolas" w:hAnsi="Consolas" w:cs="Times New Roman (Body CS)"/>
       <w:i/>
       <w:color w:val="A0A1A7"/>
-      <w:sz w:val="18"/>
+      <w:sz w:val="15"/>
       <w:shd w:val="clear" w:color="auto" w:fill="F2F2F2" w:themeFill="background1" w:themeFillShade="F2"/>
     </w:rPr>
   </w:style>
@@ -17644,7 +18131,7 @@
     <w:name w:val="DocumentationTok"/>
     <w:basedOn w:val="VerbatimChar"/>
     <w:rPr>
-      <w:rFonts w:ascii="Consolas" w:hAnsi="Consolas"/>
+      <w:rFonts w:ascii="Consolas" w:hAnsi="Consolas" w:cs="Times New Roman (Body CS)"/>
       <w:color w:val="E45649"/>
       <w:sz w:val="20"/>
       <w:shd w:val="clear" w:color="auto" w:fill="F2F2F2" w:themeFill="background1" w:themeFillShade="F2"/>
@@ -17654,7 +18141,7 @@
     <w:name w:val="AnnotationTok"/>
     <w:basedOn w:val="VerbatimChar"/>
     <w:rPr>
-      <w:rFonts w:ascii="Consolas" w:hAnsi="Consolas"/>
+      <w:rFonts w:ascii="Consolas" w:hAnsi="Consolas" w:cs="Times New Roman (Body CS)"/>
       <w:color w:val="50A14F"/>
       <w:sz w:val="20"/>
       <w:shd w:val="clear" w:color="auto" w:fill="F2F2F2" w:themeFill="background1" w:themeFillShade="F2"/>
@@ -17664,7 +18151,7 @@
     <w:name w:val="CommentVarTok"/>
     <w:basedOn w:val="VerbatimChar"/>
     <w:rPr>
-      <w:rFonts w:ascii="Consolas" w:hAnsi="Consolas"/>
+      <w:rFonts w:ascii="Consolas" w:hAnsi="Consolas" w:cs="Times New Roman (Body CS)"/>
       <w:i/>
       <w:color w:val="E45649"/>
       <w:sz w:val="20"/>
@@ -17675,7 +18162,7 @@
     <w:name w:val="OtherTok"/>
     <w:basedOn w:val="VerbatimChar"/>
     <w:rPr>
-      <w:rFonts w:ascii="Consolas" w:hAnsi="Consolas"/>
+      <w:rFonts w:ascii="Consolas" w:hAnsi="Consolas" w:cs="Times New Roman (Body CS)"/>
       <w:color w:val="27AE60"/>
       <w:sz w:val="20"/>
       <w:shd w:val="clear" w:color="auto" w:fill="F2F2F2" w:themeFill="background1" w:themeFillShade="F2"/>
@@ -17685,11 +18172,11 @@
     <w:name w:val="FunctionTok"/>
     <w:basedOn w:val="VerbatimChar"/>
     <w:qFormat/>
-    <w:rsid w:val="00A950FA"/>
+    <w:rsid w:val="00882A64"/>
     <w:rPr>
-      <w:rFonts w:ascii="Consolas" w:hAnsi="Consolas"/>
+      <w:rFonts w:ascii="Consolas" w:hAnsi="Consolas" w:cs="Times New Roman (Body CS)"/>
       <w:color w:val="4078F2"/>
-      <w:sz w:val="18"/>
+      <w:sz w:val="15"/>
       <w:shd w:val="clear" w:color="auto" w:fill="F2F2F2" w:themeFill="background1" w:themeFillShade="F2"/>
     </w:rPr>
   </w:style>
@@ -17697,7 +18184,7 @@
     <w:name w:val="VariableTok"/>
     <w:basedOn w:val="VerbatimChar"/>
     <w:rPr>
-      <w:rFonts w:ascii="Consolas" w:hAnsi="Consolas"/>
+      <w:rFonts w:ascii="Consolas" w:hAnsi="Consolas" w:cs="Times New Roman (Body CS)"/>
       <w:color w:val="E45649"/>
       <w:sz w:val="20"/>
       <w:shd w:val="clear" w:color="auto" w:fill="F2F2F2" w:themeFill="background1" w:themeFillShade="F2"/>
@@ -17707,7 +18194,7 @@
     <w:name w:val="ControlFlowTok"/>
     <w:basedOn w:val="VerbatimChar"/>
     <w:rPr>
-      <w:rFonts w:ascii="Consolas" w:hAnsi="Consolas"/>
+      <w:rFonts w:ascii="Consolas" w:hAnsi="Consolas" w:cs="Times New Roman (Body CS)"/>
       <w:color w:val="A626A4"/>
       <w:sz w:val="20"/>
       <w:shd w:val="clear" w:color="auto" w:fill="F2F2F2" w:themeFill="background1" w:themeFillShade="F2"/>
@@ -17717,7 +18204,7 @@
     <w:name w:val="OperatorTok"/>
     <w:basedOn w:val="VerbatimChar"/>
     <w:rPr>
-      <w:rFonts w:ascii="Consolas" w:hAnsi="Consolas"/>
+      <w:rFonts w:ascii="Consolas" w:hAnsi="Consolas" w:cs="Times New Roman (Body CS)"/>
       <w:color w:val="A626A4"/>
       <w:sz w:val="20"/>
       <w:shd w:val="clear" w:color="auto" w:fill="F2F2F2" w:themeFill="background1" w:themeFillShade="F2"/>
@@ -17727,7 +18214,7 @@
     <w:name w:val="BuiltInTok"/>
     <w:basedOn w:val="VerbatimChar"/>
     <w:rPr>
-      <w:rFonts w:ascii="Consolas" w:hAnsi="Consolas"/>
+      <w:rFonts w:ascii="Consolas" w:hAnsi="Consolas" w:cs="Times New Roman (Body CS)"/>
       <w:color w:val="A626A4"/>
       <w:sz w:val="20"/>
       <w:shd w:val="clear" w:color="auto" w:fill="F2F2F2" w:themeFill="background1" w:themeFillShade="F2"/>
@@ -17737,7 +18224,7 @@
     <w:name w:val="ExtensionTok"/>
     <w:basedOn w:val="VerbatimChar"/>
     <w:rPr>
-      <w:rFonts w:ascii="Consolas" w:hAnsi="Consolas"/>
+      <w:rFonts w:ascii="Consolas" w:hAnsi="Consolas" w:cs="Times New Roman (Body CS)"/>
       <w:b/>
       <w:color w:val="4078F2"/>
       <w:sz w:val="20"/>
@@ -17748,7 +18235,7 @@
     <w:name w:val="PreprocessorTok"/>
     <w:basedOn w:val="VerbatimChar"/>
     <w:rPr>
-      <w:rFonts w:ascii="Consolas" w:hAnsi="Consolas"/>
+      <w:rFonts w:ascii="Consolas" w:hAnsi="Consolas" w:cs="Times New Roman (Body CS)"/>
       <w:color w:val="A626A4"/>
       <w:sz w:val="20"/>
       <w:shd w:val="clear" w:color="auto" w:fill="F2F2F2" w:themeFill="background1" w:themeFillShade="F2"/>
@@ -17758,11 +18245,11 @@
     <w:name w:val="AttributeTok"/>
     <w:basedOn w:val="VerbatimChar"/>
     <w:qFormat/>
-    <w:rsid w:val="00A950FA"/>
+    <w:rsid w:val="00882A64"/>
     <w:rPr>
-      <w:rFonts w:ascii="Consolas" w:hAnsi="Consolas"/>
+      <w:rFonts w:ascii="Consolas" w:hAnsi="Consolas" w:cs="Times New Roman (Body CS)"/>
       <w:color w:val="A626A4"/>
-      <w:sz w:val="18"/>
+      <w:sz w:val="15"/>
       <w:shd w:val="clear" w:color="auto" w:fill="F2F2F2" w:themeFill="background1" w:themeFillShade="F2"/>
     </w:rPr>
   </w:style>
@@ -17770,7 +18257,7 @@
     <w:name w:val="RegionMarkerTok"/>
     <w:basedOn w:val="VerbatimChar"/>
     <w:rPr>
-      <w:rFonts w:ascii="Consolas" w:hAnsi="Consolas"/>
+      <w:rFonts w:ascii="Consolas" w:hAnsi="Consolas" w:cs="Times New Roman (Body CS)"/>
       <w:color w:val="2980B9"/>
       <w:sz w:val="20"/>
       <w:shd w:val="clear" w:color="auto" w:fill="153042"/>
@@ -17780,7 +18267,7 @@
     <w:name w:val="InformationTok"/>
     <w:basedOn w:val="VerbatimChar"/>
     <w:rPr>
-      <w:rFonts w:ascii="Consolas" w:hAnsi="Consolas"/>
+      <w:rFonts w:ascii="Consolas" w:hAnsi="Consolas" w:cs="Times New Roman (Body CS)"/>
       <w:color w:val="C45B00"/>
       <w:sz w:val="20"/>
       <w:shd w:val="clear" w:color="auto" w:fill="F2F2F2" w:themeFill="background1" w:themeFillShade="F2"/>
@@ -17790,7 +18277,7 @@
     <w:name w:val="WarningTok"/>
     <w:basedOn w:val="VerbatimChar"/>
     <w:rPr>
-      <w:rFonts w:ascii="Consolas" w:hAnsi="Consolas"/>
+      <w:rFonts w:ascii="Consolas" w:hAnsi="Consolas" w:cs="Times New Roman (Body CS)"/>
       <w:color w:val="DA4453"/>
       <w:sz w:val="20"/>
       <w:shd w:val="clear" w:color="auto" w:fill="F2F2F2" w:themeFill="background1" w:themeFillShade="F2"/>
@@ -17800,7 +18287,7 @@
     <w:name w:val="AlertTok"/>
     <w:basedOn w:val="VerbatimChar"/>
     <w:rPr>
-      <w:rFonts w:ascii="Consolas" w:hAnsi="Consolas"/>
+      <w:rFonts w:ascii="Consolas" w:hAnsi="Consolas" w:cs="Times New Roman (Body CS)"/>
       <w:b/>
       <w:color w:val="95DA4C"/>
       <w:sz w:val="20"/>
@@ -17811,7 +18298,7 @@
     <w:name w:val="ErrorTok"/>
     <w:basedOn w:val="VerbatimChar"/>
     <w:rPr>
-      <w:rFonts w:ascii="Consolas" w:hAnsi="Consolas"/>
+      <w:rFonts w:ascii="Consolas" w:hAnsi="Consolas" w:cs="Times New Roman (Body CS)"/>
       <w:color w:val="F44747"/>
       <w:sz w:val="20"/>
       <w:shd w:val="clear" w:color="auto" w:fill="F2F2F2" w:themeFill="background1" w:themeFillShade="F2"/>
@@ -17821,11 +18308,11 @@
     <w:name w:val="NormalTok"/>
     <w:basedOn w:val="VerbatimChar"/>
     <w:qFormat/>
-    <w:rsid w:val="00A950FA"/>
+    <w:rsid w:val="00882A64"/>
     <w:rPr>
-      <w:rFonts w:ascii="Consolas" w:hAnsi="Consolas"/>
+      <w:rFonts w:ascii="Consolas" w:hAnsi="Consolas" w:cs="Times New Roman (Body CS)"/>
       <w:color w:val="383A42"/>
-      <w:sz w:val="18"/>
+      <w:sz w:val="15"/>
       <w:shd w:val="clear" w:color="auto" w:fill="F2F2F2" w:themeFill="background1" w:themeFillShade="F2"/>
     </w:rPr>
   </w:style>
@@ -17980,6 +18467,34 @@
     <w:name w:val="page number"/>
     <w:basedOn w:val="DefaultParagraphFont"/>
     <w:rsid w:val="003072E2"/>
+  </w:style>
+  <w:style w:type="numbering" w:customStyle="1" w:styleId="CurrentList6">
+    <w:name w:val="Current List6"/>
+    <w:uiPriority w:val="99"/>
+    <w:rsid w:val="00882A64"/>
+    <w:pPr>
+      <w:numPr>
+        <w:numId w:val="17"/>
+      </w:numPr>
+    </w:pPr>
+  </w:style>
+  <w:style w:type="table" w:styleId="TableGrid">
+    <w:name w:val="Table Grid"/>
+    <w:basedOn w:val="TableNormal"/>
+    <w:rsid w:val="00FC3593"/>
+    <w:pPr>
+      <w:spacing w:after="0"/>
+    </w:pPr>
+    <w:tblPr>
+      <w:tblBorders>
+        <w:top w:val="single" w:sz="4" w:space="0" w:color="auto"/>
+        <w:left w:val="single" w:sz="4" w:space="0" w:color="auto"/>
+        <w:bottom w:val="single" w:sz="4" w:space="0" w:color="auto"/>
+        <w:right w:val="single" w:sz="4" w:space="0" w:color="auto"/>
+        <w:insideH w:val="single" w:sz="4" w:space="0" w:color="auto"/>
+        <w:insideV w:val="single" w:sz="4" w:space="0" w:color="auto"/>
+      </w:tblBorders>
+    </w:tblPr>
   </w:style>
 </w:styles>
 </file>

--- a/references/style/Backup of style.docx
+++ b/references/style/Backup of style.docx
@@ -2816,112 +2816,112 @@
         <w:rPr>
           <w:rStyle w:val="FunctionTok"/>
         </w:rPr>
+        <w:t>print</w:t>
+      </w:r>
+      <w:r>
+        <w:rPr>
+          <w:rStyle w:val="NormalTok"/>
+        </w:rPr>
+        <w:t>(</w:t>
+      </w:r>
+      <w:r>
+        <w:rPr>
+          <w:rStyle w:val="FunctionTok"/>
+        </w:rPr>
+        <w:t>st_crs</w:t>
+      </w:r>
+      <w:r>
+        <w:rPr>
+          <w:rStyle w:val="NormalTok"/>
+        </w:rPr>
+        <w:t>(accounting_area))</w:t>
+      </w:r>
+      <w:r>
+        <w:br/>
+      </w:r>
+      <w:r>
+        <w:br/>
+      </w:r>
+      <w:r>
+        <w:rPr>
+          <w:rStyle w:val="FunctionTok"/>
+        </w:rPr>
+        <w:t>cat</w:t>
+      </w:r>
+      <w:r>
+        <w:rPr>
+          <w:rStyle w:val="NormalTok"/>
+        </w:rPr>
+        <w:t>(</w:t>
+      </w:r>
+      <w:r>
+        <w:rPr>
+          <w:rStyle w:val="StringTok"/>
+        </w:rPr>
+        <w:t>"</w:t>
+      </w:r>
+      <w:r>
+        <w:rPr>
+          <w:rStyle w:val="SpecialCharTok"/>
+        </w:rPr>
+        <w:t>\n</w:t>
+      </w:r>
+      <w:r>
+        <w:rPr>
+          <w:rStyle w:val="StringTok"/>
+        </w:rPr>
+        <w:t>Number of features:"</w:t>
+      </w:r>
+      <w:r>
+        <w:rPr>
+          <w:rStyle w:val="NormalTok"/>
+        </w:rPr>
+        <w:t xml:space="preserve">, </w:t>
+      </w:r>
+      <w:r>
+        <w:rPr>
+          <w:rStyle w:val="FunctionTok"/>
+        </w:rPr>
+        <w:t>nrow</w:t>
+      </w:r>
+      <w:r>
+        <w:rPr>
+          <w:rStyle w:val="NormalTok"/>
+        </w:rPr>
+        <w:t xml:space="preserve">(accounting_area), </w:t>
+      </w:r>
+      <w:r>
+        <w:rPr>
+          <w:rStyle w:val="StringTok"/>
+        </w:rPr>
+        <w:t>"</w:t>
+      </w:r>
+      <w:r>
+        <w:rPr>
+          <w:rStyle w:val="SpecialCharTok"/>
+        </w:rPr>
+        <w:t>\n</w:t>
+      </w:r>
+      <w:r>
+        <w:rPr>
+          <w:rStyle w:val="StringTok"/>
+        </w:rPr>
+        <w:t>"</w:t>
+      </w:r>
+      <w:r>
+        <w:rPr>
+          <w:rStyle w:val="NormalTok"/>
+        </w:rPr>
+        <w:t>)</w:t>
+      </w:r>
+      <w:r>
+        <w:br/>
+      </w:r>
+      <w:r>
+        <w:rPr>
+          <w:rStyle w:val="FunctionTok"/>
+        </w:rPr>
         <w:lastRenderedPageBreak/>
-        <w:t>print</w:t>
-      </w:r>
-      <w:r>
-        <w:rPr>
-          <w:rStyle w:val="NormalTok"/>
-        </w:rPr>
-        <w:t>(</w:t>
-      </w:r>
-      <w:r>
-        <w:rPr>
-          <w:rStyle w:val="FunctionTok"/>
-        </w:rPr>
-        <w:t>st_crs</w:t>
-      </w:r>
-      <w:r>
-        <w:rPr>
-          <w:rStyle w:val="NormalTok"/>
-        </w:rPr>
-        <w:t>(accounting_area))</w:t>
-      </w:r>
-      <w:r>
-        <w:br/>
-      </w:r>
-      <w:r>
-        <w:br/>
-      </w:r>
-      <w:r>
-        <w:rPr>
-          <w:rStyle w:val="FunctionTok"/>
-        </w:rPr>
-        <w:t>cat</w:t>
-      </w:r>
-      <w:r>
-        <w:rPr>
-          <w:rStyle w:val="NormalTok"/>
-        </w:rPr>
-        <w:t>(</w:t>
-      </w:r>
-      <w:r>
-        <w:rPr>
-          <w:rStyle w:val="StringTok"/>
-        </w:rPr>
-        <w:t>"</w:t>
-      </w:r>
-      <w:r>
-        <w:rPr>
-          <w:rStyle w:val="SpecialCharTok"/>
-        </w:rPr>
-        <w:t>\n</w:t>
-      </w:r>
-      <w:r>
-        <w:rPr>
-          <w:rStyle w:val="StringTok"/>
-        </w:rPr>
-        <w:t>Number of features:"</w:t>
-      </w:r>
-      <w:r>
-        <w:rPr>
-          <w:rStyle w:val="NormalTok"/>
-        </w:rPr>
-        <w:t xml:space="preserve">, </w:t>
-      </w:r>
-      <w:r>
-        <w:rPr>
-          <w:rStyle w:val="FunctionTok"/>
-        </w:rPr>
-        <w:t>nrow</w:t>
-      </w:r>
-      <w:r>
-        <w:rPr>
-          <w:rStyle w:val="NormalTok"/>
-        </w:rPr>
-        <w:t xml:space="preserve">(accounting_area), </w:t>
-      </w:r>
-      <w:r>
-        <w:rPr>
-          <w:rStyle w:val="StringTok"/>
-        </w:rPr>
-        <w:t>"</w:t>
-      </w:r>
-      <w:r>
-        <w:rPr>
-          <w:rStyle w:val="SpecialCharTok"/>
-        </w:rPr>
-        <w:t>\n</w:t>
-      </w:r>
-      <w:r>
-        <w:rPr>
-          <w:rStyle w:val="StringTok"/>
-        </w:rPr>
-        <w:t>"</w:t>
-      </w:r>
-      <w:r>
-        <w:rPr>
-          <w:rStyle w:val="NormalTok"/>
-        </w:rPr>
-        <w:t>)</w:t>
-      </w:r>
-      <w:r>
-        <w:br/>
-      </w:r>
-      <w:r>
-        <w:rPr>
-          <w:rStyle w:val="FunctionTok"/>
-        </w:rPr>
         <w:t>cat</w:t>
       </w:r>
       <w:r>
@@ -4653,121 +4653,121 @@
         <w:rPr>
           <w:rStyle w:val="NormalTok"/>
         </w:rPr>
+        <w:t xml:space="preserve">      </w:t>
+      </w:r>
+      <w:r>
+        <w:rPr>
+          <w:rStyle w:val="AttributeTok"/>
+        </w:rPr>
+        <w:t>caption =</w:t>
+      </w:r>
+      <w:r>
+        <w:rPr>
+          <w:rStyle w:val="NormalTok"/>
+        </w:rPr>
+        <w:t xml:space="preserve"> </w:t>
+      </w:r>
+      <w:r>
+        <w:rPr>
+          <w:rStyle w:val="StringTok"/>
+        </w:rPr>
+        <w:t>"Total Accounting Area - ART TREES Compliance Check"</w:t>
+      </w:r>
+      <w:r>
+        <w:rPr>
+          <w:rStyle w:val="NormalTok"/>
+        </w:rPr>
+        <w:t xml:space="preserve">) </w:t>
+      </w:r>
+      <w:r>
+        <w:rPr>
+          <w:rStyle w:val="SpecialCharTok"/>
+        </w:rPr>
+        <w:t>%&gt;%</w:t>
+      </w:r>
+      <w:r>
+        <w:br/>
+      </w:r>
+      <w:r>
+        <w:rPr>
+          <w:rStyle w:val="NormalTok"/>
+        </w:rPr>
+        <w:t xml:space="preserve">  </w:t>
+      </w:r>
+      <w:r>
+        <w:rPr>
+          <w:rStyle w:val="FunctionTok"/>
+        </w:rPr>
+        <w:t>kable_styling</w:t>
+      </w:r>
+      <w:r>
+        <w:rPr>
+          <w:rStyle w:val="NormalTok"/>
+        </w:rPr>
+        <w:t>(</w:t>
+      </w:r>
+      <w:r>
+        <w:rPr>
+          <w:rStyle w:val="AttributeTok"/>
+        </w:rPr>
+        <w:t>bootstrap_options =</w:t>
+      </w:r>
+      <w:r>
+        <w:rPr>
+          <w:rStyle w:val="NormalTok"/>
+        </w:rPr>
+        <w:t xml:space="preserve"> </w:t>
+      </w:r>
+      <w:r>
+        <w:rPr>
+          <w:rStyle w:val="FunctionTok"/>
+        </w:rPr>
+        <w:t>c</w:t>
+      </w:r>
+      <w:r>
+        <w:rPr>
+          <w:rStyle w:val="NormalTok"/>
+        </w:rPr>
+        <w:t>(</w:t>
+      </w:r>
+      <w:r>
+        <w:rPr>
+          <w:rStyle w:val="StringTok"/>
+        </w:rPr>
+        <w:t>"striped"</w:t>
+      </w:r>
+      <w:r>
+        <w:rPr>
+          <w:rStyle w:val="NormalTok"/>
+        </w:rPr>
+        <w:t xml:space="preserve">, </w:t>
+      </w:r>
+      <w:r>
+        <w:rPr>
+          <w:rStyle w:val="StringTok"/>
+        </w:rPr>
+        <w:t>"hover"</w:t>
+      </w:r>
+      <w:r>
+        <w:rPr>
+          <w:rStyle w:val="NormalTok"/>
+        </w:rPr>
+        <w:t xml:space="preserve">)) </w:t>
+      </w:r>
+      <w:r>
+        <w:rPr>
+          <w:rStyle w:val="SpecialCharTok"/>
+        </w:rPr>
+        <w:t>%&gt;%</w:t>
+      </w:r>
+      <w:r>
+        <w:br/>
+      </w:r>
+      <w:r>
+        <w:rPr>
+          <w:rStyle w:val="NormalTok"/>
+        </w:rPr>
         <w:lastRenderedPageBreak/>
-        <w:t xml:space="preserve">      </w:t>
-      </w:r>
-      <w:r>
-        <w:rPr>
-          <w:rStyle w:val="AttributeTok"/>
-        </w:rPr>
-        <w:t>caption =</w:t>
-      </w:r>
-      <w:r>
-        <w:rPr>
-          <w:rStyle w:val="NormalTok"/>
-        </w:rPr>
-        <w:t xml:space="preserve"> </w:t>
-      </w:r>
-      <w:r>
-        <w:rPr>
-          <w:rStyle w:val="StringTok"/>
-        </w:rPr>
-        <w:t>"Total Accounting Area - ART TREES Compliance Check"</w:t>
-      </w:r>
-      <w:r>
-        <w:rPr>
-          <w:rStyle w:val="NormalTok"/>
-        </w:rPr>
-        <w:t xml:space="preserve">) </w:t>
-      </w:r>
-      <w:r>
-        <w:rPr>
-          <w:rStyle w:val="SpecialCharTok"/>
-        </w:rPr>
-        <w:t>%&gt;%</w:t>
-      </w:r>
-      <w:r>
-        <w:br/>
-      </w:r>
-      <w:r>
-        <w:rPr>
-          <w:rStyle w:val="NormalTok"/>
-        </w:rPr>
-        <w:t xml:space="preserve">  </w:t>
-      </w:r>
-      <w:r>
-        <w:rPr>
-          <w:rStyle w:val="FunctionTok"/>
-        </w:rPr>
-        <w:t>kable_styling</w:t>
-      </w:r>
-      <w:r>
-        <w:rPr>
-          <w:rStyle w:val="NormalTok"/>
-        </w:rPr>
-        <w:t>(</w:t>
-      </w:r>
-      <w:r>
-        <w:rPr>
-          <w:rStyle w:val="AttributeTok"/>
-        </w:rPr>
-        <w:t>bootstrap_options =</w:t>
-      </w:r>
-      <w:r>
-        <w:rPr>
-          <w:rStyle w:val="NormalTok"/>
-        </w:rPr>
-        <w:t xml:space="preserve"> </w:t>
-      </w:r>
-      <w:r>
-        <w:rPr>
-          <w:rStyle w:val="FunctionTok"/>
-        </w:rPr>
-        <w:t>c</w:t>
-      </w:r>
-      <w:r>
-        <w:rPr>
-          <w:rStyle w:val="NormalTok"/>
-        </w:rPr>
-        <w:t>(</w:t>
-      </w:r>
-      <w:r>
-        <w:rPr>
-          <w:rStyle w:val="StringTok"/>
-        </w:rPr>
-        <w:t>"striped"</w:t>
-      </w:r>
-      <w:r>
-        <w:rPr>
-          <w:rStyle w:val="NormalTok"/>
-        </w:rPr>
-        <w:t xml:space="preserve">, </w:t>
-      </w:r>
-      <w:r>
-        <w:rPr>
-          <w:rStyle w:val="StringTok"/>
-        </w:rPr>
-        <w:t>"hover"</w:t>
-      </w:r>
-      <w:r>
-        <w:rPr>
-          <w:rStyle w:val="NormalTok"/>
-        </w:rPr>
-        <w:t xml:space="preserve">)) </w:t>
-      </w:r>
-      <w:r>
-        <w:rPr>
-          <w:rStyle w:val="SpecialCharTok"/>
-        </w:rPr>
-        <w:t>%&gt;%</w:t>
-      </w:r>
-      <w:r>
-        <w:br/>
-      </w:r>
-      <w:r>
-        <w:rPr>
-          <w:rStyle w:val="NormalTok"/>
-        </w:rPr>
         <w:t xml:space="preserve">  </w:t>
       </w:r>
       <w:r>
@@ -6789,205 +6789,205 @@
         <w:rPr>
           <w:rStyle w:val="NormalTok"/>
         </w:rPr>
+        <w:t xml:space="preserve">  </w:t>
+      </w:r>
+      <w:r>
+        <w:rPr>
+          <w:rStyle w:val="FunctionTok"/>
+        </w:rPr>
+        <w:t>cat</w:t>
+      </w:r>
+      <w:r>
+        <w:rPr>
+          <w:rStyle w:val="NormalTok"/>
+        </w:rPr>
+        <w:t>(</w:t>
+      </w:r>
+      <w:r>
+        <w:rPr>
+          <w:rStyle w:val="StringTok"/>
+        </w:rPr>
+        <w:t>"Dissolved area:"</w:t>
+      </w:r>
+      <w:r>
+        <w:rPr>
+          <w:rStyle w:val="NormalTok"/>
+        </w:rPr>
+        <w:t xml:space="preserve">, </w:t>
+      </w:r>
+      <w:r>
+        <w:rPr>
+          <w:rStyle w:val="FunctionTok"/>
+        </w:rPr>
+        <w:t>format</w:t>
+      </w:r>
+      <w:r>
+        <w:rPr>
+          <w:rStyle w:val="NormalTok"/>
+        </w:rPr>
+        <w:t>(</w:t>
+      </w:r>
+      <w:r>
+        <w:rPr>
+          <w:rStyle w:val="FunctionTok"/>
+        </w:rPr>
+        <w:t>as.numeric</w:t>
+      </w:r>
+      <w:r>
+        <w:rPr>
+          <w:rStyle w:val="NormalTok"/>
+        </w:rPr>
+        <w:t xml:space="preserve">(dissolved_area), </w:t>
+      </w:r>
+      <w:r>
+        <w:rPr>
+          <w:rStyle w:val="AttributeTok"/>
+        </w:rPr>
+        <w:t>scientific =</w:t>
+      </w:r>
+      <w:r>
+        <w:rPr>
+          <w:rStyle w:val="NormalTok"/>
+        </w:rPr>
+        <w:t xml:space="preserve"> </w:t>
+      </w:r>
+      <w:r>
+        <w:rPr>
+          <w:rStyle w:val="ConstantTok"/>
+        </w:rPr>
+        <w:t>FALSE</w:t>
+      </w:r>
+      <w:r>
+        <w:rPr>
+          <w:rStyle w:val="NormalTok"/>
+        </w:rPr>
+        <w:t xml:space="preserve">), </w:t>
+      </w:r>
+      <w:r>
+        <w:rPr>
+          <w:rStyle w:val="StringTok"/>
+        </w:rPr>
+        <w:t>"m²</w:t>
+      </w:r>
+      <w:r>
+        <w:rPr>
+          <w:rStyle w:val="SpecialCharTok"/>
+        </w:rPr>
+        <w:t>\n</w:t>
+      </w:r>
+      <w:r>
+        <w:rPr>
+          <w:rStyle w:val="StringTok"/>
+        </w:rPr>
+        <w:t>"</w:t>
+      </w:r>
+      <w:r>
+        <w:rPr>
+          <w:rStyle w:val="NormalTok"/>
+        </w:rPr>
+        <w:t>)</w:t>
+      </w:r>
+      <w:r>
+        <w:br/>
+      </w:r>
+      <w:r>
+        <w:rPr>
+          <w:rStyle w:val="NormalTok"/>
+        </w:rPr>
+        <w:t xml:space="preserve">  </w:t>
+      </w:r>
+      <w:r>
+        <w:rPr>
+          <w:rStyle w:val="FunctionTok"/>
+        </w:rPr>
+        <w:t>cat</w:t>
+      </w:r>
+      <w:r>
+        <w:rPr>
+          <w:rStyle w:val="NormalTok"/>
+        </w:rPr>
+        <w:t>(</w:t>
+      </w:r>
+      <w:r>
+        <w:rPr>
+          <w:rStyle w:val="StringTok"/>
+        </w:rPr>
+        <w:t>"Difference:"</w:t>
+      </w:r>
+      <w:r>
+        <w:rPr>
+          <w:rStyle w:val="NormalTok"/>
+        </w:rPr>
+        <w:t xml:space="preserve">, </w:t>
+      </w:r>
+      <w:r>
+        <w:rPr>
+          <w:rStyle w:val="FunctionTok"/>
+        </w:rPr>
+        <w:t>format</w:t>
+      </w:r>
+      <w:r>
+        <w:rPr>
+          <w:rStyle w:val="NormalTok"/>
+        </w:rPr>
+        <w:t xml:space="preserve">(area_diff_pct, </w:t>
+      </w:r>
+      <w:r>
+        <w:rPr>
+          <w:rStyle w:val="AttributeTok"/>
+        </w:rPr>
+        <w:t>digits =</w:t>
+      </w:r>
+      <w:r>
+        <w:rPr>
+          <w:rStyle w:val="NormalTok"/>
+        </w:rPr>
+        <w:t xml:space="preserve"> </w:t>
+      </w:r>
+      <w:r>
+        <w:rPr>
+          <w:rStyle w:val="DecValTok"/>
+        </w:rPr>
+        <w:t>4</w:t>
+      </w:r>
+      <w:r>
+        <w:rPr>
+          <w:rStyle w:val="NormalTok"/>
+        </w:rPr>
+        <w:t xml:space="preserve">), </w:t>
+      </w:r>
+      <w:r>
+        <w:rPr>
+          <w:rStyle w:val="StringTok"/>
+        </w:rPr>
+        <w:t>"%</w:t>
+      </w:r>
+      <w:r>
+        <w:rPr>
+          <w:rStyle w:val="SpecialCharTok"/>
+        </w:rPr>
+        <w:t>\n</w:t>
+      </w:r>
+      <w:r>
+        <w:rPr>
+          <w:rStyle w:val="StringTok"/>
+        </w:rPr>
+        <w:t>"</w:t>
+      </w:r>
+      <w:r>
+        <w:rPr>
+          <w:rStyle w:val="NormalTok"/>
+        </w:rPr>
+        <w:t>)</w:t>
+      </w:r>
+      <w:r>
+        <w:br/>
+      </w:r>
+      <w:r>
+        <w:rPr>
+          <w:rStyle w:val="NormalTok"/>
+        </w:rPr>
         <w:lastRenderedPageBreak/>
-        <w:t xml:space="preserve">  </w:t>
-      </w:r>
-      <w:r>
-        <w:rPr>
-          <w:rStyle w:val="FunctionTok"/>
-        </w:rPr>
-        <w:t>cat</w:t>
-      </w:r>
-      <w:r>
-        <w:rPr>
-          <w:rStyle w:val="NormalTok"/>
-        </w:rPr>
-        <w:t>(</w:t>
-      </w:r>
-      <w:r>
-        <w:rPr>
-          <w:rStyle w:val="StringTok"/>
-        </w:rPr>
-        <w:t>"Dissolved area:"</w:t>
-      </w:r>
-      <w:r>
-        <w:rPr>
-          <w:rStyle w:val="NormalTok"/>
-        </w:rPr>
-        <w:t xml:space="preserve">, </w:t>
-      </w:r>
-      <w:r>
-        <w:rPr>
-          <w:rStyle w:val="FunctionTok"/>
-        </w:rPr>
-        <w:t>format</w:t>
-      </w:r>
-      <w:r>
-        <w:rPr>
-          <w:rStyle w:val="NormalTok"/>
-        </w:rPr>
-        <w:t>(</w:t>
-      </w:r>
-      <w:r>
-        <w:rPr>
-          <w:rStyle w:val="FunctionTok"/>
-        </w:rPr>
-        <w:t>as.numeric</w:t>
-      </w:r>
-      <w:r>
-        <w:rPr>
-          <w:rStyle w:val="NormalTok"/>
-        </w:rPr>
-        <w:t xml:space="preserve">(dissolved_area), </w:t>
-      </w:r>
-      <w:r>
-        <w:rPr>
-          <w:rStyle w:val="AttributeTok"/>
-        </w:rPr>
-        <w:t>scientific =</w:t>
-      </w:r>
-      <w:r>
-        <w:rPr>
-          <w:rStyle w:val="NormalTok"/>
-        </w:rPr>
-        <w:t xml:space="preserve"> </w:t>
-      </w:r>
-      <w:r>
-        <w:rPr>
-          <w:rStyle w:val="ConstantTok"/>
-        </w:rPr>
-        <w:t>FALSE</w:t>
-      </w:r>
-      <w:r>
-        <w:rPr>
-          <w:rStyle w:val="NormalTok"/>
-        </w:rPr>
-        <w:t xml:space="preserve">), </w:t>
-      </w:r>
-      <w:r>
-        <w:rPr>
-          <w:rStyle w:val="StringTok"/>
-        </w:rPr>
-        <w:t>"m²</w:t>
-      </w:r>
-      <w:r>
-        <w:rPr>
-          <w:rStyle w:val="SpecialCharTok"/>
-        </w:rPr>
-        <w:t>\n</w:t>
-      </w:r>
-      <w:r>
-        <w:rPr>
-          <w:rStyle w:val="StringTok"/>
-        </w:rPr>
-        <w:t>"</w:t>
-      </w:r>
-      <w:r>
-        <w:rPr>
-          <w:rStyle w:val="NormalTok"/>
-        </w:rPr>
-        <w:t>)</w:t>
-      </w:r>
-      <w:r>
-        <w:br/>
-      </w:r>
-      <w:r>
-        <w:rPr>
-          <w:rStyle w:val="NormalTok"/>
-        </w:rPr>
-        <w:t xml:space="preserve">  </w:t>
-      </w:r>
-      <w:r>
-        <w:rPr>
-          <w:rStyle w:val="FunctionTok"/>
-        </w:rPr>
-        <w:t>cat</w:t>
-      </w:r>
-      <w:r>
-        <w:rPr>
-          <w:rStyle w:val="NormalTok"/>
-        </w:rPr>
-        <w:t>(</w:t>
-      </w:r>
-      <w:r>
-        <w:rPr>
-          <w:rStyle w:val="StringTok"/>
-        </w:rPr>
-        <w:t>"Difference:"</w:t>
-      </w:r>
-      <w:r>
-        <w:rPr>
-          <w:rStyle w:val="NormalTok"/>
-        </w:rPr>
-        <w:t xml:space="preserve">, </w:t>
-      </w:r>
-      <w:r>
-        <w:rPr>
-          <w:rStyle w:val="FunctionTok"/>
-        </w:rPr>
-        <w:t>format</w:t>
-      </w:r>
-      <w:r>
-        <w:rPr>
-          <w:rStyle w:val="NormalTok"/>
-        </w:rPr>
-        <w:t xml:space="preserve">(area_diff_pct, </w:t>
-      </w:r>
-      <w:r>
-        <w:rPr>
-          <w:rStyle w:val="AttributeTok"/>
-        </w:rPr>
-        <w:t>digits =</w:t>
-      </w:r>
-      <w:r>
-        <w:rPr>
-          <w:rStyle w:val="NormalTok"/>
-        </w:rPr>
-        <w:t xml:space="preserve"> </w:t>
-      </w:r>
-      <w:r>
-        <w:rPr>
-          <w:rStyle w:val="DecValTok"/>
-        </w:rPr>
-        <w:t>4</w:t>
-      </w:r>
-      <w:r>
-        <w:rPr>
-          <w:rStyle w:val="NormalTok"/>
-        </w:rPr>
-        <w:t xml:space="preserve">), </w:t>
-      </w:r>
-      <w:r>
-        <w:rPr>
-          <w:rStyle w:val="StringTok"/>
-        </w:rPr>
-        <w:t>"%</w:t>
-      </w:r>
-      <w:r>
-        <w:rPr>
-          <w:rStyle w:val="SpecialCharTok"/>
-        </w:rPr>
-        <w:t>\n</w:t>
-      </w:r>
-      <w:r>
-        <w:rPr>
-          <w:rStyle w:val="StringTok"/>
-        </w:rPr>
-        <w:t>"</w:t>
-      </w:r>
-      <w:r>
-        <w:rPr>
-          <w:rStyle w:val="NormalTok"/>
-        </w:rPr>
-        <w:t>)</w:t>
-      </w:r>
-      <w:r>
-        <w:br/>
-      </w:r>
-      <w:r>
-        <w:rPr>
-          <w:rStyle w:val="NormalTok"/>
-        </w:rPr>
         <w:t xml:space="preserve">  </w:t>
       </w:r>
       <w:r>
@@ -12507,7 +12507,7 @@
         <w:rPr>
           <w:noProof/>
         </w:rPr>
-        <w:pict w14:anchorId="5299B3D4">
+        <w:pict w14:anchorId="00EBAEDE">
           <v:rect id="_x0000_i1028" alt="" style="width:468pt;height:.05pt;mso-width-percent:0;mso-height-percent:0;mso-width-percent:0;mso-height-percent:0" o:hralign="center" o:hrstd="t" o:hr="t"/>
         </w:pict>
       </w:r>
@@ -14945,7 +14945,7 @@
         <w:rPr>
           <w:noProof/>
         </w:rPr>
-        <w:pict w14:anchorId="4053D11C">
+        <w:pict w14:anchorId="40CA24F4">
           <v:rect id="_x0000_i1027" alt="" style="width:468pt;height:.05pt;mso-width-percent:0;mso-height-percent:0;mso-width-percent:0;mso-height-percent:0" o:hralign="center" o:hrstd="t" o:hr="t"/>
         </w:pict>
       </w:r>
@@ -15040,7 +15040,7 @@
         <w:rPr>
           <w:noProof/>
         </w:rPr>
-        <w:pict w14:anchorId="73B81E33">
+        <w:pict w14:anchorId="25E13D1A">
           <v:rect id="_x0000_i1026" alt="" style="width:468pt;height:.05pt;mso-width-percent:0;mso-height-percent:0;mso-width-percent:0;mso-height-percent:0" o:hralign="center" o:hrstd="t" o:hr="t"/>
         </w:pict>
       </w:r>
@@ -15079,7 +15079,7 @@
         <w:rPr>
           <w:noProof/>
         </w:rPr>
-        <w:pict w14:anchorId="5E94F4E1">
+        <w:pict w14:anchorId="06DAD31B">
           <v:rect id="_x0000_i1025" alt="" style="width:468pt;height:.05pt;mso-width-percent:0;mso-height-percent:0;mso-width-percent:0;mso-height-percent:0" o:hralign="center" o:hrstd="t" o:hr="t"/>
         </w:pict>
       </w:r>
@@ -17546,11 +17546,15 @@
     <w:name w:val="Compact"/>
     <w:basedOn w:val="BodyText"/>
     <w:qFormat/>
-    <w:rsid w:val="0020096B"/>
+    <w:rsid w:val="00937974"/>
     <w:pPr>
       <w:adjustRightInd w:val="0"/>
       <w:spacing w:before="0" w:after="0"/>
     </w:pPr>
+    <w:rPr>
+      <w:rFonts w:ascii="Aptos Narrow" w:hAnsi="Aptos Narrow"/>
+      <w:sz w:val="18"/>
+    </w:rPr>
   </w:style>
   <w:style w:type="paragraph" w:styleId="Title">
     <w:name w:val="Title"/>
